--- a/docs/legal/dist/sponsorship-agreement.docx
+++ b/docs/legal/dist/sponsorship-agreement.docx
@@ -87,93 +87,6 @@
       <w:tr>
         <w:tc>
           <w:tcPr>
-            <w:tcW w:type="dxa" w:w="9906"/>
-            <w:gridSpan w:val="2"/>
-            <w:tcMar>
-              <w:top w:type="dxa" w:w="80"/>
-              <w:left w:type="dxa" w:w="100"/>
-              <w:bottom w:type="dxa" w:w="80"/>
-              <w:right w:type="dxa" w:w="100"/>
-            </w:tcMar>
-          </w:tcPr>
-          <w:p>
-            <w:pPr>
-              <w:spacing w:after="80"/>
-            </w:pPr>
-            <w:r>
-              <w:rPr>
-                <w:rFonts w:ascii="Arial" w:cs="Arial" w:eastAsia="Arial" w:hAnsi="Arial"/>
-                <w:color w:val="5A6A72"/>
-                <w:sz w:val="16"/>
-                <w:szCs w:val="16"/>
-              </w:rPr>
-              <w:t xml:space="preserve">Draft of the agreement the association signs with every sponsor and of the internal rules behind it. Sponsorship funds the Operations Fund and, per the team guide, "pays our salaries so donations don't have to"; it is a contract with deliverables, never a donation, which is why the Donation policy (Art. 10), the conflict-of-interest policy (Art. 7), the Chapter Rules (Art. 15) and the Grants criteria all keep it apart from gifts. Part A is the agreement template with its three annexes; Part B is the internal rules (packages, who negotiates and signs, ethics screening, delivery, invoicing, records); Part C lists checks, parameters and platform notes. Montenegrin is the operative text; the English under each article is a translation. Drafted 2026-09-21 from the team guide (tier sheet, the four things every sponsor gets back, the tax and VAT points), the brief and the sponsors table. </w:t>
-            </w:r>
-            <w:r>
-              <w:rPr>
-                <w:rFonts w:ascii="Arial" w:cs="Arial" w:eastAsia="Arial" w:hAnsi="Arial"/>
-                <w:b/>
-                <w:bCs/>
-                <w:color w:val="5A6A72"/>
-                <w:sz w:val="16"/>
-                <w:szCs w:val="16"/>
-              </w:rPr>
-              <w:t xml:space="preserve">The lawyer and the accountant review before the first signature</w:t>
-            </w:r>
-            <w:r>
-              <w:rPr>
-                <w:rFonts w:ascii="Arial" w:cs="Arial" w:eastAsia="Arial" w:hAnsi="Arial"/>
-                <w:color w:val="5A6A72"/>
-                <w:sz w:val="16"/>
-                <w:szCs w:val="16"/>
-              </w:rPr>
-              <w:t xml:space="preserve">, in particular VAT and invoicing (Articles 5 and 15) and the tax-deduction claim (Article 16). Bracketed values are parameters; the tier amounts are the team guide's own sheet, shown as its proposal and not as adopted prices.</w:t>
-            </w:r>
-          </w:p>
-        </w:tc>
-      </w:tr>
-      <w:tr>
-        <w:tc>
-          <w:tcPr>
-            <w:tcW w:type="dxa" w:w="9906"/>
-            <w:gridSpan w:val="2"/>
-            <w:tcMar>
-              <w:top w:type="dxa" w:w="80"/>
-              <w:left w:type="dxa" w:w="100"/>
-              <w:bottom w:type="dxa" w:w="80"/>
-              <w:right w:type="dxa" w:w="100"/>
-            </w:tcMar>
-          </w:tcPr>
-          <w:p>
-            <w:pPr>
-              <w:spacing w:after="80"/>
-            </w:pPr>
-            <w:r>
-              <w:rPr>
-                <w:rFonts w:ascii="Arial" w:cs="Arial" w:eastAsia="Arial" w:hAnsi="Arial"/>
-                <w:b/>
-                <w:bCs/>
-                <w:color w:val="5A6A72"/>
-                <w:sz w:val="16"/>
-                <w:szCs w:val="16"/>
-              </w:rPr>
-              <w:t xml:space="preserve">Decisions embedded here, from the team guide and the policies:</w:t>
-            </w:r>
-            <w:r>
-              <w:rPr>
-                <w:rFonts w:ascii="Arial" w:cs="Arial" w:eastAsia="Arial" w:hAnsi="Arial"/>
-                <w:color w:val="5A6A72"/>
-                <w:sz w:val="16"/>
-                <w:szCs w:val="16"/>
-              </w:rPr>
-              <w:t xml:space="preserve"> sponsorship goes to the Operations Fund and is published in the ledger; a sponsor never influences who receives funds; every package includes a report within 30 days, an employee team slot and an invitation to the handover; in-kind sponsorship is valued and recognised like cash; the Executive Director signs; the Board sets the packages and the excluded industries.</w:t>
-            </w:r>
-          </w:p>
-        </w:tc>
-      </w:tr>
-      <w:tr>
-        <w:tc>
-          <w:tcPr>
             <w:tcW w:type="dxa" w:w="4953"/>
             <w:shd w:fill="E3EBED" w:color="auto" w:val="clear"/>
             <w:tcMar>
@@ -226,8 +139,7 @@
       <w:tr>
         <w:tc>
           <w:tcPr>
-            <w:tcW w:type="dxa" w:w="9906"/>
-            <w:gridSpan w:val="2"/>
+            <w:tcW w:type="dxa" w:w="4953"/>
             <w:tcMar>
               <w:top w:type="dxa" w:w="80"/>
               <w:left w:type="dxa" w:w="100"/>
@@ -247,16 +159,13 @@
                 <w:sz w:val="18"/>
                 <w:szCs w:val="18"/>
               </w:rPr>
-              <w:t xml:space="preserve">UGOVOR O SPONZORSTVU broj [[PLACEHOLDER]]</w:t>
-            </w:r>
-          </w:p>
-        </w:tc>
-      </w:tr>
-      <w:tr>
-        <w:tc>
-          <w:tcPr>
-            <w:tcW w:type="dxa" w:w="9906"/>
-            <w:gridSpan w:val="2"/>
+              <w:t xml:space="preserve">UGOVOR O SPONZORSTVU broj [[PLACEHOLDER: broj ugovora]]</w:t>
+            </w:r>
+          </w:p>
+        </w:tc>
+        <w:tc>
+          <w:tcPr>
+            <w:tcW w:type="dxa" w:w="4953"/>
             <w:tcMar>
               <w:top w:type="dxa" w:w="80"/>
               <w:left w:type="dxa" w:w="100"/>
@@ -271,12 +180,27 @@
             <w:r>
               <w:rPr>
                 <w:rFonts w:ascii="Arial" w:cs="Arial" w:eastAsia="Arial" w:hAnsi="Arial"/>
+                <w:b/>
+                <w:bCs/>
                 <w:sz w:val="18"/>
                 <w:szCs w:val="18"/>
               </w:rPr>
-              <w:t xml:space="preserve">zaključen dana [datum] u Tivtu između:</w:t>
-            </w:r>
-          </w:p>
+              <w:t xml:space="preserve">SPONSORSHIP AGREEMENT No. [[PLACEHOLDER: contract number]]</w:t>
+            </w:r>
+          </w:p>
+        </w:tc>
+      </w:tr>
+      <w:tr>
+        <w:tc>
+          <w:tcPr>
+            <w:tcW w:type="dxa" w:w="4953"/>
+            <w:tcMar>
+              <w:top w:type="dxa" w:w="80"/>
+              <w:left w:type="dxa" w:w="100"/>
+              <w:bottom w:type="dxa" w:w="80"/>
+              <w:right w:type="dxa" w:w="100"/>
+            </w:tcMar>
+          </w:tcPr>
           <w:p>
             <w:pPr>
               <w:spacing w:after="100"/>
@@ -287,9 +211,20 @@
                 <w:sz w:val="18"/>
                 <w:szCs w:val="18"/>
               </w:rPr>
-              <w:t xml:space="preserve">Nevladinog udruženja „Santamore“, [[PLACEHOLDER: adresa, Tivat]], registarski broj [[PLACEHOLDER]], PIB [[PLACEHOLDER]], [[PLACEHOLDER: PDV broj ili „nije obveznik PDV-a“]], račun [[PLACEHOLDER: IBAN]], koje zastupa [ime i prezime], Izvršni direktor (u daljem tekstu: udruženje), i</w:t>
-            </w:r>
-          </w:p>
+              <w:t xml:space="preserve">zaključen dana [datum] u Tivtu između:</w:t>
+            </w:r>
+          </w:p>
+        </w:tc>
+        <w:tc>
+          <w:tcPr>
+            <w:tcW w:type="dxa" w:w="4953"/>
+            <w:tcMar>
+              <w:top w:type="dxa" w:w="80"/>
+              <w:left w:type="dxa" w:w="100"/>
+              <w:bottom w:type="dxa" w:w="80"/>
+              <w:right w:type="dxa" w:w="100"/>
+            </w:tcMar>
+          </w:tcPr>
           <w:p>
             <w:pPr>
               <w:spacing w:after="100"/>
@@ -300,7 +235,107 @@
                 <w:sz w:val="18"/>
                 <w:szCs w:val="18"/>
               </w:rPr>
+              <w:t xml:space="preserve">concluded on [date] in Tivat between:</w:t>
+            </w:r>
+          </w:p>
+        </w:tc>
+      </w:tr>
+      <w:tr>
+        <w:tc>
+          <w:tcPr>
+            <w:tcW w:type="dxa" w:w="4953"/>
+            <w:tcMar>
+              <w:top w:type="dxa" w:w="80"/>
+              <w:left w:type="dxa" w:w="100"/>
+              <w:bottom w:type="dxa" w:w="80"/>
+              <w:right w:type="dxa" w:w="100"/>
+            </w:tcMar>
+          </w:tcPr>
+          <w:p>
+            <w:pPr>
+              <w:spacing w:after="100"/>
+            </w:pPr>
+            <w:r>
+              <w:rPr>
+                <w:rFonts w:ascii="Arial" w:cs="Arial" w:eastAsia="Arial" w:hAnsi="Arial"/>
+                <w:sz w:val="18"/>
+                <w:szCs w:val="18"/>
+              </w:rPr>
+              <w:t xml:space="preserve">Nevladinog udruženja „Santamore“, Teuta 113, Porto Montenegro, 85320 Tivat, registarski broj [[PLACEHOLDER: registarski broj]], PIB [[PLACEHOLDER: PIB]], [[PLACEHOLDER: PDV broj ili „nije obveznik PDV-a“]], račun [[PLACEHOLDER: IBAN]], koje zastupa [ime i prezime], Izvršni direktor (u daljem tekstu: udruženje), i</w:t>
+            </w:r>
+          </w:p>
+        </w:tc>
+        <w:tc>
+          <w:tcPr>
+            <w:tcW w:type="dxa" w:w="4953"/>
+            <w:tcMar>
+              <w:top w:type="dxa" w:w="80"/>
+              <w:left w:type="dxa" w:w="100"/>
+              <w:bottom w:type="dxa" w:w="80"/>
+              <w:right w:type="dxa" w:w="100"/>
+            </w:tcMar>
+          </w:tcPr>
+          <w:p>
+            <w:pPr>
+              <w:spacing w:after="100"/>
+            </w:pPr>
+            <w:r>
+              <w:rPr>
+                <w:rFonts w:ascii="Arial" w:cs="Arial" w:eastAsia="Arial" w:hAnsi="Arial"/>
+                <w:sz w:val="18"/>
+                <w:szCs w:val="18"/>
+              </w:rPr>
+              <w:t xml:space="preserve">the Non-governmental association “Santamore”, Teuta 113, Porto Montenegro, 85320 Tivat, registration number [[PLACEHOLDER: registration number]], PIB [[PLACEHOLDER: PIB]], [[PLACEHOLDER: VAT number or “not registered for VAT”]], account [[PLACEHOLDER: IBAN]], represented by [first name and surname], Executive Director (hereinafter: the association), and</w:t>
+            </w:r>
+          </w:p>
+        </w:tc>
+      </w:tr>
+      <w:tr>
+        <w:tc>
+          <w:tcPr>
+            <w:tcW w:type="dxa" w:w="4953"/>
+            <w:tcMar>
+              <w:top w:type="dxa" w:w="80"/>
+              <w:left w:type="dxa" w:w="100"/>
+              <w:bottom w:type="dxa" w:w="80"/>
+              <w:right w:type="dxa" w:w="100"/>
+            </w:tcMar>
+          </w:tcPr>
+          <w:p>
+            <w:pPr>
+              <w:spacing w:after="100"/>
+            </w:pPr>
+            <w:r>
+              <w:rPr>
+                <w:rFonts w:ascii="Arial" w:cs="Arial" w:eastAsia="Arial" w:hAnsi="Arial"/>
+                <w:sz w:val="18"/>
+                <w:szCs w:val="18"/>
+              </w:rPr>
               <w:t xml:space="preserve">[naziv privrednog društva ili lica], [adresa], registarski broj [broj], PIB [broj], PDV broj [broj], koje zastupa [ime i prezime, funkcija] (u daljem tekstu: sponzor).</w:t>
+            </w:r>
+          </w:p>
+        </w:tc>
+        <w:tc>
+          <w:tcPr>
+            <w:tcW w:type="dxa" w:w="4953"/>
+            <w:tcMar>
+              <w:top w:type="dxa" w:w="80"/>
+              <w:left w:type="dxa" w:w="100"/>
+              <w:bottom w:type="dxa" w:w="80"/>
+              <w:right w:type="dxa" w:w="100"/>
+            </w:tcMar>
+          </w:tcPr>
+          <w:p>
+            <w:pPr>
+              <w:spacing w:after="100"/>
+            </w:pPr>
+            <w:r>
+              <w:rPr>
+                <w:rFonts w:ascii="Arial" w:cs="Arial" w:eastAsia="Arial" w:hAnsi="Arial"/>
+                <w:sz w:val="18"/>
+                <w:szCs w:val="18"/>
+              </w:rPr>
+              <w:t xml:space="preserve">[name of the company or person], [address], registration number [number], PIB [number], VAT number [number], represented by [first name and surname, position] (hereinafter: the sponsor).</w:t>
             </w:r>
           </w:p>
         </w:tc>
@@ -352,7 +387,7 @@
                 <w:sz w:val="20"/>
                 <w:szCs w:val="20"/>
               </w:rPr>
-              <w:t xml:space="preserve">Article 1. Subject.</w:t>
+              <w:t xml:space="preserve">Article 1 — Subject</w:t>
             </w:r>
           </w:p>
         </w:tc>
@@ -381,6 +416,17 @@
               <w:t xml:space="preserve">Sponzor se obavezuje da udruženju plati sponzorski iznos, odnosno pruži robu ili usluge iz člana 4, a udruženje se obavezuje da sponzoru pruži protivusluge promotivne prirode iz Priloga 1 (paket), u vezi sa [naziv događaja i datum / programom udruženja za godinu / kampanjom], u skladu sa ovim ugovorom.</w:t>
             </w:r>
           </w:p>
+        </w:tc>
+        <w:tc>
+          <w:tcPr>
+            <w:tcW w:type="dxa" w:w="4953"/>
+            <w:tcMar>
+              <w:top w:type="dxa" w:w="80"/>
+              <w:left w:type="dxa" w:w="100"/>
+              <w:bottom w:type="dxa" w:w="80"/>
+              <w:right w:type="dxa" w:w="100"/>
+            </w:tcMar>
+          </w:tcPr>
           <w:p>
             <w:pPr>
               <w:spacing w:after="100"/>
@@ -391,10 +437,12 @@
                 <w:sz w:val="18"/>
                 <w:szCs w:val="18"/>
               </w:rPr>
-              <w:t xml:space="preserve">Sponzorstvo je ugovor sa protivuslugom i nije donacija. Sponzorski iznos ulazi u Operativni fond udruženja i koristi se za organizaciju događaja i rad udruženja; ne ulazi u Fond za pomoć i ne isplaćuje se korisnicima. Udruženje sponzorstvo objavljuje u javnom registru sa nazivom sponzora, iznosom ili vrijednošću i namjenom.</w:t>
-            </w:r>
-          </w:p>
-        </w:tc>
+              <w:t xml:space="preserve">The sponsor undertakes to pay the association the sponsorship sum, or to provide the goods or services in Article 4, and the association undertakes to provide the sponsor with the promotional consideration in Annex 1 (the package), in connection with [name and date of the event / the association's programme for the year / the campaign], in accordance with this agreement.</w:t>
+            </w:r>
+          </w:p>
+        </w:tc>
+      </w:tr>
+      <w:tr>
         <w:tc>
           <w:tcPr>
             <w:tcW w:type="dxa" w:w="4953"/>
@@ -412,20 +460,34 @@
             <w:r>
               <w:rPr>
                 <w:rFonts w:ascii="Arial" w:cs="Arial" w:eastAsia="Arial" w:hAnsi="Arial"/>
-                <w:i/>
-                <w:iCs/>
                 <w:sz w:val="18"/>
                 <w:szCs w:val="18"/>
               </w:rPr>
-              <w:t xml:space="preserve">Article 1. Subject.</w:t>
-            </w:r>
+              <w:t xml:space="preserve">Sponzorstvo je ugovor sa protivuslugom i nije donacija. Sponzorski iznos ulazi u Operativni fond udruženja i koristi se za organizaciju događaja i rad udruženja; ne ulazi u Fond za pomoć i ne isplaćuje se korisnicima. Udruženje sponzorstvo objavljuje u javnom registru sa nazivom sponzora, iznosom ili vrijednošću i namjenom.</w:t>
+            </w:r>
+          </w:p>
+        </w:tc>
+        <w:tc>
+          <w:tcPr>
+            <w:tcW w:type="dxa" w:w="4953"/>
+            <w:tcMar>
+              <w:top w:type="dxa" w:w="80"/>
+              <w:left w:type="dxa" w:w="100"/>
+              <w:bottom w:type="dxa" w:w="80"/>
+              <w:right w:type="dxa" w:w="100"/>
+            </w:tcMar>
+          </w:tcPr>
+          <w:p>
+            <w:pPr>
+              <w:spacing w:after="100"/>
+            </w:pPr>
             <w:r>
               <w:rPr>
                 <w:rFonts w:ascii="Arial" w:cs="Arial" w:eastAsia="Arial" w:hAnsi="Arial"/>
                 <w:sz w:val="18"/>
                 <w:szCs w:val="18"/>
               </w:rPr>
-              <w:t xml:space="preserve"> The sponsor pays the sponsorship sum or provides the goods or services in Article 4; the association provides the promotional consideration in Annex 1 (the package) for the named event, annual programme or campaign. Sponsorship is a contract with consideration, not a donation; it goes to the Operations Fund for organising and running the association, never to the Impact Fund or beneficiaries; it is published in the ledger with the sponsor's name, amount or value and purpose.</w:t>
+              <w:t xml:space="preserve">Sponsorship is a contract with consideration and is not a donation. The sponsorship sum goes to the association's Operations Fund and is used for organising events and running the association; it does not go to the Impact Fund and is not paid out to beneficiaries. The association publishes the sponsorship in the public ledger with the sponsor's name, the amount or value and the purpose.</w:t>
             </w:r>
           </w:p>
         </w:tc>
@@ -477,7 +539,7 @@
                 <w:sz w:val="20"/>
                 <w:szCs w:val="20"/>
               </w:rPr>
-              <w:t xml:space="preserve">Article 2. Package and consideration.</w:t>
+              <w:t xml:space="preserve">Article 2 — Package and consideration</w:t>
             </w:r>
           </w:p>
         </w:tc>
@@ -506,6 +568,17 @@
               <w:t xml:space="preserve">Protivusluge udruženja utvrđene su u Prilogu 1 po nivou paketa [Core Cost Partner / Title Partner / Gold / Silver / Local Business / Match Partner / In kind]. Svaki paket obuhvata najmanje: izvještaj sponzoru u roku od 30 dana od događaja (fotografije sa ljudima sponzora, broj učesnika, medijska pokrivenost, prikupljena sredstva i gdje su otišla); mjesto za tim zaposlenih sponzora na platformi udruženja; poziv na javnu predaju sredstava korisnicima.</w:t>
             </w:r>
           </w:p>
+        </w:tc>
+        <w:tc>
+          <w:tcPr>
+            <w:tcW w:type="dxa" w:w="4953"/>
+            <w:tcMar>
+              <w:top w:type="dxa" w:w="80"/>
+              <w:left w:type="dxa" w:w="100"/>
+              <w:bottom w:type="dxa" w:w="80"/>
+              <w:right w:type="dxa" w:w="100"/>
+            </w:tcMar>
+          </w:tcPr>
           <w:p>
             <w:pPr>
               <w:spacing w:after="100"/>
@@ -516,10 +589,12 @@
                 <w:sz w:val="18"/>
                 <w:szCs w:val="18"/>
               </w:rPr>
-              <w:t xml:space="preserve">Udruženje protivusluge pruža u dogovorenom obliku, na dogovorenim mjestima i u dogovorenom periodu, sa dužnom pažnjom, i evidentira izvršenje svake stavke. Ako neku stavku ne može pružiti (na primjer zbog otkazivanja događaja), primjenjuje se član 9.</w:t>
-            </w:r>
-          </w:p>
-        </w:tc>
+              <w:t xml:space="preserve">The association's consideration is set out in Annex 1 by package tier [Core Cost Partner / Title Partner / Gold / Silver / Local Business / Match Partner / In kind]. Every package includes at least: a report to the sponsor within 30 days of the event (photographs with the sponsor's people, the number of participants, media coverage, the funds raised and where they went); a slot for a team of the sponsor's employees on the association's platform; an invitation to the public handover of funds to beneficiaries.</w:t>
+            </w:r>
+          </w:p>
+        </w:tc>
+      </w:tr>
+      <w:tr>
         <w:tc>
           <w:tcPr>
             <w:tcW w:type="dxa" w:w="4953"/>
@@ -537,20 +612,34 @@
             <w:r>
               <w:rPr>
                 <w:rFonts w:ascii="Arial" w:cs="Arial" w:eastAsia="Arial" w:hAnsi="Arial"/>
-                <w:i/>
-                <w:iCs/>
                 <w:sz w:val="18"/>
                 <w:szCs w:val="18"/>
               </w:rPr>
-              <w:t xml:space="preserve">Article 2. Package and consideration.</w:t>
-            </w:r>
+              <w:t xml:space="preserve">Udruženje protivusluge pruža u dogovorenom obliku, na dogovorenim mjestima i u dogovorenom periodu, sa dužnom pažnjom, i evidentira izvršenje svake stavke. Ako neku stavku ne može pružiti (na primjer zbog otkazivanja događaja), primjenjuje se član 9.</w:t>
+            </w:r>
+          </w:p>
+        </w:tc>
+        <w:tc>
+          <w:tcPr>
+            <w:tcW w:type="dxa" w:w="4953"/>
+            <w:tcMar>
+              <w:top w:type="dxa" w:w="80"/>
+              <w:left w:type="dxa" w:w="100"/>
+              <w:bottom w:type="dxa" w:w="80"/>
+              <w:right w:type="dxa" w:w="100"/>
+            </w:tcMar>
+          </w:tcPr>
+          <w:p>
+            <w:pPr>
+              <w:spacing w:after="100"/>
+            </w:pPr>
             <w:r>
               <w:rPr>
                 <w:rFonts w:ascii="Arial" w:cs="Arial" w:eastAsia="Arial" w:hAnsi="Arial"/>
                 <w:sz w:val="18"/>
                 <w:szCs w:val="18"/>
               </w:rPr>
-              <w:t xml:space="preserve"> Consideration is set in Annex 1 by tier; every package includes at least a report within 30 days of the event (photos with the sponsor's people, participation numbers, media coverage, funds raised and where they went), an employee team slot on the platform, and an invitation to the public handover. Delivery in the agreed form, places and period, with each item logged; Article 9 applies where an item cannot be delivered.</w:t>
+              <w:t xml:space="preserve">The association provides the consideration in the agreed form, at the agreed places and in the agreed period, with due care, and records the delivery of every item. If it cannot provide an item (for example because the event is cancelled), Article 9 applies.</w:t>
             </w:r>
           </w:p>
         </w:tc>
@@ -602,7 +691,7 @@
                 <w:sz w:val="20"/>
                 <w:szCs w:val="20"/>
               </w:rPr>
-              <w:t xml:space="preserve">Article 3. What sponsorship does not buy.</w:t>
+              <w:t xml:space="preserve">Article 3 — What sponsorship does not give</w:t>
             </w:r>
           </w:p>
         </w:tc>
@@ -628,9 +717,20 @@
                 <w:sz w:val="18"/>
                 <w:szCs w:val="18"/>
               </w:rPr>
-              <w:t xml:space="preserve">Sponzorstvo ne daje sponzoru: uticaj na to ko dobija sredstva udruženja, što odlučuje isključivo Komisija za dodjelu sredstava po objavljenim kriterijumima; uticaj na izbor korisnika, zaposlenih, članova organa ni dobavljača; pristup podacima o donatorima, učesnicima, korisnicima ni volonterima; pravo da udruženje promoviše proizvode ili poruke suprotne ciljevima udruženja, Kodeksu ponašanja ili Politici zaštite djece; ekskluzivnost, osim ako je izričito ugovorena u Prilogu 1; pravo da naziv, znak ili materijale udruženja koristi van člana 6.</w:t>
-            </w:r>
-          </w:p>
+              <w:t xml:space="preserve">Sponzorstvo ne daje sponzoru: uticaj na to ko dobija sredstva udruženja, o čemu odlučuje isključivo Komisija za dodjelu sredstava po objavljenim kriterijumima; uticaj na izbor korisnika, zaposlenih, članova organa ni dobavljača; pristup podacima o donatorima, učesnicima, korisnicima ni volonterima; pravo da udruženje promoviše proizvode ili poruke suprotne ciljevima udruženja, Kodeksu ponašanja ili Politici zaštite djece; ekskluzivnost, osim ako je izričito ugovorena u Prilogu 1; pravo da naziv, znak ili materijale udruženja koristi van člana 6.</w:t>
+            </w:r>
+          </w:p>
+        </w:tc>
+        <w:tc>
+          <w:tcPr>
+            <w:tcW w:type="dxa" w:w="4953"/>
+            <w:tcMar>
+              <w:top w:type="dxa" w:w="80"/>
+              <w:left w:type="dxa" w:w="100"/>
+              <w:bottom w:type="dxa" w:w="80"/>
+              <w:right w:type="dxa" w:w="100"/>
+            </w:tcMar>
+          </w:tcPr>
           <w:p>
             <w:pPr>
               <w:spacing w:after="100"/>
@@ -641,10 +741,12 @@
                 <w:sz w:val="18"/>
                 <w:szCs w:val="18"/>
               </w:rPr>
-              <w:t xml:space="preserve">Udruženje zadržava pravo da odbije ili prekine prikazivanje sponzorskog materijala koji je nezakonit, uvredljiv, usmjeren na djecu na neprimjeren način, ili u suprotnosti sa članom 12.</w:t>
-            </w:r>
-          </w:p>
-        </w:tc>
+              <w:t xml:space="preserve">Sponsorship does not give the sponsor: influence over who receives the association's funds, which the Grants Committee alone decides under the published criteria; influence over the choice of beneficiaries, staff, members of bodies or suppliers; access to data on donors, participants, beneficiaries or volunteers; the right to have the association promote products or messages contrary to the association's goals, the Code of Conduct or the Child Safeguarding Policy; exclusivity, unless expressly agreed in Annex 1; the right to use the association's name, mark or materials beyond Article 6.</w:t>
+            </w:r>
+          </w:p>
+        </w:tc>
+      </w:tr>
+      <w:tr>
         <w:tc>
           <w:tcPr>
             <w:tcW w:type="dxa" w:w="4953"/>
@@ -662,20 +764,34 @@
             <w:r>
               <w:rPr>
                 <w:rFonts w:ascii="Arial" w:cs="Arial" w:eastAsia="Arial" w:hAnsi="Arial"/>
-                <w:i/>
-                <w:iCs/>
                 <w:sz w:val="18"/>
                 <w:szCs w:val="18"/>
               </w:rPr>
-              <w:t xml:space="preserve">Article 3. What sponsorship does not buy.</w:t>
-            </w:r>
+              <w:t xml:space="preserve">Udruženje zadržava pravo da odbije ili prekine prikazivanje sponzorskog materijala koji je nezakonit, uvredljiv, usmjeren na djecu na neprimjeren način, ili u suprotnosti sa članom 12.</w:t>
+            </w:r>
+          </w:p>
+        </w:tc>
+        <w:tc>
+          <w:tcPr>
+            <w:tcW w:type="dxa" w:w="4953"/>
+            <w:tcMar>
+              <w:top w:type="dxa" w:w="80"/>
+              <w:left w:type="dxa" w:w="100"/>
+              <w:bottom w:type="dxa" w:w="80"/>
+              <w:right w:type="dxa" w:w="100"/>
+            </w:tcMar>
+          </w:tcPr>
+          <w:p>
+            <w:pPr>
+              <w:spacing w:after="100"/>
+            </w:pPr>
             <w:r>
               <w:rPr>
                 <w:rFonts w:ascii="Arial" w:cs="Arial" w:eastAsia="Arial" w:hAnsi="Arial"/>
                 <w:sz w:val="18"/>
                 <w:szCs w:val="18"/>
               </w:rPr>
-              <w:t xml:space="preserve"> No influence over who receives funds (the Grants Committee alone, under published criteria), over beneficiaries, staff, officers or suppliers; no access to donor, participant, beneficiary or volunteer data; no promotion of products or messages contrary to the association's goals, Code of conduct or safeguarding policy; no exclusivity unless expressly agreed in Annex 1; no use of the name, mark or materials beyond Article 6. The association may refuse or stop sponsor material that is unlawful, offensive, inappropriately aimed at children or contrary to Article 12.</w:t>
+              <w:t xml:space="preserve">The association reserves the right to refuse or stop displaying sponsor material that is unlawful, offensive, aimed at children in an inappropriate way, or contrary to Article 12.</w:t>
             </w:r>
           </w:p>
         </w:tc>
@@ -727,7 +843,7 @@
                 <w:sz w:val="20"/>
                 <w:szCs w:val="20"/>
               </w:rPr>
-              <w:t xml:space="preserve">Article 4. Sum, goods and services.</w:t>
+              <w:t xml:space="preserve">Article 4 — Sponsorship sum, goods and services</w:t>
             </w:r>
           </w:p>
         </w:tc>
@@ -756,6 +872,17 @@
               <w:t xml:space="preserve">Sponzorski iznos je [iznos] EUR [[PLACEHOLDER: bez PDV-a / sa PDV-om, prema mišljenju računovođe]], plativ [jednokratno / u ratama: datumi] na račun udruženja iz zaglavlja, na osnovu računa udruženja, u roku od [[PLACEHOLDER: broj, npr. 15]] dana od prijema računa. Za Match Partner: sponzor uplaćuje iznos jednak donacijama prikupljenim u periodu [datum i vrijeme od–do], najviše do [iznos] EUR, u roku od 15 dana od dostavljanja obračuna iz javnog registra.</w:t>
             </w:r>
           </w:p>
+        </w:tc>
+        <w:tc>
+          <w:tcPr>
+            <w:tcW w:type="dxa" w:w="4953"/>
+            <w:tcMar>
+              <w:top w:type="dxa" w:w="80"/>
+              <w:left w:type="dxa" w:w="100"/>
+              <w:bottom w:type="dxa" w:w="80"/>
+              <w:right w:type="dxa" w:w="100"/>
+            </w:tcMar>
+          </w:tcPr>
           <w:p>
             <w:pPr>
               <w:spacing w:after="100"/>
@@ -766,10 +893,12 @@
                 <w:sz w:val="18"/>
                 <w:szCs w:val="18"/>
               </w:rPr>
-              <w:t xml:space="preserve">Sponzorstvo u naturi: sponzor isporučuje [opis robe ili usluga, količina, rok, mjesto]. Strane saglasno utvrđuju vrijednost sponzorstva u naturi na [iznos] EUR radi paketa, evidencije i objave; ta vrijednost se ne fakturiše novčano, osim ako računovođa utvrdi da propisi traže drugačije. Roba mora biti ispravna i bezbjedna; usluge se pružaju sa pažnjom dobrog stručnjaka; za hranu, piće, medicinsku službu i mjerenje vremena sponzor obezbjeđuje propisane dozvole i osiguranje.</w:t>
-            </w:r>
-          </w:p>
-        </w:tc>
+              <w:t xml:space="preserve">The sponsorship sum is [amount] EUR [[PLACEHOLDER: excluding VAT / including VAT, per the accountant's opinion]], payable [in one instalment / in instalments: dates] to the association's account in the heading, against the association's invoice, within [[PLACEHOLDER: number, e.g. 15]] days of receipt of the invoice. For a Match Partner: the sponsor pays an amount equal to the donations collected in the period [date and time from–to], up to a maximum of [amount] EUR, within 15 days of delivery of the statement from the public ledger.</w:t>
+            </w:r>
+          </w:p>
+        </w:tc>
+      </w:tr>
+      <w:tr>
         <w:tc>
           <w:tcPr>
             <w:tcW w:type="dxa" w:w="4953"/>
@@ -787,20 +916,34 @@
             <w:r>
               <w:rPr>
                 <w:rFonts w:ascii="Arial" w:cs="Arial" w:eastAsia="Arial" w:hAnsi="Arial"/>
-                <w:i/>
-                <w:iCs/>
                 <w:sz w:val="18"/>
                 <w:szCs w:val="18"/>
               </w:rPr>
-              <w:t xml:space="preserve">Article 4. Sum, goods and services.</w:t>
-            </w:r>
+              <w:t xml:space="preserve">Sponzorstvo u naturi: sponzor isporučuje [opis robe ili usluga, količina, rok, mjesto]. Strane saglasno utvrđuju vrijednost sponzorstva u naturi na [iznos] EUR radi paketa, evidencije i objave; ta vrijednost se ne fakturiše novčano, osim ako računovođa utvrdi da propisi traže drugačije. Roba mora biti ispravna i bezbjedna; usluge se pružaju sa pažnjom dobrog stručnjaka; za hranu, piće, medicinsku službu i mjerenje vremena sponzor obezbjeđuje propisane dozvole i osiguranje.</w:t>
+            </w:r>
+          </w:p>
+        </w:tc>
+        <w:tc>
+          <w:tcPr>
+            <w:tcW w:type="dxa" w:w="4953"/>
+            <w:tcMar>
+              <w:top w:type="dxa" w:w="80"/>
+              <w:left w:type="dxa" w:w="100"/>
+              <w:bottom w:type="dxa" w:w="80"/>
+              <w:right w:type="dxa" w:w="100"/>
+            </w:tcMar>
+          </w:tcPr>
+          <w:p>
+            <w:pPr>
+              <w:spacing w:after="100"/>
+            </w:pPr>
             <w:r>
               <w:rPr>
                 <w:rFonts w:ascii="Arial" w:cs="Arial" w:eastAsia="Arial" w:hAnsi="Arial"/>
                 <w:sz w:val="18"/>
                 <w:szCs w:val="18"/>
               </w:rPr>
-              <w:t xml:space="preserve"> The sum, VAT treatment per the accountant, payment schedule against the association's invoice within a set number of days; Match Partner terms (equal to donations in a window, capped, paid on the ledger statement); in-kind sponsorship described with quantity, deadline and place, valued by agreement for the package, records and publication, not invoiced in money unless the accountant says otherwise, with quality, safety, permits and insurance duties on the sponsor for food, drink, medical, timing and similar services.</w:t>
+              <w:t xml:space="preserve">In-kind sponsorship: the sponsor delivers [description of the goods or services, quantity, deadline, place]. The parties agree the value of the in-kind sponsorship at [amount] EUR for the purposes of the package, the records and publication; that value is not invoiced in money, unless the accountant finds that the regulations require otherwise. Goods must be sound and safe; services are provided with the care of a good professional; for food, drink, medical services and timekeeping the sponsor obtains the required permits and insurance.</w:t>
             </w:r>
           </w:p>
         </w:tc>
@@ -852,7 +995,7 @@
                 <w:sz w:val="20"/>
                 <w:szCs w:val="20"/>
               </w:rPr>
-              <w:t xml:space="preserve">Article 5. Taxes and invoices.</w:t>
+              <w:t xml:space="preserve">Article 5 — Taxes and invoices</w:t>
             </w:r>
           </w:p>
         </w:tc>
@@ -878,7 +1021,7 @@
                 <w:sz w:val="18"/>
                 <w:szCs w:val="18"/>
               </w:rPr>
-              <w:t xml:space="preserve">Udruženje izdaje račun za sponzorstvo u skladu sa propisima Crne Gore. [[PLACEHOLDER: da li se na sponzorstvo obračunava PDV, da li je udruženje obveznik PDV-a i od kada, i da li prihod od sponzorstva podliježe porezu na dobit; potvrđuje računovođa, v. Dio C]]. Svaka strana snosi svoje poreze. Ako se propisi ili status udruženja promijene tako da utiču na PDV, strane usaglašavaju iznos tako da neto iznos za udruženje ostane isti, osim ako je drugačije ugovoreno.</w:t>
+              <w:t xml:space="preserve">Udruženje izdaje račun za sponzorstvo u skladu sa propisima Crne Gore. [[PLACEHOLDER: da li se na sponzorstvo obračunava PDV, da li je udruženje obveznik PDV-a i od kada, i da li prihod od sponzorstva podliježe porezu na dobit; potvrđuje računovođa]]. Svaka strana snosi svoje poreze. Ako se propisi ili status udruženja promijene tako da utiču na PDV, strane usaglašavaju iznos tako da neto iznos za udruženje ostane isti, osim ako je drugačije ugovoreno.</w:t>
             </w:r>
           </w:p>
         </w:tc>
@@ -899,20 +1042,10 @@
             <w:r>
               <w:rPr>
                 <w:rFonts w:ascii="Arial" w:cs="Arial" w:eastAsia="Arial" w:hAnsi="Arial"/>
-                <w:i/>
-                <w:iCs/>
                 <w:sz w:val="18"/>
                 <w:szCs w:val="18"/>
               </w:rPr>
-              <w:t xml:space="preserve">Article 5. Taxes and invoices.</w:t>
-            </w:r>
-            <w:r>
-              <w:rPr>
-                <w:rFonts w:ascii="Arial" w:cs="Arial" w:eastAsia="Arial" w:hAnsi="Arial"/>
-                <w:sz w:val="18"/>
-                <w:szCs w:val="18"/>
-              </w:rPr>
-              <w:t xml:space="preserve"> The association invoices under Montenegrin rules; VAT treatment, VAT registration status and profit-tax exposure are the accountant's to confirm; each side bears its own taxes; a change in rules or status affecting VAT leads to a net-neutral adjustment unless agreed otherwise.</w:t>
+              <w:t xml:space="preserve">The association issues an invoice for the sponsorship in accordance with the regulations of Montenegro. [[PLACEHOLDER: whether VAT is charged on sponsorship, whether the association is registered for VAT and from when, and whether sponsorship income is subject to profit tax; to be confirmed by the accountant]]. Each party bears its own taxes. If the regulations or the association's status change in a way that affects VAT, the parties adjust the amount so that the net amount for the association stays the same, unless agreed otherwise.</w:t>
             </w:r>
           </w:p>
         </w:tc>
@@ -964,7 +1097,7 @@
                 <w:sz w:val="20"/>
                 <w:szCs w:val="20"/>
               </w:rPr>
-              <w:t xml:space="preserve">Article 6. Names and marks.</w:t>
+              <w:t xml:space="preserve">Article 6 — Use of names and marks</w:t>
             </w:r>
           </w:p>
         </w:tc>
@@ -993,6 +1126,17 @@
               <w:t xml:space="preserve">Udruženje ima pravo da naziv i znak sponzora koristi za protivusluge iz Priloga 1, u obliku koji sponzor dostavi, bez izmjena, za vrijeme trajanja ugovora i u izvještajima i arhivi nakon toga. Sponzor ima pravo da za vrijeme trajanja ugovora navodi da je sponzor udruženja ili događaja i da koristi znak udruženja i oznaku iz Priloga 2 (na primjer „Zvanični partner Santamore Santa Run 2026“), u obliku i uz pravila iz Priloga 2, bez izmjena i bez utiska da udruženje preporučuje proizvode sponzora. Svaka druga upotreba naziva, znaka, fotografija ili materijala udruženja traži prethodno pisano odobrenje. Po prestanku ugovora sponzor prestaje sa novom upotrebom, a već objavljeni materijali mogu ostati.</w:t>
             </w:r>
           </w:p>
+        </w:tc>
+        <w:tc>
+          <w:tcPr>
+            <w:tcW w:type="dxa" w:w="4953"/>
+            <w:tcMar>
+              <w:top w:type="dxa" w:w="80"/>
+              <w:left w:type="dxa" w:w="100"/>
+              <w:bottom w:type="dxa" w:w="80"/>
+              <w:right w:type="dxa" w:w="100"/>
+            </w:tcMar>
+          </w:tcPr>
           <w:p>
             <w:pPr>
               <w:spacing w:after="100"/>
@@ -1003,10 +1147,12 @@
                 <w:sz w:val="18"/>
                 <w:szCs w:val="18"/>
               </w:rPr>
-              <w:t xml:space="preserve">Fotografije sa događaja koje udruženje dostavi sponzoru za izvještaj i objave sponzor koristi samo uz navođenje udruženja, samo za nekomercijalnu komunikaciju o sponzorstvu, i samo one za koje postoji saglasnost prikazanih lica; fotografije djece sponzor ne objavljuje bez posebnog pisanog odobrenja udruženja.</w:t>
-            </w:r>
-          </w:p>
-        </w:tc>
+              <w:t xml:space="preserve">The association has the right to use the sponsor's name and mark for the consideration in Annex 1, in the form the sponsor supplies, unaltered, for the term of the agreement and in reports and archives afterwards. The sponsor has the right, for the term of the agreement, to state that it is a sponsor of the association or the event and to use the association's mark and the designation in Annex 2 (for example “Official partner of Santamore Santa Run 2026”), in the form and under the rules in Annex 2, unaltered and without giving the impression that the association endorses the sponsor's products. Any other use of the association's name, mark, photographs or materials requires prior written approval. On termination of the agreement the sponsor ceases any new use, and material already published may remain.</w:t>
+            </w:r>
+          </w:p>
+        </w:tc>
+      </w:tr>
+      <w:tr>
         <w:tc>
           <w:tcPr>
             <w:tcW w:type="dxa" w:w="4953"/>
@@ -1024,20 +1170,34 @@
             <w:r>
               <w:rPr>
                 <w:rFonts w:ascii="Arial" w:cs="Arial" w:eastAsia="Arial" w:hAnsi="Arial"/>
-                <w:i/>
-                <w:iCs/>
                 <w:sz w:val="18"/>
                 <w:szCs w:val="18"/>
               </w:rPr>
-              <w:t xml:space="preserve">Article 6. Names and marks.</w:t>
-            </w:r>
+              <w:t xml:space="preserve">Fotografije sa događaja koje udruženje dostavi sponzoru za izvještaj i objave sponzor koristi samo uz navođenje udruženja, samo za nekomercijalnu komunikaciju o sponzorstvu, i samo one za koje postoji saglasnost prikazanih lica; fotografije djece sponzor ne objavljuje bez posebnog pisanog odobrenja udruženja.</w:t>
+            </w:r>
+          </w:p>
+        </w:tc>
+        <w:tc>
+          <w:tcPr>
+            <w:tcW w:type="dxa" w:w="4953"/>
+            <w:tcMar>
+              <w:top w:type="dxa" w:w="80"/>
+              <w:left w:type="dxa" w:w="100"/>
+              <w:bottom w:type="dxa" w:w="80"/>
+              <w:right w:type="dxa" w:w="100"/>
+            </w:tcMar>
+          </w:tcPr>
+          <w:p>
+            <w:pPr>
+              <w:spacing w:after="100"/>
+            </w:pPr>
             <w:r>
               <w:rPr>
                 <w:rFonts w:ascii="Arial" w:cs="Arial" w:eastAsia="Arial" w:hAnsi="Arial"/>
                 <w:sz w:val="18"/>
                 <w:szCs w:val="18"/>
               </w:rPr>
-              <w:t xml:space="preserve"> The association uses the sponsor's name and mark for Annex 1 items, unaltered, during the term and in reports and archives after; the sponsor may state the sponsorship and use the mark and designation in Annex 2, unaltered, without implying product endorsement; anything else needs written consent; after termination no new use, existing material may remain. Event photos supplied to the sponsor are used with credit, non-commercially, only where the people shown consented, and children's photos never without the association's specific written approval.</w:t>
+              <w:t xml:space="preserve">Photographs from the event that the association supplies to the sponsor for the report and for posts are used by the sponsor only with credit to the association, only for non-commercial communication about the sponsorship, and only where the people shown have given consent; the sponsor does not publish photographs of children without the association's specific written approval.</w:t>
             </w:r>
           </w:p>
         </w:tc>
@@ -1089,7 +1249,7 @@
                 <w:sz w:val="20"/>
                 <w:szCs w:val="20"/>
               </w:rPr>
-              <w:t xml:space="preserve">Article 7. Term.</w:t>
+              <w:t xml:space="preserve">Article 7 — Term</w:t>
             </w:r>
           </w:p>
         </w:tc>
@@ -1136,20 +1296,10 @@
             <w:r>
               <w:rPr>
                 <w:rFonts w:ascii="Arial" w:cs="Arial" w:eastAsia="Arial" w:hAnsi="Arial"/>
-                <w:i/>
-                <w:iCs/>
                 <w:sz w:val="18"/>
                 <w:szCs w:val="18"/>
               </w:rPr>
-              <w:t xml:space="preserve">Article 7. Term.</w:t>
-            </w:r>
-            <w:r>
-              <w:rPr>
-                <w:rFonts w:ascii="Arial" w:cs="Arial" w:eastAsia="Arial" w:hAnsi="Arial"/>
-                <w:sz w:val="18"/>
-                <w:szCs w:val="18"/>
-              </w:rPr>
-              <w:t xml:space="preserve"> From signature until all obligations for the event are performed or year-end for annual partnerships; a renewal conversation a set number of days before expiry; no automatic renewal.</w:t>
+              <w:t xml:space="preserve">The agreement enters into force on signature and runs [until all obligations in connection with the event are performed, and at the latest until the date / until 31 December of the year for an annual partnership]. The parties will discuss renewal no later than [[PLACEHOLDER: number, e.g. 60]] days before expiry; renewal is not automatic.</w:t>
             </w:r>
           </w:p>
         </w:tc>
@@ -1201,7 +1351,7 @@
                 <w:sz w:val="20"/>
                 <w:szCs w:val="20"/>
               </w:rPr>
-              <w:t xml:space="preserve">Article 8. Sponsor's duties.</w:t>
+              <w:t xml:space="preserve">Article 8 — Sponsor's duties</w:t>
             </w:r>
           </w:p>
         </w:tc>
@@ -1248,20 +1398,10 @@
             <w:r>
               <w:rPr>
                 <w:rFonts w:ascii="Arial" w:cs="Arial" w:eastAsia="Arial" w:hAnsi="Arial"/>
-                <w:i/>
-                <w:iCs/>
                 <w:sz w:val="18"/>
                 <w:szCs w:val="18"/>
               </w:rPr>
-              <w:t xml:space="preserve">Article 8. Sponsor's duties.</w:t>
-            </w:r>
-            <w:r>
-              <w:rPr>
-                <w:rFonts w:ascii="Arial" w:cs="Arial" w:eastAsia="Arial" w:hAnsi="Arial"/>
-                <w:sz w:val="18"/>
-                <w:szCs w:val="18"/>
-              </w:rPr>
-              <w:t xml:space="preserve"> Pay and deliver on time; supply artwork and materials in the required format a set number of days before the event; name a contact; ensure its representatives and promoters follow the Code of conduct and safeguarding policy, including no contact with children without parents; collect no participant data without consent and approval; no undisclosed activities at the event; inform the association of any change affecting the contract or the event's reputation.</w:t>
+              <w:t xml:space="preserve">The sponsor: pays the sponsorship sum and delivers the goods or services on time; supplies the logo, texts and materials in the required format no later than [[PLACEHOLDER: number, e.g. 21]] days before the event, because materials supplied later may not make it to print; names a contact person; observes the Code of Conduct and the Child Safeguarding Policy for its representatives and promoters at the event, including the rule that promoters do not approach children without their parents; does not collect participants' data at the event without the participants' consent and without the association's approval; does not run activities at the event beyond those agreed; informs the association of any change that may affect the agreement or the reputation of the event.</w:t>
             </w:r>
           </w:p>
         </w:tc>
@@ -1313,7 +1453,7 @@
                 <w:sz w:val="20"/>
                 <w:szCs w:val="20"/>
               </w:rPr>
-              <w:t xml:space="preserve">Article 9. Cancellation, postponement and changes.</w:t>
+              <w:t xml:space="preserve">Article 9 — Cancellation, postponement and changes to the event</w:t>
             </w:r>
           </w:p>
         </w:tc>
@@ -1360,20 +1500,10 @@
             <w:r>
               <w:rPr>
                 <w:rFonts w:ascii="Arial" w:cs="Arial" w:eastAsia="Arial" w:hAnsi="Arial"/>
-                <w:i/>
-                <w:iCs/>
                 <w:sz w:val="18"/>
                 <w:szCs w:val="18"/>
               </w:rPr>
-              <w:t xml:space="preserve">Article 9. Cancellation, postponement and changes.</w:t>
-            </w:r>
-            <w:r>
-              <w:rPr>
-                <w:rFonts w:ascii="Arial" w:cs="Arial" w:eastAsia="Arial" w:hAnsi="Arial"/>
-                <w:sz w:val="18"/>
-                <w:szCs w:val="18"/>
-              </w:rPr>
-              <w:t xml:space="preserve"> Postponement carries the package over; cancellation beyond our control keeps what can still be delivered and offers carry-over, proportional reduction or conversion to a donation at the sponsor's choice; cancellation within our control refunds the proportional part within 30 days; a sponsor withdrawing after signature covers costs already incurred for its package up to a capped share.</w:t>
+              <w:t xml:space="preserve">If the association postpones the event, the consideration is provided on the new date; if it cancels the event for reasons beyond its control (weather, a decision of a competent authority, force majeure), the association provides the consideration that is still possible (posts, the report, the team on the platform) and agrees with the sponsor: carrying the sponsorship over to the next event, a proportional reduction for the items not provided, or conversion into a donation to the Impact Fund, at the sponsor's choice. If the association cancels the event for reasons within its control, it refunds the sponsor the proportional part of the sum for the items not provided within 30 days. If the sponsor withdraws after signature, it pays the costs the association has already incurred in connection with its package (printing, production), up to a maximum of [[PLACEHOLDER: percentage]] percent of the sum.</w:t>
             </w:r>
           </w:p>
         </w:tc>
@@ -1425,7 +1555,7 @@
                 <w:sz w:val="20"/>
                 <w:szCs w:val="20"/>
               </w:rPr>
-              <w:t xml:space="preserve">Article 10. Liability.</w:t>
+              <w:t xml:space="preserve">Article 10 — Liability</w:t>
             </w:r>
           </w:p>
         </w:tc>
@@ -1472,20 +1602,10 @@
             <w:r>
               <w:rPr>
                 <w:rFonts w:ascii="Arial" w:cs="Arial" w:eastAsia="Arial" w:hAnsi="Arial"/>
-                <w:i/>
-                <w:iCs/>
                 <w:sz w:val="18"/>
                 <w:szCs w:val="18"/>
               </w:rPr>
-              <w:t xml:space="preserve">Article 10. Liability.</w:t>
-            </w:r>
-            <w:r>
-              <w:rPr>
-                <w:rFonts w:ascii="Arial" w:cs="Arial" w:eastAsia="Arial" w:hAnsi="Arial"/>
-                <w:sz w:val="18"/>
-                <w:szCs w:val="18"/>
-              </w:rPr>
-              <w:t xml:space="preserve"> Each side liable for breach up to the sponsorship sum, except for intent or gross negligence; no liability for the sponsor's business results or media reach; the sponsor liable for its goods, services and people; statutory carve-outs preserved.</w:t>
+              <w:t xml:space="preserve">Each party is liable to the other for damage it causes by breach of the agreement, up to the amount of the sponsorship sum, except for damage caused intentionally or by gross negligence. The association is not liable for the sponsor's business results or for the extent of media coverage. The sponsor is liable for the goods and services it delivers and for the conduct of its people at the event. Nothing in this Article excludes liability that cannot be excluded by law.</w:t>
             </w:r>
           </w:p>
         </w:tc>
@@ -1537,7 +1657,7 @@
                 <w:sz w:val="20"/>
                 <w:szCs w:val="20"/>
               </w:rPr>
-              <w:t xml:space="preserve">Article 11. Confidentiality and data.</w:t>
+              <w:t xml:space="preserve">Article 11 — Confidentiality and data</w:t>
             </w:r>
           </w:p>
         </w:tc>
@@ -1584,20 +1704,10 @@
             <w:r>
               <w:rPr>
                 <w:rFonts w:ascii="Arial" w:cs="Arial" w:eastAsia="Arial" w:hAnsi="Arial"/>
-                <w:i/>
-                <w:iCs/>
                 <w:sz w:val="18"/>
                 <w:szCs w:val="18"/>
               </w:rPr>
-              <w:t xml:space="preserve">Article 11. Confidentiality and data.</w:t>
-            </w:r>
-            <w:r>
-              <w:rPr>
-                <w:rFonts w:ascii="Arial" w:cs="Arial" w:eastAsia="Arial" w:hAnsi="Arial"/>
-                <w:sz w:val="18"/>
-                <w:szCs w:val="18"/>
-              </w:rPr>
-              <w:t xml:space="preserve"> Contract terms confidential except the sponsor's name, tier and amount or value, published under the transparency policy with the sponsor's consent; no personal data of donors, participants, beneficiaries or volunteers is shared; an employee team sees only what any team sees; a sponsor collecting data for its own activity is the controller for it.</w:t>
+              <w:t xml:space="preserve">The terms of this agreement are confidential, except for the sponsor's name, the package tier and the amount or value, which the association publishes in the public ledger and the annual report in accordance with its transparency policy, to which the sponsor consents. The association does not give the sponsor personal data of donors, participants, beneficiaries or volunteers; the team of the sponsor's employees on the platform sees only what all team members see. If the sponsor collects personal data in connection with the event (a prize draw, sign-ups), it is the controller of that data and informs the persons concerned accordingly.</w:t>
             </w:r>
           </w:p>
         </w:tc>
@@ -1649,7 +1759,7 @@
                 <w:sz w:val="20"/>
                 <w:szCs w:val="20"/>
               </w:rPr>
-              <w:t xml:space="preserve">Article 12. Ethics and termination.</w:t>
+              <w:t xml:space="preserve">Article 12 — Ethics and termination</w:t>
             </w:r>
           </w:p>
         </w:tc>
@@ -1675,7 +1785,7 @@
                 <w:sz w:val="18"/>
                 <w:szCs w:val="18"/>
               </w:rPr>
-              <w:t xml:space="preserve">Udruženje može raskinuti ugovor bez otkaznog roka, uz zadržavanje već plaćenog dijela za pružene stavke i povraćaj ostatka, ako: sponzor ili njegovi predstavnici prekrše član 3, 8 ili Kodeks ponašanja; protiv sponzora bude pokrenut postupak ili objavljena okolnost koja bi nastavak saradnje činila štetnim po ugled udruženja; sponzor pokuša da utiče na izbor korisnika ili na odluke organa; sponzor ne plati iznos ni u naknadnom roku od 15 dana. Sponzor može raskinuti ugovor bez otkaznog roka ako udruženje bitno prekrši član 2 i ne ispravi povredu u roku od 15 dana od pisane opomene, uz povraćaj srazmjernog dijela iznosa. Svaka strana može raskinuti ugovor uz otkazni rok od [[PLACEHOLDER: broj, npr. 30]] dana ako je događaj trajno otkazan.</w:t>
+              <w:t xml:space="preserve">Udruženje može raskinuti ugovor bez otkaznog roka, uz zadržavanje već plaćenog dijela za pružene stavke i povraćaj ostatka, ako: sponzor ili njegovi predstavnici prekrše član 3, član 8 ili Kodeks ponašanja; protiv sponzora bude pokrenut postupak ili objavljena okolnost koja bi nastavak saradnje činila štetnim po ugled udruženja; sponzor pokuša da utiče na izbor korisnika ili na odluke organa; sponzor ne plati iznos ni u naknadnom roku od 15 dana. Sponzor može raskinuti ugovor bez otkaznog roka ako udruženje bitno prekrši član 2 i ne ispravi povredu u roku od 15 dana od pisane opomene, uz povraćaj srazmjernog dijela iznosa. Svaka strana može raskinuti ugovor uz otkazni rok od [[PLACEHOLDER: broj, npr. 30]] dana ako je događaj trajno otkazan.</w:t>
             </w:r>
           </w:p>
         </w:tc>
@@ -1696,20 +1806,10 @@
             <w:r>
               <w:rPr>
                 <w:rFonts w:ascii="Arial" w:cs="Arial" w:eastAsia="Arial" w:hAnsi="Arial"/>
-                <w:i/>
-                <w:iCs/>
                 <w:sz w:val="18"/>
                 <w:szCs w:val="18"/>
               </w:rPr>
-              <w:t xml:space="preserve">Article 12. Ethics and termination.</w:t>
-            </w:r>
-            <w:r>
-              <w:rPr>
-                <w:rFonts w:ascii="Arial" w:cs="Arial" w:eastAsia="Arial" w:hAnsi="Arial"/>
-                <w:sz w:val="18"/>
-                <w:szCs w:val="18"/>
-              </w:rPr>
-              <w:t xml:space="preserve"> The association may terminate without notice, keeping payment for delivered items and refunding the rest, for breaches of Articles 3 or 8 or the Code, for proceedings or facts that would make continued association reputationally harmful, for attempts to influence beneficiaries or bodies, or for non-payment after a 15-day grace; the sponsor may terminate for a material uncured breach of Article 2 with a proportional refund; either side on notice if the event is permanently cancelled.</w:t>
+              <w:t xml:space="preserve">The association may terminate the agreement without notice, keeping the part already paid for the items provided and refunding the rest, if: the sponsor or its representatives breach Article 3, Article 8 or the Code of Conduct; proceedings are brought against the sponsor or a circumstance is made public that would make continued cooperation harmful to the association's reputation; the sponsor attempts to influence the choice of beneficiaries or the decisions of the association's bodies; the sponsor fails to pay the sum even within an additional period of 15 days. The sponsor may terminate the agreement without notice if the association materially breaches Article 2 and does not remedy the breach within 15 days of a written warning, with a refund of the proportional part of the sum. Either party may terminate the agreement on [[PLACEHOLDER: number, e.g. 30]] days' notice if the event is permanently cancelled.</w:t>
             </w:r>
           </w:p>
         </w:tc>
@@ -1761,7 +1861,7 @@
                 <w:sz w:val="20"/>
                 <w:szCs w:val="20"/>
               </w:rPr>
-              <w:t xml:space="preserve">Article 13. Final.</w:t>
+              <w:t xml:space="preserve">Article 13 — Other provisions</w:t>
             </w:r>
           </w:p>
         </w:tc>
@@ -1787,9 +1887,20 @@
                 <w:sz w:val="18"/>
                 <w:szCs w:val="18"/>
               </w:rPr>
-              <w:t xml:space="preserve">Na ugovor se primjenjuje pravo Crne Gore. Sporove strane rješavaju dogovorom, a ako to ne uspije nadležan je [[PLACEHOLDER: sud]]. Izmjene ugovora važe samo u pisanom obliku. Prilozi 1 (paket i protivusluge), 2 (pravila upotrebe naziva i znaka) i 3 (izvještaj sponzoru) čine dio ugovora. Ugovor je sačinjen u dva istovjetna primjerka.</w:t>
-            </w:r>
-          </w:p>
+              <w:t xml:space="preserve">Na ugovor se primjenjuje pravo Crne Gore. Sporove strane rješavaju dogovorom, a ako to ne uspije, nadležan je [[PLACEHOLDER: sud]]. Izmjene ugovora važe samo u pisanom obliku. Prilozi 1 (paket i protivusluge), 2 (pravila upotrebe naziva i znaka) i 3 (izvještaj sponzoru) čine dio ugovora. Ugovor je sačinjen u dva istovjetna primjerka.</w:t>
+            </w:r>
+          </w:p>
+        </w:tc>
+        <w:tc>
+          <w:tcPr>
+            <w:tcW w:type="dxa" w:w="4953"/>
+            <w:tcMar>
+              <w:top w:type="dxa" w:w="80"/>
+              <w:left w:type="dxa" w:w="100"/>
+              <w:bottom w:type="dxa" w:w="80"/>
+              <w:right w:type="dxa" w:w="100"/>
+            </w:tcMar>
+          </w:tcPr>
           <w:p>
             <w:pPr>
               <w:spacing w:after="100"/>
@@ -1800,10 +1911,12 @@
                 <w:sz w:val="18"/>
                 <w:szCs w:val="18"/>
               </w:rPr>
-              <w:t xml:space="preserve">Za udruženje: ____________________ Izvršni direktor. Za sponzora: ____________________ [ime, funkcija].</w:t>
-            </w:r>
-          </w:p>
-        </w:tc>
+              <w:t xml:space="preserve">The agreement is governed by the law of Montenegro. The parties resolve disputes by agreement, and if that fails, the [[PLACEHOLDER: court]] has jurisdiction. Amendments to the agreement are valid only in writing. Annexes 1 (package and consideration), 2 (name and mark usage rules) and 3 (sponsor report) form part of the agreement. The agreement is made in two identical originals.</w:t>
+            </w:r>
+          </w:p>
+        </w:tc>
+      </w:tr>
+      <w:tr>
         <w:tc>
           <w:tcPr>
             <w:tcW w:type="dxa" w:w="4953"/>
@@ -1821,20 +1934,34 @@
             <w:r>
               <w:rPr>
                 <w:rFonts w:ascii="Arial" w:cs="Arial" w:eastAsia="Arial" w:hAnsi="Arial"/>
-                <w:i/>
-                <w:iCs/>
                 <w:sz w:val="18"/>
                 <w:szCs w:val="18"/>
               </w:rPr>
-              <w:t xml:space="preserve">Article 13. Final.</w:t>
-            </w:r>
+              <w:t xml:space="preserve">Za udruženje: ____________________ Izvršni direktor. Za sponzora: ____________________ [ime, funkcija].</w:t>
+            </w:r>
+          </w:p>
+        </w:tc>
+        <w:tc>
+          <w:tcPr>
+            <w:tcW w:type="dxa" w:w="4953"/>
+            <w:tcMar>
+              <w:top w:type="dxa" w:w="80"/>
+              <w:left w:type="dxa" w:w="100"/>
+              <w:bottom w:type="dxa" w:w="80"/>
+              <w:right w:type="dxa" w:w="100"/>
+            </w:tcMar>
+          </w:tcPr>
+          <w:p>
+            <w:pPr>
+              <w:spacing w:after="100"/>
+            </w:pPr>
             <w:r>
               <w:rPr>
                 <w:rFonts w:ascii="Arial" w:cs="Arial" w:eastAsia="Arial" w:hAnsi="Arial"/>
                 <w:sz w:val="18"/>
                 <w:szCs w:val="18"/>
               </w:rPr>
-              <w:t xml:space="preserve"> Montenegrin law; disputes by agreement, else the competent court (placeholder); amendments in writing only; Annexes 1 to 3 form part of the agreement; two originals.</w:t>
+              <w:t xml:space="preserve">For the association: ____________________ Executive Director. For the sponsor: ____________________ [name, position].</w:t>
             </w:r>
           </w:p>
         </w:tc>
@@ -1886,7 +2013,7 @@
                 <w:sz w:val="20"/>
                 <w:szCs w:val="20"/>
               </w:rPr>
-              <w:t xml:space="preserve">Annex 1: Package and deliverables</w:t>
+              <w:t xml:space="preserve">Annex 1 — Package and deliverables</w:t>
             </w:r>
           </w:p>
         </w:tc>
@@ -1894,8 +2021,7 @@
       <w:tr>
         <w:tc>
           <w:tcPr>
-            <w:tcW w:type="dxa" w:w="9906"/>
-            <w:gridSpan w:val="2"/>
+            <w:tcW w:type="dxa" w:w="4953"/>
             <w:tcMar>
               <w:top w:type="dxa" w:w="80"/>
               <w:left w:type="dxa" w:w="100"/>
@@ -1917,12 +2043,35 @@
             </w:r>
           </w:p>
         </w:tc>
+        <w:tc>
+          <w:tcPr>
+            <w:tcW w:type="dxa" w:w="4953"/>
+            <w:tcMar>
+              <w:top w:type="dxa" w:w="80"/>
+              <w:left w:type="dxa" w:w="100"/>
+              <w:bottom w:type="dxa" w:w="80"/>
+              <w:right w:type="dxa" w:w="100"/>
+            </w:tcMar>
+          </w:tcPr>
+          <w:p>
+            <w:pPr>
+              <w:spacing w:after="100"/>
+            </w:pPr>
+            <w:r>
+              <w:rPr>
+                <w:rFonts w:ascii="Arial" w:cs="Arial" w:eastAsia="Arial" w:hAnsi="Arial"/>
+                <w:sz w:val="18"/>
+                <w:szCs w:val="18"/>
+              </w:rPr>
+              <w:t xml:space="preserve">Package tier: [ ]. Amount or value: [ ] EUR. Event or period: [ ]. Exclusivity: [none / category: ______, for this event only].</w:t>
+            </w:r>
+          </w:p>
+        </w:tc>
       </w:tr>
       <w:tr>
         <w:tc>
           <w:tcPr>
-            <w:tcW w:type="dxa" w:w="9906"/>
-            <w:gridSpan w:val="2"/>
+            <w:tcW w:type="dxa" w:w="4953"/>
             <w:tcMar>
               <w:top w:type="dxa" w:w="80"/>
               <w:left w:type="dxa" w:w="100"/>
@@ -1932,7 +2081,7 @@
           </w:tcPr>
           <w:tbl>
             <w:tblPr>
-              <w:tblW w:type="dxa" w:w="9706"/>
+              <w:tblW w:type="dxa" w:w="4753"/>
               <w:tblBorders>
                 <w:top w:val="single" w:color="C9D3D7" w:sz="4"/>
                 <w:left w:val="single" w:color="C9D3D7" w:sz="4"/>
@@ -1943,11 +2092,11 @@
               </w:tblBorders>
             </w:tblPr>
             <w:tblGrid>
-              <w:gridCol w:w="1941"/>
-              <w:gridCol w:w="1941"/>
-              <w:gridCol w:w="1941"/>
-              <w:gridCol w:w="1941"/>
-              <w:gridCol w:w="1941"/>
+              <w:gridCol w:w="950"/>
+              <w:gridCol w:w="950"/>
+              <w:gridCol w:w="950"/>
+              <w:gridCol w:w="950"/>
+              <w:gridCol w:w="950"/>
             </w:tblGrid>
             <w:tr>
               <w:trPr>
@@ -1955,7 +2104,7 @@
               </w:trPr>
               <w:tc>
                 <w:tcPr>
-                  <w:tcW w:type="dxa" w:w="1941"/>
+                  <w:tcW w:type="dxa" w:w="950"/>
                   <w:shd w:fill="E3EBED" w:color="auto" w:val="clear"/>
                   <w:tcMar>
                     <w:top w:type="dxa" w:w="40"/>
@@ -1973,13 +2122,13 @@
                       <w:sz w:val="16"/>
                       <w:szCs w:val="16"/>
                     </w:rPr>
-                    <w:t xml:space="preserve">Stavka / Item</w:t>
-                  </w:r>
-                </w:p>
-              </w:tc>
-              <w:tc>
-                <w:tcPr>
-                  <w:tcW w:type="dxa" w:w="1941"/>
+                    <w:t xml:space="preserve">Stavka</w:t>
+                  </w:r>
+                </w:p>
+              </w:tc>
+              <w:tc>
+                <w:tcPr>
+                  <w:tcW w:type="dxa" w:w="950"/>
                   <w:shd w:fill="E3EBED" w:color="auto" w:val="clear"/>
                   <w:tcMar>
                     <w:top w:type="dxa" w:w="40"/>
@@ -1997,13 +2146,13 @@
                       <w:sz w:val="16"/>
                       <w:szCs w:val="16"/>
                     </w:rPr>
-                    <w:t xml:space="preserve">Opis / Description</w:t>
-                  </w:r>
-                </w:p>
-              </w:tc>
-              <w:tc>
-                <w:tcPr>
-                  <w:tcW w:type="dxa" w:w="1941"/>
+                    <w:t xml:space="preserve">Opis</w:t>
+                  </w:r>
+                </w:p>
+              </w:tc>
+              <w:tc>
+                <w:tcPr>
+                  <w:tcW w:type="dxa" w:w="950"/>
                   <w:shd w:fill="E3EBED" w:color="auto" w:val="clear"/>
                   <w:tcMar>
                     <w:top w:type="dxa" w:w="40"/>
@@ -2021,13 +2170,13 @@
                       <w:sz w:val="16"/>
                       <w:szCs w:val="16"/>
                     </w:rPr>
-                    <w:t xml:space="preserve">Rok ili mjesto / When or where</w:t>
-                  </w:r>
-                </w:p>
-              </w:tc>
-              <w:tc>
-                <w:tcPr>
-                  <w:tcW w:type="dxa" w:w="1941"/>
+                    <w:t xml:space="preserve">Rok ili mjesto</w:t>
+                  </w:r>
+                </w:p>
+              </w:tc>
+              <w:tc>
+                <w:tcPr>
+                  <w:tcW w:type="dxa" w:w="950"/>
                   <w:shd w:fill="E3EBED" w:color="auto" w:val="clear"/>
                   <w:tcMar>
                     <w:top w:type="dxa" w:w="40"/>
@@ -2045,13 +2194,13 @@
                       <w:sz w:val="16"/>
                       <w:szCs w:val="16"/>
                     </w:rPr>
-                    <w:t xml:space="preserve">Odgovoran / Owner</w:t>
-                  </w:r>
-                </w:p>
-              </w:tc>
-              <w:tc>
-                <w:tcPr>
-                  <w:tcW w:type="dxa" w:w="1941"/>
+                    <w:t xml:space="preserve">Odgovoran</w:t>
+                  </w:r>
+                </w:p>
+              </w:tc>
+              <w:tc>
+                <w:tcPr>
+                  <w:tcW w:type="dxa" w:w="950"/>
                   <w:shd w:fill="E3EBED" w:color="auto" w:val="clear"/>
                   <w:tcMar>
                     <w:top w:type="dxa" w:w="40"/>
@@ -2069,41 +2218,41 @@
                       <w:sz w:val="16"/>
                       <w:szCs w:val="16"/>
                     </w:rPr>
-                    <w:t xml:space="preserve">Izvršeno / Done</w:t>
+                    <w:t xml:space="preserve">Izvršeno</w:t>
                   </w:r>
                 </w:p>
               </w:tc>
             </w:tr>
             <w:tr>
               <w:trPr>
-                <w:tblHeader w:val="false"/>
+                <w:tblHeader w:val="off"/>
               </w:trPr>
               <w:tc>
                 <w:tcPr>
-                  <w:tcW w:type="dxa" w:w="1941"/>
-                  <w:tcMar>
-                    <w:top w:type="dxa" w:w="40"/>
-                    <w:left w:type="dxa" w:w="60"/>
-                    <w:bottom w:type="dxa" w:w="40"/>
-                    <w:right w:type="dxa" w:w="60"/>
-                  </w:tcMar>
-                </w:tcPr>
-                <w:p>
-                  <w:r>
-                    <w:rPr>
-                      <w:rFonts w:ascii="Arial" w:cs="Arial" w:eastAsia="Arial" w:hAnsi="Arial"/>
-                      <w:b w:val="false"/>
-                      <w:bCs w:val="false"/>
-                      <w:sz w:val="16"/>
-                      <w:szCs w:val="16"/>
-                    </w:rPr>
-                    <w:t xml:space="preserve">Naziv u asocijaciji / Naming</w:t>
-                  </w:r>
-                </w:p>
-              </w:tc>
-              <w:tc>
-                <w:tcPr>
-                  <w:tcW w:type="dxa" w:w="1941"/>
+                  <w:tcW w:type="dxa" w:w="950"/>
+                  <w:tcMar>
+                    <w:top w:type="dxa" w:w="40"/>
+                    <w:left w:type="dxa" w:w="60"/>
+                    <w:bottom w:type="dxa" w:w="40"/>
+                    <w:right w:type="dxa" w:w="60"/>
+                  </w:tcMar>
+                </w:tcPr>
+                <w:p>
+                  <w:r>
+                    <w:rPr>
+                      <w:rFonts w:ascii="Arial" w:cs="Arial" w:eastAsia="Arial" w:hAnsi="Arial"/>
+                      <w:b w:val="false"/>
+                      <w:bCs w:val="false"/>
+                      <w:sz w:val="16"/>
+                      <w:szCs w:val="16"/>
+                    </w:rPr>
+                    <w:t xml:space="preserve">Naziv u asocijaciji</w:t>
+                  </w:r>
+                </w:p>
+              </w:tc>
+              <w:tc>
+                <w:tcPr>
+                  <w:tcW w:type="dxa" w:w="950"/>
                   <w:tcMar>
                     <w:top w:type="dxa" w:w="40"/>
                     <w:left w:type="dxa" w:w="60"/>
@@ -2126,30 +2275,30 @@
               </w:tc>
               <w:tc>
                 <w:tcPr>
-                  <w:tcW w:type="dxa" w:w="1941"/>
-                  <w:tcMar>
-                    <w:top w:type="dxa" w:w="40"/>
-                    <w:left w:type="dxa" w:w="60"/>
-                    <w:bottom w:type="dxa" w:w="40"/>
-                    <w:right w:type="dxa" w:w="60"/>
-                  </w:tcMar>
-                </w:tcPr>
-                <w:p>
-                  <w:r>
-                    <w:rPr>
-                      <w:rFonts w:ascii="Arial" w:cs="Arial" w:eastAsia="Arial" w:hAnsi="Arial"/>
-                      <w:b w:val="false"/>
-                      <w:bCs w:val="false"/>
-                      <w:sz w:val="16"/>
-                      <w:szCs w:val="16"/>
-                    </w:rPr>
-                    <w:t xml:space="preserve">sve objave od potpisivanja / all posts from signature</w:t>
-                  </w:r>
-                </w:p>
-              </w:tc>
-              <w:tc>
-                <w:tcPr>
-                  <w:tcW w:type="dxa" w:w="1941"/>
+                  <w:tcW w:type="dxa" w:w="950"/>
+                  <w:tcMar>
+                    <w:top w:type="dxa" w:w="40"/>
+                    <w:left w:type="dxa" w:w="60"/>
+                    <w:bottom w:type="dxa" w:w="40"/>
+                    <w:right w:type="dxa" w:w="60"/>
+                  </w:tcMar>
+                </w:tcPr>
+                <w:p>
+                  <w:r>
+                    <w:rPr>
+                      <w:rFonts w:ascii="Arial" w:cs="Arial" w:eastAsia="Arial" w:hAnsi="Arial"/>
+                      <w:b w:val="false"/>
+                      <w:bCs w:val="false"/>
+                      <w:sz w:val="16"/>
+                      <w:szCs w:val="16"/>
+                    </w:rPr>
+                    <w:t xml:space="preserve">sve objave od potpisivanja</w:t>
+                  </w:r>
+                </w:p>
+              </w:tc>
+              <w:tc>
+                <w:tcPr>
+                  <w:tcW w:type="dxa" w:w="950"/>
                   <w:tcMar>
                     <w:top w:type="dxa" w:w="40"/>
                     <w:left w:type="dxa" w:w="60"/>
@@ -2172,7 +2321,7 @@
               </w:tc>
               <w:tc>
                 <w:tcPr>
-                  <w:tcW w:type="dxa" w:w="1941"/>
+                  <w:tcW w:type="dxa" w:w="950"/>
                   <w:tcMar>
                     <w:top w:type="dxa" w:w="40"/>
                     <w:left w:type="dxa" w:w="60"/>
@@ -2185,34 +2334,34 @@
             </w:tr>
             <w:tr>
               <w:trPr>
-                <w:tblHeader w:val="false"/>
+                <w:tblHeader w:val="off"/>
               </w:trPr>
               <w:tc>
                 <w:tcPr>
-                  <w:tcW w:type="dxa" w:w="1941"/>
-                  <w:tcMar>
-                    <w:top w:type="dxa" w:w="40"/>
-                    <w:left w:type="dxa" w:w="60"/>
-                    <w:bottom w:type="dxa" w:w="40"/>
-                    <w:right w:type="dxa" w:w="60"/>
-                  </w:tcMar>
-                </w:tcPr>
-                <w:p>
-                  <w:r>
-                    <w:rPr>
-                      <w:rFonts w:ascii="Arial" w:cs="Arial" w:eastAsia="Arial" w:hAnsi="Arial"/>
-                      <w:b w:val="false"/>
-                      <w:bCs w:val="false"/>
-                      <w:sz w:val="16"/>
-                      <w:szCs w:val="16"/>
-                    </w:rPr>
-                    <w:t xml:space="preserve">Logotip na startnim brojevima i kostimima / Logo on bibs and suits</w:t>
-                  </w:r>
-                </w:p>
-              </w:tc>
-              <w:tc>
-                <w:tcPr>
-                  <w:tcW w:type="dxa" w:w="1941"/>
+                  <w:tcW w:type="dxa" w:w="950"/>
+                  <w:tcMar>
+                    <w:top w:type="dxa" w:w="40"/>
+                    <w:left w:type="dxa" w:w="60"/>
+                    <w:bottom w:type="dxa" w:w="40"/>
+                    <w:right w:type="dxa" w:w="60"/>
+                  </w:tcMar>
+                </w:tcPr>
+                <w:p>
+                  <w:r>
+                    <w:rPr>
+                      <w:rFonts w:ascii="Arial" w:cs="Arial" w:eastAsia="Arial" w:hAnsi="Arial"/>
+                      <w:b w:val="false"/>
+                      <w:bCs w:val="false"/>
+                      <w:sz w:val="16"/>
+                      <w:szCs w:val="16"/>
+                    </w:rPr>
+                    <w:t xml:space="preserve">Logotip na startnim brojevima i kostimima</w:t>
+                  </w:r>
+                </w:p>
+              </w:tc>
+              <w:tc>
+                <w:tcPr>
+                  <w:tcW w:type="dxa" w:w="950"/>
                   <w:tcMar>
                     <w:top w:type="dxa" w:w="40"/>
                     <w:left w:type="dxa" w:w="60"/>
@@ -2235,30 +2384,30 @@
               </w:tc>
               <w:tc>
                 <w:tcPr>
-                  <w:tcW w:type="dxa" w:w="1941"/>
-                  <w:tcMar>
-                    <w:top w:type="dxa" w:w="40"/>
-                    <w:left w:type="dxa" w:w="60"/>
-                    <w:bottom w:type="dxa" w:w="40"/>
-                    <w:right w:type="dxa" w:w="60"/>
-                  </w:tcMar>
-                </w:tcPr>
-                <w:p>
-                  <w:r>
-                    <w:rPr>
-                      <w:rFonts w:ascii="Arial" w:cs="Arial" w:eastAsia="Arial" w:hAnsi="Arial"/>
-                      <w:b w:val="false"/>
-                      <w:bCs w:val="false"/>
-                      <w:sz w:val="16"/>
-                      <w:szCs w:val="16"/>
-                    </w:rPr>
-                    <w:t xml:space="preserve">proizvodnja do [datum] / production by</w:t>
-                  </w:r>
-                </w:p>
-              </w:tc>
-              <w:tc>
-                <w:tcPr>
-                  <w:tcW w:type="dxa" w:w="1941"/>
+                  <w:tcW w:type="dxa" w:w="950"/>
+                  <w:tcMar>
+                    <w:top w:type="dxa" w:w="40"/>
+                    <w:left w:type="dxa" w:w="60"/>
+                    <w:bottom w:type="dxa" w:w="40"/>
+                    <w:right w:type="dxa" w:w="60"/>
+                  </w:tcMar>
+                </w:tcPr>
+                <w:p>
+                  <w:r>
+                    <w:rPr>
+                      <w:rFonts w:ascii="Arial" w:cs="Arial" w:eastAsia="Arial" w:hAnsi="Arial"/>
+                      <w:b w:val="false"/>
+                      <w:bCs w:val="false"/>
+                      <w:sz w:val="16"/>
+                      <w:szCs w:val="16"/>
+                    </w:rPr>
+                    <w:t xml:space="preserve">proizvodnja do [datum]</w:t>
+                  </w:r>
+                </w:p>
+              </w:tc>
+              <w:tc>
+                <w:tcPr>
+                  <w:tcW w:type="dxa" w:w="950"/>
                   <w:tcMar>
                     <w:top w:type="dxa" w:w="40"/>
                     <w:left w:type="dxa" w:w="60"/>
@@ -2281,7 +2430,7 @@
               </w:tc>
               <w:tc>
                 <w:tcPr>
-                  <w:tcW w:type="dxa" w:w="1941"/>
+                  <w:tcW w:type="dxa" w:w="950"/>
                   <w:tcMar>
                     <w:top w:type="dxa" w:w="40"/>
                     <w:left w:type="dxa" w:w="60"/>
@@ -2294,34 +2443,34 @@
             </w:tr>
             <w:tr>
               <w:trPr>
-                <w:tblHeader w:val="false"/>
+                <w:tblHeader w:val="off"/>
               </w:trPr>
               <w:tc>
                 <w:tcPr>
-                  <w:tcW w:type="dxa" w:w="1941"/>
-                  <w:tcMar>
-                    <w:top w:type="dxa" w:w="40"/>
-                    <w:left w:type="dxa" w:w="60"/>
-                    <w:bottom w:type="dxa" w:w="40"/>
-                    <w:right w:type="dxa" w:w="60"/>
-                  </w:tcMar>
-                </w:tcPr>
-                <w:p>
-                  <w:r>
-                    <w:rPr>
-                      <w:rFonts w:ascii="Arial" w:cs="Arial" w:eastAsia="Arial" w:hAnsi="Arial"/>
-                      <w:b w:val="false"/>
-                      <w:bCs w:val="false"/>
-                      <w:sz w:val="16"/>
-                      <w:szCs w:val="16"/>
-                    </w:rPr>
-                    <w:t xml:space="preserve">Brendiranje starta, staze, prostora / Start, course and venue branding</w:t>
-                  </w:r>
-                </w:p>
-              </w:tc>
-              <w:tc>
-                <w:tcPr>
-                  <w:tcW w:type="dxa" w:w="1941"/>
+                  <w:tcW w:type="dxa" w:w="950"/>
+                  <w:tcMar>
+                    <w:top w:type="dxa" w:w="40"/>
+                    <w:left w:type="dxa" w:w="60"/>
+                    <w:bottom w:type="dxa" w:w="40"/>
+                    <w:right w:type="dxa" w:w="60"/>
+                  </w:tcMar>
+                </w:tcPr>
+                <w:p>
+                  <w:r>
+                    <w:rPr>
+                      <w:rFonts w:ascii="Arial" w:cs="Arial" w:eastAsia="Arial" w:hAnsi="Arial"/>
+                      <w:b w:val="false"/>
+                      <w:bCs w:val="false"/>
+                      <w:sz w:val="16"/>
+                      <w:szCs w:val="16"/>
+                    </w:rPr>
+                    <w:t xml:space="preserve">Brendiranje starta, staze, prostora</w:t>
+                  </w:r>
+                </w:p>
+              </w:tc>
+              <w:tc>
+                <w:tcPr>
+                  <w:tcW w:type="dxa" w:w="950"/>
                   <w:tcMar>
                     <w:top w:type="dxa" w:w="40"/>
                     <w:left w:type="dxa" w:w="60"/>
@@ -2344,30 +2493,30 @@
               </w:tc>
               <w:tc>
                 <w:tcPr>
-                  <w:tcW w:type="dxa" w:w="1941"/>
-                  <w:tcMar>
-                    <w:top w:type="dxa" w:w="40"/>
-                    <w:left w:type="dxa" w:w="60"/>
-                    <w:bottom w:type="dxa" w:w="40"/>
-                    <w:right w:type="dxa" w:w="60"/>
-                  </w:tcMar>
-                </w:tcPr>
-                <w:p>
-                  <w:r>
-                    <w:rPr>
-                      <w:rFonts w:ascii="Arial" w:cs="Arial" w:eastAsia="Arial" w:hAnsi="Arial"/>
-                      <w:b w:val="false"/>
-                      <w:bCs w:val="false"/>
-                      <w:sz w:val="16"/>
-                      <w:szCs w:val="16"/>
-                    </w:rPr>
-                    <w:t xml:space="preserve">dan događaja / event day</w:t>
-                  </w:r>
-                </w:p>
-              </w:tc>
-              <w:tc>
-                <w:tcPr>
-                  <w:tcW w:type="dxa" w:w="1941"/>
+                  <w:tcW w:type="dxa" w:w="950"/>
+                  <w:tcMar>
+                    <w:top w:type="dxa" w:w="40"/>
+                    <w:left w:type="dxa" w:w="60"/>
+                    <w:bottom w:type="dxa" w:w="40"/>
+                    <w:right w:type="dxa" w:w="60"/>
+                  </w:tcMar>
+                </w:tcPr>
+                <w:p>
+                  <w:r>
+                    <w:rPr>
+                      <w:rFonts w:ascii="Arial" w:cs="Arial" w:eastAsia="Arial" w:hAnsi="Arial"/>
+                      <w:b w:val="false"/>
+                      <w:bCs w:val="false"/>
+                      <w:sz w:val="16"/>
+                      <w:szCs w:val="16"/>
+                    </w:rPr>
+                    <w:t xml:space="preserve">dan događaja</w:t>
+                  </w:r>
+                </w:p>
+              </w:tc>
+              <w:tc>
+                <w:tcPr>
+                  <w:tcW w:type="dxa" w:w="950"/>
                   <w:tcMar>
                     <w:top w:type="dxa" w:w="40"/>
                     <w:left w:type="dxa" w:w="60"/>
@@ -2390,7 +2539,7 @@
               </w:tc>
               <w:tc>
                 <w:tcPr>
-                  <w:tcW w:type="dxa" w:w="1941"/>
+                  <w:tcW w:type="dxa" w:w="950"/>
                   <w:tcMar>
                     <w:top w:type="dxa" w:w="40"/>
                     <w:left w:type="dxa" w:w="60"/>
@@ -2403,34 +2552,34 @@
             </w:tr>
             <w:tr>
               <w:trPr>
-                <w:tblHeader w:val="false"/>
+                <w:tblHeader w:val="off"/>
               </w:trPr>
               <w:tc>
                 <w:tcPr>
-                  <w:tcW w:type="dxa" w:w="1941"/>
-                  <w:tcMar>
-                    <w:top w:type="dxa" w:w="40"/>
-                    <w:left w:type="dxa" w:w="60"/>
-                    <w:bottom w:type="dxa" w:w="40"/>
-                    <w:right w:type="dxa" w:w="60"/>
-                  </w:tcMar>
-                </w:tcPr>
-                <w:p>
-                  <w:r>
-                    <w:rPr>
-                      <w:rFonts w:ascii="Arial" w:cs="Arial" w:eastAsia="Arial" w:hAnsi="Arial"/>
-                      <w:b w:val="false"/>
-                      <w:bCs w:val="false"/>
-                      <w:sz w:val="16"/>
-                      <w:szCs w:val="16"/>
-                    </w:rPr>
-                    <w:t xml:space="preserve">Vrijeme na bini / Stage time</w:t>
-                  </w:r>
-                </w:p>
-              </w:tc>
-              <w:tc>
-                <w:tcPr>
-                  <w:tcW w:type="dxa" w:w="1941"/>
+                  <w:tcW w:type="dxa" w:w="950"/>
+                  <w:tcMar>
+                    <w:top w:type="dxa" w:w="40"/>
+                    <w:left w:type="dxa" w:w="60"/>
+                    <w:bottom w:type="dxa" w:w="40"/>
+                    <w:right w:type="dxa" w:w="60"/>
+                  </w:tcMar>
+                </w:tcPr>
+                <w:p>
+                  <w:r>
+                    <w:rPr>
+                      <w:rFonts w:ascii="Arial" w:cs="Arial" w:eastAsia="Arial" w:hAnsi="Arial"/>
+                      <w:b w:val="false"/>
+                      <w:bCs w:val="false"/>
+                      <w:sz w:val="16"/>
+                      <w:szCs w:val="16"/>
+                    </w:rPr>
+                    <w:t xml:space="preserve">Vrijeme na bini</w:t>
+                  </w:r>
+                </w:p>
+              </w:tc>
+              <w:tc>
+                <w:tcPr>
+                  <w:tcW w:type="dxa" w:w="950"/>
                   <w:tcMar>
                     <w:top w:type="dxa" w:w="40"/>
                     <w:left w:type="dxa" w:w="60"/>
@@ -2453,30 +2602,30 @@
               </w:tc>
               <w:tc>
                 <w:tcPr>
-                  <w:tcW w:type="dxa" w:w="1941"/>
-                  <w:tcMar>
-                    <w:top w:type="dxa" w:w="40"/>
-                    <w:left w:type="dxa" w:w="60"/>
-                    <w:bottom w:type="dxa" w:w="40"/>
-                    <w:right w:type="dxa" w:w="60"/>
-                  </w:tcMar>
-                </w:tcPr>
-                <w:p>
-                  <w:r>
-                    <w:rPr>
-                      <w:rFonts w:ascii="Arial" w:cs="Arial" w:eastAsia="Arial" w:hAnsi="Arial"/>
-                      <w:b w:val="false"/>
-                      <w:bCs w:val="false"/>
-                      <w:sz w:val="16"/>
-                      <w:szCs w:val="16"/>
-                    </w:rPr>
-                    <w:t xml:space="preserve">program / programme</w:t>
-                  </w:r>
-                </w:p>
-              </w:tc>
-              <w:tc>
-                <w:tcPr>
-                  <w:tcW w:type="dxa" w:w="1941"/>
+                  <w:tcW w:type="dxa" w:w="950"/>
+                  <w:tcMar>
+                    <w:top w:type="dxa" w:w="40"/>
+                    <w:left w:type="dxa" w:w="60"/>
+                    <w:bottom w:type="dxa" w:w="40"/>
+                    <w:right w:type="dxa" w:w="60"/>
+                  </w:tcMar>
+                </w:tcPr>
+                <w:p>
+                  <w:r>
+                    <w:rPr>
+                      <w:rFonts w:ascii="Arial" w:cs="Arial" w:eastAsia="Arial" w:hAnsi="Arial"/>
+                      <w:b w:val="false"/>
+                      <w:bCs w:val="false"/>
+                      <w:sz w:val="16"/>
+                      <w:szCs w:val="16"/>
+                    </w:rPr>
+                    <w:t xml:space="preserve">program</w:t>
+                  </w:r>
+                </w:p>
+              </w:tc>
+              <w:tc>
+                <w:tcPr>
+                  <w:tcW w:type="dxa" w:w="950"/>
                   <w:tcMar>
                     <w:top w:type="dxa" w:w="40"/>
                     <w:left w:type="dxa" w:w="60"/>
@@ -2499,7 +2648,7 @@
               </w:tc>
               <w:tc>
                 <w:tcPr>
-                  <w:tcW w:type="dxa" w:w="1941"/>
+                  <w:tcW w:type="dxa" w:w="950"/>
                   <w:tcMar>
                     <w:top w:type="dxa" w:w="40"/>
                     <w:left w:type="dxa" w:w="60"/>
@@ -2512,34 +2661,34 @@
             </w:tr>
             <w:tr>
               <w:trPr>
-                <w:tblHeader w:val="false"/>
+                <w:tblHeader w:val="off"/>
               </w:trPr>
               <w:tc>
                 <w:tcPr>
-                  <w:tcW w:type="dxa" w:w="1941"/>
-                  <w:tcMar>
-                    <w:top w:type="dxa" w:w="40"/>
-                    <w:left w:type="dxa" w:w="60"/>
-                    <w:bottom w:type="dxa" w:w="40"/>
-                    <w:right w:type="dxa" w:w="60"/>
-                  </w:tcMar>
-                </w:tcPr>
-                <w:p>
-                  <w:r>
-                    <w:rPr>
-                      <w:rFonts w:ascii="Arial" w:cs="Arial" w:eastAsia="Arial" w:hAnsi="Arial"/>
-                      <w:b w:val="false"/>
-                      <w:bCs w:val="false"/>
-                      <w:sz w:val="16"/>
-                      <w:szCs w:val="16"/>
-                    </w:rPr>
-                    <w:t xml:space="preserve">Prijave za zaposlene / Employee entries</w:t>
-                  </w:r>
-                </w:p>
-              </w:tc>
-              <w:tc>
-                <w:tcPr>
-                  <w:tcW w:type="dxa" w:w="1941"/>
+                  <w:tcW w:type="dxa" w:w="950"/>
+                  <w:tcMar>
+                    <w:top w:type="dxa" w:w="40"/>
+                    <w:left w:type="dxa" w:w="60"/>
+                    <w:bottom w:type="dxa" w:w="40"/>
+                    <w:right w:type="dxa" w:w="60"/>
+                  </w:tcMar>
+                </w:tcPr>
+                <w:p>
+                  <w:r>
+                    <w:rPr>
+                      <w:rFonts w:ascii="Arial" w:cs="Arial" w:eastAsia="Arial" w:hAnsi="Arial"/>
+                      <w:b w:val="false"/>
+                      <w:bCs w:val="false"/>
+                      <w:sz w:val="16"/>
+                      <w:szCs w:val="16"/>
+                    </w:rPr>
+                    <w:t xml:space="preserve">Prijave za zaposlene</w:t>
+                  </w:r>
+                </w:p>
+              </w:tc>
+              <w:tc>
+                <w:tcPr>
+                  <w:tcW w:type="dxa" w:w="950"/>
                   <w:tcMar>
                     <w:top w:type="dxa" w:w="40"/>
                     <w:left w:type="dxa" w:w="60"/>
@@ -2562,30 +2711,30 @@
               </w:tc>
               <w:tc>
                 <w:tcPr>
-                  <w:tcW w:type="dxa" w:w="1941"/>
-                  <w:tcMar>
-                    <w:top w:type="dxa" w:w="40"/>
-                    <w:left w:type="dxa" w:w="60"/>
-                    <w:bottom w:type="dxa" w:w="40"/>
-                    <w:right w:type="dxa" w:w="60"/>
-                  </w:tcMar>
-                </w:tcPr>
-                <w:p>
-                  <w:r>
-                    <w:rPr>
-                      <w:rFonts w:ascii="Arial" w:cs="Arial" w:eastAsia="Arial" w:hAnsi="Arial"/>
-                      <w:b w:val="false"/>
-                      <w:bCs w:val="false"/>
-                      <w:sz w:val="16"/>
-                      <w:szCs w:val="16"/>
-                    </w:rPr>
-                    <w:t xml:space="preserve">do zatvaranja prijava / until close</w:t>
-                  </w:r>
-                </w:p>
-              </w:tc>
-              <w:tc>
-                <w:tcPr>
-                  <w:tcW w:type="dxa" w:w="1941"/>
+                  <w:tcW w:type="dxa" w:w="950"/>
+                  <w:tcMar>
+                    <w:top w:type="dxa" w:w="40"/>
+                    <w:left w:type="dxa" w:w="60"/>
+                    <w:bottom w:type="dxa" w:w="40"/>
+                    <w:right w:type="dxa" w:w="60"/>
+                  </w:tcMar>
+                </w:tcPr>
+                <w:p>
+                  <w:r>
+                    <w:rPr>
+                      <w:rFonts w:ascii="Arial" w:cs="Arial" w:eastAsia="Arial" w:hAnsi="Arial"/>
+                      <w:b w:val="false"/>
+                      <w:bCs w:val="false"/>
+                      <w:sz w:val="16"/>
+                      <w:szCs w:val="16"/>
+                    </w:rPr>
+                    <w:t xml:space="preserve">do zatvaranja prijava</w:t>
+                  </w:r>
+                </w:p>
+              </w:tc>
+              <w:tc>
+                <w:tcPr>
+                  <w:tcW w:type="dxa" w:w="950"/>
                   <w:tcMar>
                     <w:top w:type="dxa" w:w="40"/>
                     <w:left w:type="dxa" w:w="60"/>
@@ -2608,7 +2757,7 @@
               </w:tc>
               <w:tc>
                 <w:tcPr>
-                  <w:tcW w:type="dxa" w:w="1941"/>
+                  <w:tcW w:type="dxa" w:w="950"/>
                   <w:tcMar>
                     <w:top w:type="dxa" w:w="40"/>
                     <w:left w:type="dxa" w:w="60"/>
@@ -2621,80 +2770,80 @@
             </w:tr>
             <w:tr>
               <w:trPr>
-                <w:tblHeader w:val="false"/>
+                <w:tblHeader w:val="off"/>
               </w:trPr>
               <w:tc>
                 <w:tcPr>
-                  <w:tcW w:type="dxa" w:w="1941"/>
-                  <w:tcMar>
-                    <w:top w:type="dxa" w:w="40"/>
-                    <w:left w:type="dxa" w:w="60"/>
-                    <w:bottom w:type="dxa" w:w="40"/>
-                    <w:right w:type="dxa" w:w="60"/>
-                  </w:tcMar>
-                </w:tcPr>
-                <w:p>
-                  <w:r>
-                    <w:rPr>
-                      <w:rFonts w:ascii="Arial" w:cs="Arial" w:eastAsia="Arial" w:hAnsi="Arial"/>
-                      <w:b w:val="false"/>
-                      <w:bCs w:val="false"/>
-                      <w:sz w:val="16"/>
-                      <w:szCs w:val="16"/>
-                    </w:rPr>
-                    <w:t xml:space="preserve">Tim zaposlenih na platformi / Employee team page</w:t>
-                  </w:r>
-                </w:p>
-              </w:tc>
-              <w:tc>
-                <w:tcPr>
-                  <w:tcW w:type="dxa" w:w="1941"/>
-                  <w:tcMar>
-                    <w:top w:type="dxa" w:w="40"/>
-                    <w:left w:type="dxa" w:w="60"/>
-                    <w:bottom w:type="dxa" w:w="40"/>
-                    <w:right w:type="dxa" w:w="60"/>
-                  </w:tcMar>
-                </w:tcPr>
-                <w:p>
-                  <w:r>
-                    <w:rPr>
-                      <w:rFonts w:ascii="Arial" w:cs="Arial" w:eastAsia="Arial" w:hAnsi="Arial"/>
-                      <w:b w:val="false"/>
-                      <w:bCs w:val="false"/>
-                      <w:sz w:val="16"/>
-                      <w:szCs w:val="16"/>
-                    </w:rPr>
-                    <w:t xml:space="preserve">stranica tima sa logotipom / team page with logo</w:t>
-                  </w:r>
-                </w:p>
-              </w:tc>
-              <w:tc>
-                <w:tcPr>
-                  <w:tcW w:type="dxa" w:w="1941"/>
-                  <w:tcMar>
-                    <w:top w:type="dxa" w:w="40"/>
-                    <w:left w:type="dxa" w:w="60"/>
-                    <w:bottom w:type="dxa" w:w="40"/>
-                    <w:right w:type="dxa" w:w="60"/>
-                  </w:tcMar>
-                </w:tcPr>
-                <w:p>
-                  <w:r>
-                    <w:rPr>
-                      <w:rFonts w:ascii="Arial" w:cs="Arial" w:eastAsia="Arial" w:hAnsi="Arial"/>
-                      <w:b w:val="false"/>
-                      <w:bCs w:val="false"/>
-                      <w:sz w:val="16"/>
-                      <w:szCs w:val="16"/>
-                    </w:rPr>
-                    <w:t xml:space="preserve">od objave prijava / from registration opening</w:t>
-                  </w:r>
-                </w:p>
-              </w:tc>
-              <w:tc>
-                <w:tcPr>
-                  <w:tcW w:type="dxa" w:w="1941"/>
+                  <w:tcW w:type="dxa" w:w="950"/>
+                  <w:tcMar>
+                    <w:top w:type="dxa" w:w="40"/>
+                    <w:left w:type="dxa" w:w="60"/>
+                    <w:bottom w:type="dxa" w:w="40"/>
+                    <w:right w:type="dxa" w:w="60"/>
+                  </w:tcMar>
+                </w:tcPr>
+                <w:p>
+                  <w:r>
+                    <w:rPr>
+                      <w:rFonts w:ascii="Arial" w:cs="Arial" w:eastAsia="Arial" w:hAnsi="Arial"/>
+                      <w:b w:val="false"/>
+                      <w:bCs w:val="false"/>
+                      <w:sz w:val="16"/>
+                      <w:szCs w:val="16"/>
+                    </w:rPr>
+                    <w:t xml:space="preserve">Tim zaposlenih na platformi</w:t>
+                  </w:r>
+                </w:p>
+              </w:tc>
+              <w:tc>
+                <w:tcPr>
+                  <w:tcW w:type="dxa" w:w="950"/>
+                  <w:tcMar>
+                    <w:top w:type="dxa" w:w="40"/>
+                    <w:left w:type="dxa" w:w="60"/>
+                    <w:bottom w:type="dxa" w:w="40"/>
+                    <w:right w:type="dxa" w:w="60"/>
+                  </w:tcMar>
+                </w:tcPr>
+                <w:p>
+                  <w:r>
+                    <w:rPr>
+                      <w:rFonts w:ascii="Arial" w:cs="Arial" w:eastAsia="Arial" w:hAnsi="Arial"/>
+                      <w:b w:val="false"/>
+                      <w:bCs w:val="false"/>
+                      <w:sz w:val="16"/>
+                      <w:szCs w:val="16"/>
+                    </w:rPr>
+                    <w:t xml:space="preserve">stranica tima sa logotipom</w:t>
+                  </w:r>
+                </w:p>
+              </w:tc>
+              <w:tc>
+                <w:tcPr>
+                  <w:tcW w:type="dxa" w:w="950"/>
+                  <w:tcMar>
+                    <w:top w:type="dxa" w:w="40"/>
+                    <w:left w:type="dxa" w:w="60"/>
+                    <w:bottom w:type="dxa" w:w="40"/>
+                    <w:right w:type="dxa" w:w="60"/>
+                  </w:tcMar>
+                </w:tcPr>
+                <w:p>
+                  <w:r>
+                    <w:rPr>
+                      <w:rFonts w:ascii="Arial" w:cs="Arial" w:eastAsia="Arial" w:hAnsi="Arial"/>
+                      <w:b w:val="false"/>
+                      <w:bCs w:val="false"/>
+                      <w:sz w:val="16"/>
+                      <w:szCs w:val="16"/>
+                    </w:rPr>
+                    <w:t xml:space="preserve">od objave prijava</w:t>
+                  </w:r>
+                </w:p>
+              </w:tc>
+              <w:tc>
+                <w:tcPr>
+                  <w:tcW w:type="dxa" w:w="950"/>
                   <w:tcMar>
                     <w:top w:type="dxa" w:w="40"/>
                     <w:left w:type="dxa" w:w="60"/>
@@ -2717,7 +2866,7 @@
               </w:tc>
               <w:tc>
                 <w:tcPr>
-                  <w:tcW w:type="dxa" w:w="1941"/>
+                  <w:tcW w:type="dxa" w:w="950"/>
                   <w:tcMar>
                     <w:top w:type="dxa" w:w="40"/>
                     <w:left w:type="dxa" w:w="60"/>
@@ -2730,34 +2879,34 @@
             </w:tr>
             <w:tr>
               <w:trPr>
-                <w:tblHeader w:val="false"/>
+                <w:tblHeader w:val="off"/>
               </w:trPr>
               <w:tc>
                 <w:tcPr>
-                  <w:tcW w:type="dxa" w:w="1941"/>
-                  <w:tcMar>
-                    <w:top w:type="dxa" w:w="40"/>
-                    <w:left w:type="dxa" w:w="60"/>
-                    <w:bottom w:type="dxa" w:w="40"/>
-                    <w:right w:type="dxa" w:w="60"/>
-                  </w:tcMar>
-                </w:tcPr>
-                <w:p>
-                  <w:r>
-                    <w:rPr>
-                      <w:rFonts w:ascii="Arial" w:cs="Arial" w:eastAsia="Arial" w:hAnsi="Arial"/>
-                      <w:b w:val="false"/>
-                      <w:bCs w:val="false"/>
-                      <w:sz w:val="16"/>
-                      <w:szCs w:val="16"/>
-                    </w:rPr>
-                    <w:t xml:space="preserve">Objave na društvenim mrežama / Social posts</w:t>
-                  </w:r>
-                </w:p>
-              </w:tc>
-              <w:tc>
-                <w:tcPr>
-                  <w:tcW w:type="dxa" w:w="1941"/>
+                  <w:tcW w:type="dxa" w:w="950"/>
+                  <w:tcMar>
+                    <w:top w:type="dxa" w:w="40"/>
+                    <w:left w:type="dxa" w:w="60"/>
+                    <w:bottom w:type="dxa" w:w="40"/>
+                    <w:right w:type="dxa" w:w="60"/>
+                  </w:tcMar>
+                </w:tcPr>
+                <w:p>
+                  <w:r>
+                    <w:rPr>
+                      <w:rFonts w:ascii="Arial" w:cs="Arial" w:eastAsia="Arial" w:hAnsi="Arial"/>
+                      <w:b w:val="false"/>
+                      <w:bCs w:val="false"/>
+                      <w:sz w:val="16"/>
+                      <w:szCs w:val="16"/>
+                    </w:rPr>
+                    <w:t xml:space="preserve">Objave na društvenim mrežama</w:t>
+                  </w:r>
+                </w:p>
+              </w:tc>
+              <w:tc>
+                <w:tcPr>
+                  <w:tcW w:type="dxa" w:w="950"/>
                   <w:tcMar>
                     <w:top w:type="dxa" w:w="40"/>
                     <w:left w:type="dxa" w:w="60"/>
@@ -2780,7 +2929,7 @@
               </w:tc>
               <w:tc>
                 <w:tcPr>
-                  <w:tcW w:type="dxa" w:w="1941"/>
+                  <w:tcW w:type="dxa" w:w="950"/>
                   <w:tcMar>
                     <w:top w:type="dxa" w:w="40"/>
                     <w:left w:type="dxa" w:w="60"/>
@@ -2803,7 +2952,7 @@
               </w:tc>
               <w:tc>
                 <w:tcPr>
-                  <w:tcW w:type="dxa" w:w="1941"/>
+                  <w:tcW w:type="dxa" w:w="950"/>
                   <w:tcMar>
                     <w:top w:type="dxa" w:w="40"/>
                     <w:left w:type="dxa" w:w="60"/>
@@ -2826,7 +2975,7 @@
               </w:tc>
               <w:tc>
                 <w:tcPr>
-                  <w:tcW w:type="dxa" w:w="1941"/>
+                  <w:tcW w:type="dxa" w:w="950"/>
                   <w:tcMar>
                     <w:top w:type="dxa" w:w="40"/>
                     <w:left w:type="dxa" w:w="60"/>
@@ -2839,34 +2988,34 @@
             </w:tr>
             <w:tr>
               <w:trPr>
-                <w:tblHeader w:val="false"/>
+                <w:tblHeader w:val="off"/>
               </w:trPr>
               <w:tc>
                 <w:tcPr>
-                  <w:tcW w:type="dxa" w:w="1941"/>
-                  <w:tcMar>
-                    <w:top w:type="dxa" w:w="40"/>
-                    <w:left w:type="dxa" w:w="60"/>
-                    <w:bottom w:type="dxa" w:w="40"/>
-                    <w:right w:type="dxa" w:w="60"/>
-                  </w:tcMar>
-                </w:tcPr>
-                <w:p>
-                  <w:r>
-                    <w:rPr>
-                      <w:rFonts w:ascii="Arial" w:cs="Arial" w:eastAsia="Arial" w:hAnsi="Arial"/>
-                      <w:b w:val="false"/>
-                      <w:bCs w:val="false"/>
-                      <w:sz w:val="16"/>
-                      <w:szCs w:val="16"/>
-                    </w:rPr>
-                    <w:t xml:space="preserve">Stanica na stazi / Branded station</w:t>
-                  </w:r>
-                </w:p>
-              </w:tc>
-              <w:tc>
-                <w:tcPr>
-                  <w:tcW w:type="dxa" w:w="1941"/>
+                  <w:tcW w:type="dxa" w:w="950"/>
+                  <w:tcMar>
+                    <w:top w:type="dxa" w:w="40"/>
+                    <w:left w:type="dxa" w:w="60"/>
+                    <w:bottom w:type="dxa" w:w="40"/>
+                    <w:right w:type="dxa" w:w="60"/>
+                  </w:tcMar>
+                </w:tcPr>
+                <w:p>
+                  <w:r>
+                    <w:rPr>
+                      <w:rFonts w:ascii="Arial" w:cs="Arial" w:eastAsia="Arial" w:hAnsi="Arial"/>
+                      <w:b w:val="false"/>
+                      <w:bCs w:val="false"/>
+                      <w:sz w:val="16"/>
+                      <w:szCs w:val="16"/>
+                    </w:rPr>
+                    <w:t xml:space="preserve">Stanica na stazi</w:t>
+                  </w:r>
+                </w:p>
+              </w:tc>
+              <w:tc>
+                <w:tcPr>
+                  <w:tcW w:type="dxa" w:w="950"/>
                   <w:tcMar>
                     <w:top w:type="dxa" w:w="40"/>
                     <w:left w:type="dxa" w:w="60"/>
@@ -2889,7 +3038,7 @@
               </w:tc>
               <w:tc>
                 <w:tcPr>
-                  <w:tcW w:type="dxa" w:w="1941"/>
+                  <w:tcW w:type="dxa" w:w="950"/>
                   <w:tcMar>
                     <w:top w:type="dxa" w:w="40"/>
                     <w:left w:type="dxa" w:w="60"/>
@@ -2912,7 +3061,7 @@
               </w:tc>
               <w:tc>
                 <w:tcPr>
-                  <w:tcW w:type="dxa" w:w="1941"/>
+                  <w:tcW w:type="dxa" w:w="950"/>
                   <w:tcMar>
                     <w:top w:type="dxa" w:w="40"/>
                     <w:left w:type="dxa" w:w="60"/>
@@ -2935,7 +3084,7 @@
               </w:tc>
               <w:tc>
                 <w:tcPr>
-                  <w:tcW w:type="dxa" w:w="1941"/>
+                  <w:tcW w:type="dxa" w:w="950"/>
                   <w:tcMar>
                     <w:top w:type="dxa" w:w="40"/>
                     <w:left w:type="dxa" w:w="60"/>
@@ -2948,34 +3097,34 @@
             </w:tr>
             <w:tr>
               <w:trPr>
-                <w:tblHeader w:val="false"/>
+                <w:tblHeader w:val="off"/>
               </w:trPr>
               <w:tc>
                 <w:tcPr>
-                  <w:tcW w:type="dxa" w:w="1941"/>
-                  <w:tcMar>
-                    <w:top w:type="dxa" w:w="40"/>
-                    <w:left w:type="dxa" w:w="60"/>
-                    <w:bottom w:type="dxa" w:w="40"/>
-                    <w:right w:type="dxa" w:w="60"/>
-                  </w:tcMar>
-                </w:tcPr>
-                <w:p>
-                  <w:r>
-                    <w:rPr>
-                      <w:rFonts w:ascii="Arial" w:cs="Arial" w:eastAsia="Arial" w:hAnsi="Arial"/>
-                      <w:b w:val="false"/>
-                      <w:bCs w:val="false"/>
-                      <w:sz w:val="16"/>
-                      <w:szCs w:val="16"/>
-                    </w:rPr>
-                    <w:t xml:space="preserve">Poziv na predaju sredstava / Handover invitation</w:t>
-                  </w:r>
-                </w:p>
-              </w:tc>
-              <w:tc>
-                <w:tcPr>
-                  <w:tcW w:type="dxa" w:w="1941"/>
+                  <w:tcW w:type="dxa" w:w="950"/>
+                  <w:tcMar>
+                    <w:top w:type="dxa" w:w="40"/>
+                    <w:left w:type="dxa" w:w="60"/>
+                    <w:bottom w:type="dxa" w:w="40"/>
+                    <w:right w:type="dxa" w:w="60"/>
+                  </w:tcMar>
+                </w:tcPr>
+                <w:p>
+                  <w:r>
+                    <w:rPr>
+                      <w:rFonts w:ascii="Arial" w:cs="Arial" w:eastAsia="Arial" w:hAnsi="Arial"/>
+                      <w:b w:val="false"/>
+                      <w:bCs w:val="false"/>
+                      <w:sz w:val="16"/>
+                      <w:szCs w:val="16"/>
+                    </w:rPr>
+                    <w:t xml:space="preserve">Poziv na predaju sredstava</w:t>
+                  </w:r>
+                </w:p>
+              </w:tc>
+              <w:tc>
+                <w:tcPr>
+                  <w:tcW w:type="dxa" w:w="950"/>
                   <w:tcMar>
                     <w:top w:type="dxa" w:w="40"/>
                     <w:left w:type="dxa" w:w="60"/>
@@ -2998,7 +3147,7 @@
               </w:tc>
               <w:tc>
                 <w:tcPr>
-                  <w:tcW w:type="dxa" w:w="1941"/>
+                  <w:tcW w:type="dxa" w:w="950"/>
                   <w:tcMar>
                     <w:top w:type="dxa" w:w="40"/>
                     <w:left w:type="dxa" w:w="60"/>
@@ -3021,7 +3170,7 @@
               </w:tc>
               <w:tc>
                 <w:tcPr>
-                  <w:tcW w:type="dxa" w:w="1941"/>
+                  <w:tcW w:type="dxa" w:w="950"/>
                   <w:tcMar>
                     <w:top w:type="dxa" w:w="40"/>
                     <w:left w:type="dxa" w:w="60"/>
@@ -3044,7 +3193,7 @@
               </w:tc>
               <w:tc>
                 <w:tcPr>
-                  <w:tcW w:type="dxa" w:w="1941"/>
+                  <w:tcW w:type="dxa" w:w="950"/>
                   <w:tcMar>
                     <w:top w:type="dxa" w:w="40"/>
                     <w:left w:type="dxa" w:w="60"/>
@@ -3057,34 +3206,34 @@
             </w:tr>
             <w:tr>
               <w:trPr>
-                <w:tblHeader w:val="false"/>
+                <w:tblHeader w:val="off"/>
               </w:trPr>
               <w:tc>
                 <w:tcPr>
-                  <w:tcW w:type="dxa" w:w="1941"/>
-                  <w:tcMar>
-                    <w:top w:type="dxa" w:w="40"/>
-                    <w:left w:type="dxa" w:w="60"/>
-                    <w:bottom w:type="dxa" w:w="40"/>
-                    <w:right w:type="dxa" w:w="60"/>
-                  </w:tcMar>
-                </w:tcPr>
-                <w:p>
-                  <w:r>
-                    <w:rPr>
-                      <w:rFonts w:ascii="Arial" w:cs="Arial" w:eastAsia="Arial" w:hAnsi="Arial"/>
-                      <w:b w:val="false"/>
-                      <w:bCs w:val="false"/>
-                      <w:sz w:val="16"/>
-                      <w:szCs w:val="16"/>
-                    </w:rPr>
-                    <w:t xml:space="preserve">Izvještaj sponzoru / Sponsor report</w:t>
-                  </w:r>
-                </w:p>
-              </w:tc>
-              <w:tc>
-                <w:tcPr>
-                  <w:tcW w:type="dxa" w:w="1941"/>
+                  <w:tcW w:type="dxa" w:w="950"/>
+                  <w:tcMar>
+                    <w:top w:type="dxa" w:w="40"/>
+                    <w:left w:type="dxa" w:w="60"/>
+                    <w:bottom w:type="dxa" w:w="40"/>
+                    <w:right w:type="dxa" w:w="60"/>
+                  </w:tcMar>
+                </w:tcPr>
+                <w:p>
+                  <w:r>
+                    <w:rPr>
+                      <w:rFonts w:ascii="Arial" w:cs="Arial" w:eastAsia="Arial" w:hAnsi="Arial"/>
+                      <w:b w:val="false"/>
+                      <w:bCs w:val="false"/>
+                      <w:sz w:val="16"/>
+                      <w:szCs w:val="16"/>
+                    </w:rPr>
+                    <w:t xml:space="preserve">Izvještaj sponzoru</w:t>
+                  </w:r>
+                </w:p>
+              </w:tc>
+              <w:tc>
+                <w:tcPr>
+                  <w:tcW w:type="dxa" w:w="950"/>
                   <w:tcMar>
                     <w:top w:type="dxa" w:w="40"/>
                     <w:left w:type="dxa" w:w="60"/>
@@ -3107,30 +3256,30 @@
               </w:tc>
               <w:tc>
                 <w:tcPr>
-                  <w:tcW w:type="dxa" w:w="1941"/>
-                  <w:tcMar>
-                    <w:top w:type="dxa" w:w="40"/>
-                    <w:left w:type="dxa" w:w="60"/>
-                    <w:bottom w:type="dxa" w:w="40"/>
-                    <w:right w:type="dxa" w:w="60"/>
-                  </w:tcMar>
-                </w:tcPr>
-                <w:p>
-                  <w:r>
-                    <w:rPr>
-                      <w:rFonts w:ascii="Arial" w:cs="Arial" w:eastAsia="Arial" w:hAnsi="Arial"/>
-                      <w:b w:val="false"/>
-                      <w:bCs w:val="false"/>
-                      <w:sz w:val="16"/>
-                      <w:szCs w:val="16"/>
-                    </w:rPr>
-                    <w:t xml:space="preserve">u roku od 30 dana / within 30 days</w:t>
-                  </w:r>
-                </w:p>
-              </w:tc>
-              <w:tc>
-                <w:tcPr>
-                  <w:tcW w:type="dxa" w:w="1941"/>
+                  <w:tcW w:type="dxa" w:w="950"/>
+                  <w:tcMar>
+                    <w:top w:type="dxa" w:w="40"/>
+                    <w:left w:type="dxa" w:w="60"/>
+                    <w:bottom w:type="dxa" w:w="40"/>
+                    <w:right w:type="dxa" w:w="60"/>
+                  </w:tcMar>
+                </w:tcPr>
+                <w:p>
+                  <w:r>
+                    <w:rPr>
+                      <w:rFonts w:ascii="Arial" w:cs="Arial" w:eastAsia="Arial" w:hAnsi="Arial"/>
+                      <w:b w:val="false"/>
+                      <w:bCs w:val="false"/>
+                      <w:sz w:val="16"/>
+                      <w:szCs w:val="16"/>
+                    </w:rPr>
+                    <w:t xml:space="preserve">u roku od 30 dana</w:t>
+                  </w:r>
+                </w:p>
+              </w:tc>
+              <w:tc>
+                <w:tcPr>
+                  <w:tcW w:type="dxa" w:w="950"/>
                   <w:tcMar>
                     <w:top w:type="dxa" w:w="40"/>
                     <w:left w:type="dxa" w:w="60"/>
@@ -3153,7 +3302,7 @@
               </w:tc>
               <w:tc>
                 <w:tcPr>
-                  <w:tcW w:type="dxa" w:w="1941"/>
+                  <w:tcW w:type="dxa" w:w="950"/>
                   <w:tcMar>
                     <w:top w:type="dxa" w:w="40"/>
                     <w:left w:type="dxa" w:w="60"/>
@@ -3166,80 +3315,80 @@
             </w:tr>
             <w:tr>
               <w:trPr>
-                <w:tblHeader w:val="false"/>
+                <w:tblHeader w:val="off"/>
               </w:trPr>
               <w:tc>
                 <w:tcPr>
-                  <w:tcW w:type="dxa" w:w="1941"/>
-                  <w:tcMar>
-                    <w:top w:type="dxa" w:w="40"/>
-                    <w:left w:type="dxa" w:w="60"/>
-                    <w:bottom w:type="dxa" w:w="40"/>
-                    <w:right w:type="dxa" w:w="60"/>
-                  </w:tcMar>
-                </w:tcPr>
-                <w:p>
-                  <w:r>
-                    <w:rPr>
-                      <w:rFonts w:ascii="Arial" w:cs="Arial" w:eastAsia="Arial" w:hAnsi="Arial"/>
-                      <w:b w:val="false"/>
-                      <w:bCs w:val="false"/>
-                      <w:sz w:val="16"/>
-                      <w:szCs w:val="16"/>
-                    </w:rPr>
-                    <w:t xml:space="preserve">Za Core Cost Partner: „Rad Santamorea finansira X, pa 100% donacija stiže do korisnika“ na svakoj stranici / Core Cost Partner line on every page</w:t>
-                  </w:r>
-                </w:p>
-              </w:tc>
-              <w:tc>
-                <w:tcPr>
-                  <w:tcW w:type="dxa" w:w="1941"/>
-                  <w:tcMar>
-                    <w:top w:type="dxa" w:w="40"/>
-                    <w:left w:type="dxa" w:w="60"/>
-                    <w:bottom w:type="dxa" w:w="40"/>
-                    <w:right w:type="dxa" w:w="60"/>
-                  </w:tcMar>
-                </w:tcPr>
-                <w:p>
-                  <w:r>
-                    <w:rPr>
-                      <w:rFonts w:ascii="Arial" w:cs="Arial" w:eastAsia="Arial" w:hAnsi="Arial"/>
-                      <w:b w:val="false"/>
-                      <w:bCs w:val="false"/>
-                      <w:sz w:val="16"/>
-                      <w:szCs w:val="16"/>
-                    </w:rPr>
-                    <w:t xml:space="preserve">tekst i logotip u podnožju / footer line and logo</w:t>
-                  </w:r>
-                </w:p>
-              </w:tc>
-              <w:tc>
-                <w:tcPr>
-                  <w:tcW w:type="dxa" w:w="1941"/>
-                  <w:tcMar>
-                    <w:top w:type="dxa" w:w="40"/>
-                    <w:left w:type="dxa" w:w="60"/>
-                    <w:bottom w:type="dxa" w:w="40"/>
-                    <w:right w:type="dxa" w:w="60"/>
-                  </w:tcMar>
-                </w:tcPr>
-                <w:p>
-                  <w:r>
-                    <w:rPr>
-                      <w:rFonts w:ascii="Arial" w:cs="Arial" w:eastAsia="Arial" w:hAnsi="Arial"/>
-                      <w:b w:val="false"/>
-                      <w:bCs w:val="false"/>
-                      <w:sz w:val="16"/>
-                      <w:szCs w:val="16"/>
-                    </w:rPr>
-                    <w:t xml:space="preserve">trajanje partnerstva / term</w:t>
-                  </w:r>
-                </w:p>
-              </w:tc>
-              <w:tc>
-                <w:tcPr>
-                  <w:tcW w:type="dxa" w:w="1941"/>
+                  <w:tcW w:type="dxa" w:w="950"/>
+                  <w:tcMar>
+                    <w:top w:type="dxa" w:w="40"/>
+                    <w:left w:type="dxa" w:w="60"/>
+                    <w:bottom w:type="dxa" w:w="40"/>
+                    <w:right w:type="dxa" w:w="60"/>
+                  </w:tcMar>
+                </w:tcPr>
+                <w:p>
+                  <w:r>
+                    <w:rPr>
+                      <w:rFonts w:ascii="Arial" w:cs="Arial" w:eastAsia="Arial" w:hAnsi="Arial"/>
+                      <w:b w:val="false"/>
+                      <w:bCs w:val="false"/>
+                      <w:sz w:val="16"/>
+                      <w:szCs w:val="16"/>
+                    </w:rPr>
+                    <w:t xml:space="preserve">Za Core Cost Partner: „Rad Santamorea finansira X, pa 100% donacija stiže do korisnika“ na svakoj stranici</w:t>
+                  </w:r>
+                </w:p>
+              </w:tc>
+              <w:tc>
+                <w:tcPr>
+                  <w:tcW w:type="dxa" w:w="950"/>
+                  <w:tcMar>
+                    <w:top w:type="dxa" w:w="40"/>
+                    <w:left w:type="dxa" w:w="60"/>
+                    <w:bottom w:type="dxa" w:w="40"/>
+                    <w:right w:type="dxa" w:w="60"/>
+                  </w:tcMar>
+                </w:tcPr>
+                <w:p>
+                  <w:r>
+                    <w:rPr>
+                      <w:rFonts w:ascii="Arial" w:cs="Arial" w:eastAsia="Arial" w:hAnsi="Arial"/>
+                      <w:b w:val="false"/>
+                      <w:bCs w:val="false"/>
+                      <w:sz w:val="16"/>
+                      <w:szCs w:val="16"/>
+                    </w:rPr>
+                    <w:t xml:space="preserve">tekst i logotip u podnožju</w:t>
+                  </w:r>
+                </w:p>
+              </w:tc>
+              <w:tc>
+                <w:tcPr>
+                  <w:tcW w:type="dxa" w:w="950"/>
+                  <w:tcMar>
+                    <w:top w:type="dxa" w:w="40"/>
+                    <w:left w:type="dxa" w:w="60"/>
+                    <w:bottom w:type="dxa" w:w="40"/>
+                    <w:right w:type="dxa" w:w="60"/>
+                  </w:tcMar>
+                </w:tcPr>
+                <w:p>
+                  <w:r>
+                    <w:rPr>
+                      <w:rFonts w:ascii="Arial" w:cs="Arial" w:eastAsia="Arial" w:hAnsi="Arial"/>
+                      <w:b w:val="false"/>
+                      <w:bCs w:val="false"/>
+                      <w:sz w:val="16"/>
+                      <w:szCs w:val="16"/>
+                    </w:rPr>
+                    <w:t xml:space="preserve">trajanje partnerstva</w:t>
+                  </w:r>
+                </w:p>
+              </w:tc>
+              <w:tc>
+                <w:tcPr>
+                  <w:tcW w:type="dxa" w:w="950"/>
                   <w:tcMar>
                     <w:top w:type="dxa" w:w="40"/>
                     <w:left w:type="dxa" w:w="60"/>
@@ -3262,7 +3411,7 @@
               </w:tc>
               <w:tc>
                 <w:tcPr>
-                  <w:tcW w:type="dxa" w:w="1941"/>
+                  <w:tcW w:type="dxa" w:w="950"/>
                   <w:tcMar>
                     <w:top w:type="dxa" w:w="40"/>
                     <w:left w:type="dxa" w:w="60"/>
@@ -3275,34 +3424,34 @@
             </w:tr>
             <w:tr>
               <w:trPr>
-                <w:tblHeader w:val="false"/>
+                <w:tblHeader w:val="off"/>
               </w:trPr>
               <w:tc>
                 <w:tcPr>
-                  <w:tcW w:type="dxa" w:w="1941"/>
-                  <w:tcMar>
-                    <w:top w:type="dxa" w:w="40"/>
-                    <w:left w:type="dxa" w:w="60"/>
-                    <w:bottom w:type="dxa" w:w="40"/>
-                    <w:right w:type="dxa" w:w="60"/>
-                  </w:tcMar>
-                </w:tcPr>
-                <w:p>
-                  <w:r>
-                    <w:rPr>
-                      <w:rFonts w:ascii="Arial" w:cs="Arial" w:eastAsia="Arial" w:hAnsi="Arial"/>
-                      <w:b w:val="false"/>
-                      <w:bCs w:val="false"/>
-                      <w:sz w:val="16"/>
-                      <w:szCs w:val="16"/>
-                    </w:rPr>
-                    <w:t xml:space="preserve">Za Match Partner: prozor uparivanja / Matching window</w:t>
-                  </w:r>
-                </w:p>
-              </w:tc>
-              <w:tc>
-                <w:tcPr>
-                  <w:tcW w:type="dxa" w:w="1941"/>
+                  <w:tcW w:type="dxa" w:w="950"/>
+                  <w:tcMar>
+                    <w:top w:type="dxa" w:w="40"/>
+                    <w:left w:type="dxa" w:w="60"/>
+                    <w:bottom w:type="dxa" w:w="40"/>
+                    <w:right w:type="dxa" w:w="60"/>
+                  </w:tcMar>
+                </w:tcPr>
+                <w:p>
+                  <w:r>
+                    <w:rPr>
+                      <w:rFonts w:ascii="Arial" w:cs="Arial" w:eastAsia="Arial" w:hAnsi="Arial"/>
+                      <w:b w:val="false"/>
+                      <w:bCs w:val="false"/>
+                      <w:sz w:val="16"/>
+                      <w:szCs w:val="16"/>
+                    </w:rPr>
+                    <w:t xml:space="preserve">Za Match Partner: prozor uparivanja</w:t>
+                  </w:r>
+                </w:p>
+              </w:tc>
+              <w:tc>
+                <w:tcPr>
+                  <w:tcW w:type="dxa" w:w="950"/>
                   <w:tcMar>
                     <w:top w:type="dxa" w:w="40"/>
                     <w:left w:type="dxa" w:w="60"/>
@@ -3325,7 +3474,7 @@
               </w:tc>
               <w:tc>
                 <w:tcPr>
-                  <w:tcW w:type="dxa" w:w="1941"/>
+                  <w:tcW w:type="dxa" w:w="950"/>
                   <w:tcMar>
                     <w:top w:type="dxa" w:w="40"/>
                     <w:left w:type="dxa" w:w="60"/>
@@ -3348,30 +3497,30 @@
               </w:tc>
               <w:tc>
                 <w:tcPr>
-                  <w:tcW w:type="dxa" w:w="1941"/>
-                  <w:tcMar>
-                    <w:top w:type="dxa" w:w="40"/>
-                    <w:left w:type="dxa" w:w="60"/>
-                    <w:bottom w:type="dxa" w:w="40"/>
-                    <w:right w:type="dxa" w:w="60"/>
-                  </w:tcMar>
-                </w:tcPr>
-                <w:p>
-                  <w:r>
-                    <w:rPr>
-                      <w:rFonts w:ascii="Arial" w:cs="Arial" w:eastAsia="Arial" w:hAnsi="Arial"/>
-                      <w:b w:val="false"/>
-                      <w:bCs w:val="false"/>
-                      <w:sz w:val="16"/>
-                      <w:szCs w:val="16"/>
-                    </w:rPr>
-                    <w:t xml:space="preserve">oba / both</w:t>
-                  </w:r>
-                </w:p>
-              </w:tc>
-              <w:tc>
-                <w:tcPr>
-                  <w:tcW w:type="dxa" w:w="1941"/>
+                  <w:tcW w:type="dxa" w:w="950"/>
+                  <w:tcMar>
+                    <w:top w:type="dxa" w:w="40"/>
+                    <w:left w:type="dxa" w:w="60"/>
+                    <w:bottom w:type="dxa" w:w="40"/>
+                    <w:right w:type="dxa" w:w="60"/>
+                  </w:tcMar>
+                </w:tcPr>
+                <w:p>
+                  <w:r>
+                    <w:rPr>
+                      <w:rFonts w:ascii="Arial" w:cs="Arial" w:eastAsia="Arial" w:hAnsi="Arial"/>
+                      <w:b w:val="false"/>
+                      <w:bCs w:val="false"/>
+                      <w:sz w:val="16"/>
+                      <w:szCs w:val="16"/>
+                    </w:rPr>
+                    <w:t xml:space="preserve">oba</w:t>
+                  </w:r>
+                </w:p>
+              </w:tc>
+              <w:tc>
+                <w:tcPr>
+                  <w:tcW w:type="dxa" w:w="950"/>
                   <w:tcMar>
                     <w:top w:type="dxa" w:w="40"/>
                     <w:left w:type="dxa" w:w="60"/>
@@ -3385,887 +3534,9 @@
           </w:tbl>
           <w:p/>
         </w:tc>
-      </w:tr>
-      <w:tr>
-        <w:tc>
-          <w:tcPr>
-            <w:tcW w:type="dxa" w:w="4953"/>
-            <w:shd w:fill="F1F5F6" w:color="auto" w:val="clear"/>
-            <w:tcMar>
-              <w:top w:type="dxa" w:w="80"/>
-              <w:left w:type="dxa" w:w="100"/>
-              <w:bottom w:type="dxa" w:w="80"/>
-              <w:right w:type="dxa" w:w="100"/>
-            </w:tcMar>
-          </w:tcPr>
-          <w:p>
-            <w:r>
-              <w:rPr>
-                <w:rFonts w:ascii="Arial" w:cs="Arial" w:eastAsia="Arial" w:hAnsi="Arial"/>
-                <w:b/>
-                <w:bCs/>
-                <w:color w:val="0E3A46"/>
-                <w:sz w:val="20"/>
-                <w:szCs w:val="20"/>
-              </w:rPr>
-              <w:t xml:space="preserve">Prilog 2 — Pravila upotrebe naziva i znaka</w:t>
-            </w:r>
-          </w:p>
-        </w:tc>
-        <w:tc>
-          <w:tcPr>
-            <w:tcW w:type="dxa" w:w="4953"/>
-            <w:shd w:fill="F1F5F6" w:color="auto" w:val="clear"/>
-            <w:tcMar>
-              <w:top w:type="dxa" w:w="80"/>
-              <w:left w:type="dxa" w:w="100"/>
-              <w:bottom w:type="dxa" w:w="80"/>
-              <w:right w:type="dxa" w:w="100"/>
-            </w:tcMar>
-          </w:tcPr>
-          <w:p>
-            <w:r>
-              <w:rPr>
-                <w:rFonts w:ascii="Arial" w:cs="Arial" w:eastAsia="Arial" w:hAnsi="Arial"/>
-                <w:b/>
-                <w:bCs/>
-                <w:color w:val="0E3A46"/>
-                <w:sz w:val="20"/>
-                <w:szCs w:val="20"/>
-              </w:rPr>
-              <w:t xml:space="preserve">Annex 2: Name and mark usage rules</w:t>
-            </w:r>
-          </w:p>
-        </w:tc>
-      </w:tr>
-      <w:tr>
-        <w:tc>
-          <w:tcPr>
-            <w:tcW w:type="dxa" w:w="4953"/>
-            <w:tcMar>
-              <w:top w:type="dxa" w:w="80"/>
-              <w:left w:type="dxa" w:w="100"/>
-              <w:bottom w:type="dxa" w:w="80"/>
-              <w:right w:type="dxa" w:w="100"/>
-            </w:tcMar>
-          </w:tcPr>
-          <w:p>
-            <w:pPr>
-              <w:spacing w:after="100"/>
-            </w:pPr>
-            <w:r>
-              <w:rPr>
-                <w:rFonts w:ascii="Arial" w:cs="Arial" w:eastAsia="Arial" w:hAnsi="Arial"/>
-                <w:sz w:val="18"/>
-                <w:szCs w:val="18"/>
-              </w:rPr>
-              <w:t xml:space="preserve">Sponzor može koristiti: znak udruženja i naziv događaja u obliku iz priručnika za brend koji udruženje dostavi, bez izmjena boja, proporcija i teksta, sa zaštitnim prostorom; oznaku „[Zvanični partner / Title partner / Partner] [naziv događaja i godina]“; fotografije koje udruženje dostavi po članu 6. Sponzor ne može: mijenjati znak, kombinovati ga sa svojim u jedan znak, koristiti ga na proizvodima za prodaju, u političkim porukama, ni na način koji sugeriše da udruženje preporučuje proizvode sponzora ili da je sponzor odlučivao o korisnicima. Svaki materijal sa znakom udruženja sponzor dostavlja udruženju na odobrenje najmanje [[PLACEHOLDER: broj, npr. 5]] radnih dana prije objave; udruženje odgovara u roku od tri radna dana.</w:t>
-            </w:r>
-          </w:p>
-        </w:tc>
-        <w:tc>
-          <w:tcPr>
-            <w:tcW w:type="dxa" w:w="4953"/>
-            <w:tcMar>
-              <w:top w:type="dxa" w:w="80"/>
-              <w:left w:type="dxa" w:w="100"/>
-              <w:bottom w:type="dxa" w:w="80"/>
-              <w:right w:type="dxa" w:w="100"/>
-            </w:tcMar>
-          </w:tcPr>
-          <w:p>
-            <w:pPr>
-              <w:spacing w:after="100"/>
-            </w:pPr>
-            <w:r>
-              <w:rPr>
-                <w:rFonts w:ascii="Arial" w:cs="Arial" w:eastAsia="Arial" w:hAnsi="Arial"/>
-                <w:i/>
-                <w:iCs/>
-                <w:sz w:val="18"/>
-                <w:szCs w:val="18"/>
-              </w:rPr>
-              <w:t xml:space="preserve">Annex 2.</w:t>
-            </w:r>
-            <w:r>
-              <w:rPr>
-                <w:rFonts w:ascii="Arial" w:cs="Arial" w:eastAsia="Arial" w:hAnsi="Arial"/>
-                <w:sz w:val="18"/>
-                <w:szCs w:val="18"/>
-              </w:rPr>
-              <w:t xml:space="preserve"> Permitted: the mark and event name per the brand manual, unaltered with clear space; the agreed partner designation; supplied photos under Article 6. Not permitted: altering or merging the mark, use on products for sale, political messaging, or anything implying product endorsement or a say over beneficiaries. Material carrying the mark goes to the association for approval a set number of working days before publication, answered within three.</w:t>
-            </w:r>
-          </w:p>
-        </w:tc>
-      </w:tr>
-      <w:tr>
-        <w:tc>
-          <w:tcPr>
-            <w:tcW w:type="dxa" w:w="4953"/>
-            <w:shd w:fill="F1F5F6" w:color="auto" w:val="clear"/>
-            <w:tcMar>
-              <w:top w:type="dxa" w:w="80"/>
-              <w:left w:type="dxa" w:w="100"/>
-              <w:bottom w:type="dxa" w:w="80"/>
-              <w:right w:type="dxa" w:w="100"/>
-            </w:tcMar>
-          </w:tcPr>
-          <w:p>
-            <w:r>
-              <w:rPr>
-                <w:rFonts w:ascii="Arial" w:cs="Arial" w:eastAsia="Arial" w:hAnsi="Arial"/>
-                <w:b/>
-                <w:bCs/>
-                <w:color w:val="0E3A46"/>
-                <w:sz w:val="20"/>
-                <w:szCs w:val="20"/>
-              </w:rPr>
-              <w:t xml:space="preserve">Prilog 3 — Izvještaj sponzoru</w:t>
-            </w:r>
-          </w:p>
-        </w:tc>
-        <w:tc>
-          <w:tcPr>
-            <w:tcW w:type="dxa" w:w="4953"/>
-            <w:shd w:fill="F1F5F6" w:color="auto" w:val="clear"/>
-            <w:tcMar>
-              <w:top w:type="dxa" w:w="80"/>
-              <w:left w:type="dxa" w:w="100"/>
-              <w:bottom w:type="dxa" w:w="80"/>
-              <w:right w:type="dxa" w:w="100"/>
-            </w:tcMar>
-          </w:tcPr>
-          <w:p>
-            <w:r>
-              <w:rPr>
-                <w:rFonts w:ascii="Arial" w:cs="Arial" w:eastAsia="Arial" w:hAnsi="Arial"/>
-                <w:b/>
-                <w:bCs/>
-                <w:color w:val="0E3A46"/>
-                <w:sz w:val="20"/>
-                <w:szCs w:val="20"/>
-              </w:rPr>
-              <w:t xml:space="preserve">Annex 3: Sponsor report</w:t>
-            </w:r>
-          </w:p>
-        </w:tc>
-      </w:tr>
-      <w:tr>
-        <w:tc>
-          <w:tcPr>
-            <w:tcW w:type="dxa" w:w="4953"/>
-            <w:tcMar>
-              <w:top w:type="dxa" w:w="80"/>
-              <w:left w:type="dxa" w:w="100"/>
-              <w:bottom w:type="dxa" w:w="80"/>
-              <w:right w:type="dxa" w:w="100"/>
-            </w:tcMar>
-          </w:tcPr>
-          <w:p>
-            <w:pPr>
-              <w:spacing w:after="100"/>
-            </w:pPr>
-            <w:r>
-              <w:rPr>
-                <w:rFonts w:ascii="Arial" w:cs="Arial" w:eastAsia="Arial" w:hAnsi="Arial"/>
-                <w:sz w:val="18"/>
-                <w:szCs w:val="18"/>
-              </w:rPr>
-              <w:t xml:space="preserve">Udruženje sponzoru u roku od 30 dana od događaja, bez podsjećanja, dostavlja izvještaj sa: fotografijama na kojima su ljudi sponzora i njegovo brendiranje, uz evidenciju saglasnosti; brojem učesnika, volontera i posjetilaca; pregledom medijske pokrivenosti i objava; iznosom prikupljenih sredstava po izvoru; korisnicima kojima su sredstva dodijeljena, u obliku koji dopušta politika privatnosti, sa vezom na javni registar; pregledom izvršenja svake stavke iz Priloga 1; datumom razgovora o obnovi.</w:t>
-            </w:r>
-          </w:p>
-        </w:tc>
-        <w:tc>
-          <w:tcPr>
-            <w:tcW w:type="dxa" w:w="4953"/>
-            <w:tcMar>
-              <w:top w:type="dxa" w:w="80"/>
-              <w:left w:type="dxa" w:w="100"/>
-              <w:bottom w:type="dxa" w:w="80"/>
-              <w:right w:type="dxa" w:w="100"/>
-            </w:tcMar>
-          </w:tcPr>
-          <w:p>
-            <w:pPr>
-              <w:spacing w:after="100"/>
-            </w:pPr>
-            <w:r>
-              <w:rPr>
-                <w:rFonts w:ascii="Arial" w:cs="Arial" w:eastAsia="Arial" w:hAnsi="Arial"/>
-                <w:i/>
-                <w:iCs/>
-                <w:sz w:val="18"/>
-                <w:szCs w:val="18"/>
-              </w:rPr>
-              <w:t xml:space="preserve">Annex 3.</w:t>
-            </w:r>
-            <w:r>
-              <w:rPr>
-                <w:rFonts w:ascii="Arial" w:cs="Arial" w:eastAsia="Arial" w:hAnsi="Arial"/>
-                <w:sz w:val="18"/>
-                <w:szCs w:val="18"/>
-              </w:rPr>
-              <w:t xml:space="preserve"> Within 30 days, unprompted: photos featuring the sponsor's people and branding with consent records; participation numbers; media and social coverage; funds raised by source; beneficiaries in the form the privacy policy allows with a ledger link; delivery status of every Annex 1 item; the renewal conversation date.</w:t>
-            </w:r>
-          </w:p>
-        </w:tc>
-      </w:tr>
-      <w:tr>
-        <w:tc>
-          <w:tcPr>
-            <w:tcW w:type="dxa" w:w="4953"/>
-            <w:shd w:fill="E3EBED" w:color="auto" w:val="clear"/>
-            <w:tcMar>
-              <w:top w:type="dxa" w:w="80"/>
-              <w:left w:type="dxa" w:w="100"/>
-              <w:bottom w:type="dxa" w:w="80"/>
-              <w:right w:type="dxa" w:w="100"/>
-            </w:tcMar>
-          </w:tcPr>
-          <w:p>
-            <w:r>
-              <w:rPr>
-                <w:rFonts w:ascii="Arial" w:cs="Arial" w:eastAsia="Arial" w:hAnsi="Arial"/>
-                <w:b/>
-                <w:bCs/>
-                <w:color w:val="0E3A46"/>
-                <w:sz w:val="22"/>
-                <w:szCs w:val="22"/>
-              </w:rPr>
-              <w:t xml:space="preserve">DIO B: PRAVILA O SPONZORSTVIMA (INTERNA)</w:t>
-            </w:r>
-          </w:p>
-        </w:tc>
-        <w:tc>
-          <w:tcPr>
-            <w:tcW w:type="dxa" w:w="4953"/>
-            <w:shd w:fill="E3EBED" w:color="auto" w:val="clear"/>
-            <w:tcMar>
-              <w:top w:type="dxa" w:w="80"/>
-              <w:left w:type="dxa" w:w="100"/>
-              <w:bottom w:type="dxa" w:w="80"/>
-              <w:right w:type="dxa" w:w="100"/>
-            </w:tcMar>
-          </w:tcPr>
-          <w:p>
-            <w:r>
-              <w:rPr>
-                <w:rFonts w:ascii="Arial" w:cs="Arial" w:eastAsia="Arial" w:hAnsi="Arial"/>
-                <w:b/>
-                <w:bCs/>
-                <w:color w:val="0E3A46"/>
-                <w:sz w:val="22"/>
-                <w:szCs w:val="22"/>
-              </w:rPr>
-              <w:t xml:space="preserve">PART B: SPONSORSHIP RULES (INTERNAL)</w:t>
-            </w:r>
-          </w:p>
-        </w:tc>
-      </w:tr>
-      <w:tr>
-        <w:tc>
-          <w:tcPr>
-            <w:tcW w:type="dxa" w:w="4953"/>
-            <w:shd w:fill="F1F5F6" w:color="auto" w:val="clear"/>
-            <w:tcMar>
-              <w:top w:type="dxa" w:w="80"/>
-              <w:left w:type="dxa" w:w="100"/>
-              <w:bottom w:type="dxa" w:w="80"/>
-              <w:right w:type="dxa" w:w="100"/>
-            </w:tcMar>
-          </w:tcPr>
-          <w:p>
-            <w:r>
-              <w:rPr>
-                <w:rFonts w:ascii="Arial" w:cs="Arial" w:eastAsia="Arial" w:hAnsi="Arial"/>
-                <w:b/>
-                <w:bCs/>
-                <w:color w:val="0E3A46"/>
-                <w:sz w:val="20"/>
-                <w:szCs w:val="20"/>
-              </w:rPr>
-              <w:t xml:space="preserve">Član 14 — Paketi i cjenovnik</w:t>
-            </w:r>
-          </w:p>
-        </w:tc>
-        <w:tc>
-          <w:tcPr>
-            <w:tcW w:type="dxa" w:w="4953"/>
-            <w:shd w:fill="F1F5F6" w:color="auto" w:val="clear"/>
-            <w:tcMar>
-              <w:top w:type="dxa" w:w="80"/>
-              <w:left w:type="dxa" w:w="100"/>
-              <w:bottom w:type="dxa" w:w="80"/>
-              <w:right w:type="dxa" w:w="100"/>
-            </w:tcMar>
-          </w:tcPr>
-          <w:p>
-            <w:r>
-              <w:rPr>
-                <w:rFonts w:ascii="Arial" w:cs="Arial" w:eastAsia="Arial" w:hAnsi="Arial"/>
-                <w:b/>
-                <w:bCs/>
-                <w:color w:val="0E3A46"/>
-                <w:sz w:val="20"/>
-                <w:szCs w:val="20"/>
-              </w:rPr>
-              <w:t xml:space="preserve">Article 14. Packages and price list.</w:t>
-            </w:r>
-          </w:p>
-        </w:tc>
-      </w:tr>
-      <w:tr>
-        <w:tc>
-          <w:tcPr>
-            <w:tcW w:type="dxa" w:w="4953"/>
-            <w:tcMar>
-              <w:top w:type="dxa" w:w="80"/>
-              <w:left w:type="dxa" w:w="100"/>
-              <w:bottom w:type="dxa" w:w="80"/>
-              <w:right w:type="dxa" w:w="100"/>
-            </w:tcMar>
-          </w:tcPr>
-          <w:p>
-            <w:pPr>
-              <w:spacing w:after="100"/>
-            </w:pPr>
-            <w:r>
-              <w:rPr>
-                <w:rFonts w:ascii="Arial" w:cs="Arial" w:eastAsia="Arial" w:hAnsi="Arial"/>
-                <w:sz w:val="18"/>
-                <w:szCs w:val="18"/>
-              </w:rPr>
-              <w:t xml:space="preserve">Upravni odbor usvaja pakete i cjenovnik sponzorstava za godinu, na predlog Izvršnog direktora. Polazni predlog je lista iz vodiča tima: Core Cost Partner [[PLACEHOLDER: iznos, vodič tima: 10.000 EUR i više godišnje]]; Title Partner [[PLACEHOLDER: 5.000 EUR po događaju]]; Gold [[PLACEHOLDER: 2.500 EUR]]; Silver [[PLACEHOLDER: 1.000 EUR]]; Local Business [[PLACEHOLDER: 250 do 500 EUR]]; Match Partner (bilo koji iznos, uparivanje u prozoru); In kind (vrednovano, evidentirano i priznato kao novac). Svaki paket obavezno sadrži tri stavke iz člana 2. Ogranci prodaju sponzorstva samo po ovim paketima, a Izvršni direktor može odobriti odstupanje do [[PLACEHOLDER: procenat]] procenata cijene uz obrazloženje.</w:t>
-            </w:r>
-          </w:p>
-        </w:tc>
-        <w:tc>
-          <w:tcPr>
-            <w:tcW w:type="dxa" w:w="4953"/>
-            <w:tcMar>
-              <w:top w:type="dxa" w:w="80"/>
-              <w:left w:type="dxa" w:w="100"/>
-              <w:bottom w:type="dxa" w:w="80"/>
-              <w:right w:type="dxa" w:w="100"/>
-            </w:tcMar>
-          </w:tcPr>
-          <w:p>
-            <w:pPr>
-              <w:spacing w:after="100"/>
-            </w:pPr>
-            <w:r>
-              <w:rPr>
-                <w:rFonts w:ascii="Arial" w:cs="Arial" w:eastAsia="Arial" w:hAnsi="Arial"/>
-                <w:i/>
-                <w:iCs/>
-                <w:sz w:val="18"/>
-                <w:szCs w:val="18"/>
-              </w:rPr>
-              <w:t xml:space="preserve">Article 14. Packages and price list.</w:t>
-            </w:r>
-            <w:r>
-              <w:rPr>
-                <w:rFonts w:ascii="Arial" w:cs="Arial" w:eastAsia="Arial" w:hAnsi="Arial"/>
-                <w:sz w:val="18"/>
-                <w:szCs w:val="18"/>
-              </w:rPr>
-              <w:t xml:space="preserve"> Adopted yearly by the Board on the Director's proposal, starting from the team guide's sheet (amounts as placeholders); every package carries the three Article 2 items; chapters sell only these packages; the Director may approve a capped discount with reasons.</w:t>
-            </w:r>
-          </w:p>
-        </w:tc>
-      </w:tr>
-      <w:tr>
-        <w:tc>
-          <w:tcPr>
-            <w:tcW w:type="dxa" w:w="4953"/>
-            <w:shd w:fill="F1F5F6" w:color="auto" w:val="clear"/>
-            <w:tcMar>
-              <w:top w:type="dxa" w:w="80"/>
-              <w:left w:type="dxa" w:w="100"/>
-              <w:bottom w:type="dxa" w:w="80"/>
-              <w:right w:type="dxa" w:w="100"/>
-            </w:tcMar>
-          </w:tcPr>
-          <w:p>
-            <w:r>
-              <w:rPr>
-                <w:rFonts w:ascii="Arial" w:cs="Arial" w:eastAsia="Arial" w:hAnsi="Arial"/>
-                <w:b/>
-                <w:bCs/>
-                <w:color w:val="0E3A46"/>
-                <w:sz w:val="20"/>
-                <w:szCs w:val="20"/>
-              </w:rPr>
-              <w:t xml:space="preserve">Član 15 — Ko pregovara, ko potpisuje, kako se fakturiše</w:t>
-            </w:r>
-          </w:p>
-        </w:tc>
-        <w:tc>
-          <w:tcPr>
-            <w:tcW w:type="dxa" w:w="4953"/>
-            <w:shd w:fill="F1F5F6" w:color="auto" w:val="clear"/>
-            <w:tcMar>
-              <w:top w:type="dxa" w:w="80"/>
-              <w:left w:type="dxa" w:w="100"/>
-              <w:bottom w:type="dxa" w:w="80"/>
-              <w:right w:type="dxa" w:w="100"/>
-            </w:tcMar>
-          </w:tcPr>
-          <w:p>
-            <w:r>
-              <w:rPr>
-                <w:rFonts w:ascii="Arial" w:cs="Arial" w:eastAsia="Arial" w:hAnsi="Arial"/>
-                <w:b/>
-                <w:bCs/>
-                <w:color w:val="0E3A46"/>
-                <w:sz w:val="20"/>
-                <w:szCs w:val="20"/>
-              </w:rPr>
-              <w:t xml:space="preserve">Article 15. Negotiation, signature, invoicing.</w:t>
-            </w:r>
-          </w:p>
-        </w:tc>
-      </w:tr>
-      <w:tr>
-        <w:tc>
-          <w:tcPr>
-            <w:tcW w:type="dxa" w:w="4953"/>
-            <w:tcMar>
-              <w:top w:type="dxa" w:w="80"/>
-              <w:left w:type="dxa" w:w="100"/>
-              <w:bottom w:type="dxa" w:w="80"/>
-              <w:right w:type="dxa" w:w="100"/>
-            </w:tcMar>
-          </w:tcPr>
-          <w:p>
-            <w:pPr>
-              <w:spacing w:after="100"/>
-            </w:pPr>
-            <w:r>
-              <w:rPr>
-                <w:rFonts w:ascii="Arial" w:cs="Arial" w:eastAsia="Arial" w:hAnsi="Arial"/>
-                <w:sz w:val="18"/>
-                <w:szCs w:val="18"/>
-              </w:rPr>
-              <w:t xml:space="preserve">Pregovore vode Izvršni direktor, lice zaduženo za partnerstva i, u okviru paketa, rukovodioci ogranaka. Ugovor potpisuje isključivo Izvršni direktor; ugovor preko [[PLACEHOLDER: iznos]] EUR ili sa ekskluzivnošću prethodno odobrava Upravni odbor. Račun izdaje udruženje po uputstvu računovođe, sa oznakom „sponzorstvo“ i nazivom događaja; uplata ide isključivo na račun udruženja i knjiži se u Operativni fond, a dio koji pripada ogranku po objavljenoj formuli evidentira se za taj ogranak. Sponzorstvo u naturi se evidentira sa vrijednošću i objavljuje kao poklon u naturi sa oznakom sponzora.</w:t>
-            </w:r>
-          </w:p>
-        </w:tc>
-        <w:tc>
-          <w:tcPr>
-            <w:tcW w:type="dxa" w:w="4953"/>
-            <w:tcMar>
-              <w:top w:type="dxa" w:w="80"/>
-              <w:left w:type="dxa" w:w="100"/>
-              <w:bottom w:type="dxa" w:w="80"/>
-              <w:right w:type="dxa" w:w="100"/>
-            </w:tcMar>
-          </w:tcPr>
-          <w:p>
-            <w:pPr>
-              <w:spacing w:after="100"/>
-            </w:pPr>
-            <w:r>
-              <w:rPr>
-                <w:rFonts w:ascii="Arial" w:cs="Arial" w:eastAsia="Arial" w:hAnsi="Arial"/>
-                <w:i/>
-                <w:iCs/>
-                <w:sz w:val="18"/>
-                <w:szCs w:val="18"/>
-              </w:rPr>
-              <w:t xml:space="preserve">Article 15. Negotiation, signature, invoicing.</w:t>
-            </w:r>
-            <w:r>
-              <w:rPr>
-                <w:rFonts w:ascii="Arial" w:cs="Arial" w:eastAsia="Arial" w:hAnsi="Arial"/>
-                <w:sz w:val="18"/>
-                <w:szCs w:val="18"/>
-              </w:rPr>
-              <w:t xml:space="preserve"> The Director, the partnerships lead and chapter leads within packages negotiate; only the Director signs; above a threshold or with exclusivity the Board approves first; invoices per the accountant marked sponsorship with the event; payment only to the association's account, booked to the Operations Fund with the chapter share recorded; in-kind valued and published as in-kind with the sponsor named.</w:t>
-            </w:r>
-          </w:p>
-        </w:tc>
-      </w:tr>
-      <w:tr>
-        <w:tc>
-          <w:tcPr>
-            <w:tcW w:type="dxa" w:w="4953"/>
-            <w:shd w:fill="F1F5F6" w:color="auto" w:val="clear"/>
-            <w:tcMar>
-              <w:top w:type="dxa" w:w="80"/>
-              <w:left w:type="dxa" w:w="100"/>
-              <w:bottom w:type="dxa" w:w="80"/>
-              <w:right w:type="dxa" w:w="100"/>
-            </w:tcMar>
-          </w:tcPr>
-          <w:p>
-            <w:r>
-              <w:rPr>
-                <w:rFonts w:ascii="Arial" w:cs="Arial" w:eastAsia="Arial" w:hAnsi="Arial"/>
-                <w:b/>
-                <w:bCs/>
-                <w:color w:val="0E3A46"/>
-                <w:sz w:val="20"/>
-                <w:szCs w:val="20"/>
-              </w:rPr>
-              <w:t xml:space="preserve">Član 16 — Provjera sponzora</w:t>
-            </w:r>
-          </w:p>
-        </w:tc>
-        <w:tc>
-          <w:tcPr>
-            <w:tcW w:type="dxa" w:w="4953"/>
-            <w:shd w:fill="F1F5F6" w:color="auto" w:val="clear"/>
-            <w:tcMar>
-              <w:top w:type="dxa" w:w="80"/>
-              <w:left w:type="dxa" w:w="100"/>
-              <w:bottom w:type="dxa" w:w="80"/>
-              <w:right w:type="dxa" w:w="100"/>
-            </w:tcMar>
-          </w:tcPr>
-          <w:p>
-            <w:r>
-              <w:rPr>
-                <w:rFonts w:ascii="Arial" w:cs="Arial" w:eastAsia="Arial" w:hAnsi="Arial"/>
-                <w:b/>
-                <w:bCs/>
-                <w:color w:val="0E3A46"/>
-                <w:sz w:val="20"/>
-                <w:szCs w:val="20"/>
-              </w:rPr>
-              <w:t xml:space="preserve">Article 16. Screening.</w:t>
-            </w:r>
-          </w:p>
-        </w:tc>
-      </w:tr>
-      <w:tr>
-        <w:tc>
-          <w:tcPr>
-            <w:tcW w:type="dxa" w:w="4953"/>
-            <w:tcMar>
-              <w:top w:type="dxa" w:w="80"/>
-              <w:left w:type="dxa" w:w="100"/>
-              <w:bottom w:type="dxa" w:w="80"/>
-              <w:right w:type="dxa" w:w="100"/>
-            </w:tcMar>
-          </w:tcPr>
-          <w:p>
-            <w:pPr>
-              <w:spacing w:after="100"/>
-            </w:pPr>
-            <w:r>
-              <w:rPr>
-                <w:rFonts w:ascii="Arial" w:cs="Arial" w:eastAsia="Arial" w:hAnsi="Arial"/>
-                <w:sz w:val="18"/>
-                <w:szCs w:val="18"/>
-              </w:rPr>
-              <w:t xml:space="preserve">Prije potpisivanja Izvršni direktor provjerava: da sponzor nije u djelatnosti koju je Upravni odbor isključio [[PLACEHOLDER: lista, npr. duvan, kockanje, oružje; odlučuje Upravni odbor, v. Pravila donacija čl. 18]]; da nema javno poznatih okolnosti koje bi sponzorstvo činile štetnim po ugled; da sponzor nije povezano lice nekog obveznika po Pravilima o sukobu interesa, a ako jeste, da je sukob prijavljen i da to lice ne učestvuje u odlučivanju; da sponzor prihvata član 3. Sponzorstvo od političke partije, kandidata ili vjerske zajednice se ne prima. Sponzorstvo alkoholnih brendova prihvata se samo za događaje za odrasle i bez brendiranja dječijih zona i materijala za djecu.</w:t>
-            </w:r>
-          </w:p>
-          <w:p>
-            <w:pPr>
-              <w:spacing w:after="100"/>
-            </w:pPr>
-            <w:r>
-              <w:rPr>
-                <w:rFonts w:ascii="Arial" w:cs="Arial" w:eastAsia="Arial" w:hAnsi="Arial"/>
-                <w:sz w:val="18"/>
-                <w:szCs w:val="18"/>
-              </w:rPr>
-              <w:t xml:space="preserve">Poreska olakšica koju vodič tima navodi kao prodajni argument (odbitak do 3,5 procenata bruto prihoda za humanitarna, sportska, zdravstvena, kulturna i ekološka davanja) koristi se u razgovorima sa sponzorima tek kada je računovođa potvrdi u pisanom obliku i kada je jasno da li se odnosi na sponzorstvo ili samo na donacije; do tada se ne navodi.</w:t>
-            </w:r>
-          </w:p>
-        </w:tc>
-        <w:tc>
-          <w:tcPr>
-            <w:tcW w:type="dxa" w:w="4953"/>
-            <w:tcMar>
-              <w:top w:type="dxa" w:w="80"/>
-              <w:left w:type="dxa" w:w="100"/>
-              <w:bottom w:type="dxa" w:w="80"/>
-              <w:right w:type="dxa" w:w="100"/>
-            </w:tcMar>
-          </w:tcPr>
-          <w:p>
-            <w:pPr>
-              <w:spacing w:after="100"/>
-            </w:pPr>
-            <w:r>
-              <w:rPr>
-                <w:rFonts w:ascii="Arial" w:cs="Arial" w:eastAsia="Arial" w:hAnsi="Arial"/>
-                <w:i/>
-                <w:iCs/>
-                <w:sz w:val="18"/>
-                <w:szCs w:val="18"/>
-              </w:rPr>
-              <w:t xml:space="preserve">Article 16. Screening.</w:t>
-            </w:r>
-            <w:r>
-              <w:rPr>
-                <w:rFonts w:ascii="Arial" w:cs="Arial" w:eastAsia="Arial" w:hAnsi="Arial"/>
-                <w:sz w:val="18"/>
-                <w:szCs w:val="18"/>
-              </w:rPr>
-              <w:t xml:space="preserve"> Before signing: not in a Board-excluded industry (list a Board placeholder, per Donation policy Art. 18); no public facts making the sponsorship reputationally harmful; not a connected person of a covered person unless declared and recused; acceptance of Article 3; no political or religious sponsors; alcohol brands only for adult events and never on children's zones or materials. The tax-deduction argument from the team guide is used only once the accountant confirms it in writing and whether it applies to sponsorship or only to donations.</w:t>
-            </w:r>
-          </w:p>
-        </w:tc>
-      </w:tr>
-      <w:tr>
-        <w:tc>
-          <w:tcPr>
-            <w:tcW w:type="dxa" w:w="4953"/>
-            <w:shd w:fill="F1F5F6" w:color="auto" w:val="clear"/>
-            <w:tcMar>
-              <w:top w:type="dxa" w:w="80"/>
-              <w:left w:type="dxa" w:w="100"/>
-              <w:bottom w:type="dxa" w:w="80"/>
-              <w:right w:type="dxa" w:w="100"/>
-            </w:tcMar>
-          </w:tcPr>
-          <w:p>
-            <w:r>
-              <w:rPr>
-                <w:rFonts w:ascii="Arial" w:cs="Arial" w:eastAsia="Arial" w:hAnsi="Arial"/>
-                <w:b/>
-                <w:bCs/>
-                <w:color w:val="0E3A46"/>
-                <w:sz w:val="20"/>
-                <w:szCs w:val="20"/>
-              </w:rPr>
-              <w:t xml:space="preserve">Član 17 — Isporuka i evidencija</w:t>
-            </w:r>
-          </w:p>
-        </w:tc>
-        <w:tc>
-          <w:tcPr>
-            <w:tcW w:type="dxa" w:w="4953"/>
-            <w:shd w:fill="F1F5F6" w:color="auto" w:val="clear"/>
-            <w:tcMar>
-              <w:top w:type="dxa" w:w="80"/>
-              <w:left w:type="dxa" w:w="100"/>
-              <w:bottom w:type="dxa" w:w="80"/>
-              <w:right w:type="dxa" w:w="100"/>
-            </w:tcMar>
-          </w:tcPr>
-          <w:p>
-            <w:r>
-              <w:rPr>
-                <w:rFonts w:ascii="Arial" w:cs="Arial" w:eastAsia="Arial" w:hAnsi="Arial"/>
-                <w:b/>
-                <w:bCs/>
-                <w:color w:val="0E3A46"/>
-                <w:sz w:val="20"/>
-                <w:szCs w:val="20"/>
-              </w:rPr>
-              <w:t xml:space="preserve">Article 17. Delivery and records.</w:t>
-            </w:r>
-          </w:p>
-        </w:tc>
-      </w:tr>
-      <w:tr>
-        <w:tc>
-          <w:tcPr>
-            <w:tcW w:type="dxa" w:w="4953"/>
-            <w:tcMar>
-              <w:top w:type="dxa" w:w="80"/>
-              <w:left w:type="dxa" w:w="100"/>
-              <w:bottom w:type="dxa" w:w="80"/>
-              <w:right w:type="dxa" w:w="100"/>
-            </w:tcMar>
-          </w:tcPr>
-          <w:p>
-            <w:pPr>
-              <w:spacing w:after="100"/>
-            </w:pPr>
-            <w:r>
-              <w:rPr>
-                <w:rFonts w:ascii="Arial" w:cs="Arial" w:eastAsia="Arial" w:hAnsi="Arial"/>
-                <w:sz w:val="18"/>
-                <w:szCs w:val="18"/>
-              </w:rPr>
-              <w:t xml:space="preserve">Lice zaduženo za partnerstva, ili do njegovog imenovanja Izvršni direktor, odgovara za isporuku svake stavke iz Priloga 1 i vodi evidenciju sponzora na platformi (naziv, nivo, iznos ili vrijednost, u naturi, ogranak, ugovor, stavke i status izvršenja, status: potencijalni, u pregovorima, potpisan, aktivan, završen). Izvještaj iz Priloga 3 šalje se u roku od 30 dana bez podsjećanja; nepravovremen izvještaj se bilježi kao propust. Razgovor o obnovi zakazuje se prije isteka. Sponzori se objavljuju na stranici partnera i u godišnjem izvještaju po nivou.</w:t>
-            </w:r>
-          </w:p>
-        </w:tc>
-        <w:tc>
-          <w:tcPr>
-            <w:tcW w:type="dxa" w:w="4953"/>
-            <w:tcMar>
-              <w:top w:type="dxa" w:w="80"/>
-              <w:left w:type="dxa" w:w="100"/>
-              <w:bottom w:type="dxa" w:w="80"/>
-              <w:right w:type="dxa" w:w="100"/>
-            </w:tcMar>
-          </w:tcPr>
-          <w:p>
-            <w:pPr>
-              <w:spacing w:after="100"/>
-            </w:pPr>
-            <w:r>
-              <w:rPr>
-                <w:rFonts w:ascii="Arial" w:cs="Arial" w:eastAsia="Arial" w:hAnsi="Arial"/>
-                <w:i/>
-                <w:iCs/>
-                <w:sz w:val="18"/>
-                <w:szCs w:val="18"/>
-              </w:rPr>
-              <w:t xml:space="preserve">Article 17. Delivery and records.</w:t>
-            </w:r>
-            <w:r>
-              <w:rPr>
-                <w:rFonts w:ascii="Arial" w:cs="Arial" w:eastAsia="Arial" w:hAnsi="Arial"/>
-                <w:sz w:val="18"/>
-                <w:szCs w:val="18"/>
-              </w:rPr>
-              <w:t xml:space="preserve"> The partnerships lead, or the Director until appointed, owns delivery of every Annex 1 item and keeps the sponsor record on the platform (name, tier, amount or value, in-kind, chapter, contract, deliverables with status, lifecycle status); the report goes out within 30 days unprompted and a late one is logged as a failure; renewal is scheduled before expiry; sponsors are published on the partners page and in the annual report by tier.</w:t>
-            </w:r>
-          </w:p>
-        </w:tc>
-      </w:tr>
-      <w:tr>
-        <w:tc>
-          <w:tcPr>
-            <w:tcW w:type="dxa" w:w="4953"/>
-            <w:shd w:fill="E3EBED" w:color="auto" w:val="clear"/>
-            <w:tcMar>
-              <w:top w:type="dxa" w:w="80"/>
-              <w:left w:type="dxa" w:w="100"/>
-              <w:bottom w:type="dxa" w:w="80"/>
-              <w:right w:type="dxa" w:w="100"/>
-            </w:tcMar>
-          </w:tcPr>
-          <w:p>
-            <w:r>
-              <w:rPr>
-                <w:rFonts w:ascii="Arial" w:cs="Arial" w:eastAsia="Arial" w:hAnsi="Arial"/>
-                <w:b/>
-                <w:bCs/>
-                <w:color w:val="0E3A46"/>
-                <w:sz w:val="22"/>
-                <w:szCs w:val="22"/>
-              </w:rPr>
-              <w:t xml:space="preserve">DIO C: PROVJERE, PARAMETRI I NAPOMENE ZA PLATFORMU</w:t>
-            </w:r>
-          </w:p>
-        </w:tc>
-        <w:tc>
-          <w:tcPr>
-            <w:tcW w:type="dxa" w:w="4953"/>
-            <w:shd w:fill="E3EBED" w:color="auto" w:val="clear"/>
-            <w:tcMar>
-              <w:top w:type="dxa" w:w="80"/>
-              <w:left w:type="dxa" w:w="100"/>
-              <w:bottom w:type="dxa" w:w="80"/>
-              <w:right w:type="dxa" w:w="100"/>
-            </w:tcMar>
-          </w:tcPr>
-          <w:p>
-            <w:r>
-              <w:rPr>
-                <w:rFonts w:ascii="Arial" w:cs="Arial" w:eastAsia="Arial" w:hAnsi="Arial"/>
-                <w:b/>
-                <w:bCs/>
-                <w:color w:val="0E3A46"/>
-                <w:sz w:val="22"/>
-                <w:szCs w:val="22"/>
-              </w:rPr>
-              <w:t xml:space="preserve">PART C: CHECKS, PARAMETERS AND PLATFORM NOTES</w:t>
-            </w:r>
-          </w:p>
-        </w:tc>
-      </w:tr>
-      <w:tr>
-        <w:tc>
-          <w:tcPr>
-            <w:tcW w:type="dxa" w:w="9906"/>
-            <w:gridSpan w:val="2"/>
-            <w:tcMar>
-              <w:top w:type="dxa" w:w="80"/>
-              <w:left w:type="dxa" w:w="100"/>
-              <w:bottom w:type="dxa" w:w="80"/>
-              <w:right w:type="dxa" w:w="100"/>
-            </w:tcMar>
-          </w:tcPr>
-          <w:p>
-            <w:pPr>
-              <w:spacing w:after="100"/>
-            </w:pPr>
-            <w:r>
-              <w:rPr>
-                <w:rFonts w:ascii="Arial" w:cs="Arial" w:eastAsia="Arial" w:hAnsi="Arial"/>
-                <w:b/>
-                <w:bCs/>
-                <w:sz w:val="18"/>
-                <w:szCs w:val="18"/>
-              </w:rPr>
-              <w:t xml:space="preserve">CHECK with the accountant:</w:t>
-            </w:r>
-            <w:r>
-              <w:rPr>
-                <w:rFonts w:ascii="Arial" w:cs="Arial" w:eastAsia="Arial" w:hAnsi="Arial"/>
-                <w:sz w:val="18"/>
-                <w:szCs w:val="18"/>
-              </w:rPr>
-              <w:t xml:space="preserve"> whether sponsorship is a taxable supply for VAT, the association's VAT registration status and the threshold the team guide cites, how to invoice sponsorship and value in-kind sponsorship, whether sponsorship income is income from economic activity for profit tax and the threshold the team guide cites, whether that makes CRPS registration of an economic activity necessary (registration pack, completion guide row O), and the exact scope of the 3.5 percent deduction the team guide relies on. </w:t>
-            </w:r>
-            <w:r>
-              <w:rPr>
-                <w:rFonts w:ascii="Arial" w:cs="Arial" w:eastAsia="Arial" w:hAnsi="Arial"/>
-                <w:b/>
-                <w:bCs/>
-                <w:sz w:val="18"/>
-                <w:szCs w:val="18"/>
-              </w:rPr>
-              <w:t xml:space="preserve">CHECK with the lawyer:</w:t>
-            </w:r>
-            <w:r>
-              <w:rPr>
-                <w:rFonts w:ascii="Arial" w:cs="Arial" w:eastAsia="Arial" w:hAnsi="Arial"/>
-                <w:sz w:val="18"/>
-                <w:szCs w:val="18"/>
-              </w:rPr>
-              <w:t xml:space="preserve"> the liability cap in Article 10, the confidentiality carve-out for publication in Article 11, the withdrawal charge in Article 9, the termination grounds in Article 12, the competent court, and whether a sponsorship with an employee team and entries creates any consumer-contract element. </w:t>
-            </w:r>
-            <w:r>
-              <w:rPr>
-                <w:rFonts w:ascii="Arial" w:cs="Arial" w:eastAsia="Arial" w:hAnsi="Arial"/>
-                <w:b/>
-                <w:bCs/>
-                <w:sz w:val="18"/>
-                <w:szCs w:val="18"/>
-              </w:rPr>
-              <w:t xml:space="preserve">CHECK with the Board:</w:t>
-            </w:r>
-            <w:r>
-              <w:rPr>
-                <w:rFonts w:ascii="Arial" w:cs="Arial" w:eastAsia="Arial" w:hAnsi="Arial"/>
-                <w:sz w:val="18"/>
-                <w:szCs w:val="18"/>
-              </w:rPr>
-              <w:t xml:space="preserve"> the excluded-industries list, the package sheet and the approval threshold.</w:t>
-            </w:r>
-          </w:p>
-          <w:p>
-            <w:pPr>
-              <w:spacing w:after="100"/>
-            </w:pPr>
-            <w:r>
-              <w:rPr>
-                <w:rFonts w:ascii="Arial" w:cs="Arial" w:eastAsia="Arial" w:hAnsi="Arial"/>
-                <w:sz w:val="18"/>
-                <w:szCs w:val="18"/>
-              </w:rPr>
-              <w:t xml:space="preserve">Suggested parameters, each a single line to change:</w:t>
-            </w:r>
-          </w:p>
-        </w:tc>
-      </w:tr>
-      <w:tr>
-        <w:tc>
-          <w:tcPr>
-            <w:tcW w:type="dxa" w:w="9906"/>
-            <w:gridSpan w:val="2"/>
+        <w:tc>
+          <w:tcPr>
+            <w:tcW w:type="dxa" w:w="4953"/>
             <w:tcMar>
               <w:top w:type="dxa" w:w="80"/>
               <w:left w:type="dxa" w:w="100"/>
@@ -4275,7 +3546,7 @@
           </w:tcPr>
           <w:tbl>
             <w:tblPr>
-              <w:tblW w:type="dxa" w:w="9706"/>
+              <w:tblW w:type="dxa" w:w="4753"/>
               <w:tblBorders>
                 <w:top w:val="single" w:color="C9D3D7" w:sz="4"/>
                 <w:left w:val="single" w:color="C9D3D7" w:sz="4"/>
@@ -4286,9 +3557,11 @@
               </w:tblBorders>
             </w:tblPr>
             <w:tblGrid>
-              <w:gridCol w:w="3235"/>
-              <w:gridCol w:w="3235"/>
-              <w:gridCol w:w="3235"/>
+              <w:gridCol w:w="950"/>
+              <w:gridCol w:w="950"/>
+              <w:gridCol w:w="950"/>
+              <w:gridCol w:w="950"/>
+              <w:gridCol w:w="950"/>
             </w:tblGrid>
             <w:tr>
               <w:trPr>
@@ -4296,7 +3569,7 @@
               </w:trPr>
               <w:tc>
                 <w:tcPr>
-                  <w:tcW w:type="dxa" w:w="3235"/>
+                  <w:tcW w:type="dxa" w:w="950"/>
                   <w:shd w:fill="E3EBED" w:color="auto" w:val="clear"/>
                   <w:tcMar>
                     <w:top w:type="dxa" w:w="40"/>
@@ -4314,13 +3587,13 @@
                       <w:sz w:val="16"/>
                       <w:szCs w:val="16"/>
                     </w:rPr>
-                    <w:t xml:space="preserve">Parameter</w:t>
-                  </w:r>
-                </w:p>
-              </w:tc>
-              <w:tc>
-                <w:tcPr>
-                  <w:tcW w:type="dxa" w:w="3235"/>
+                    <w:t xml:space="preserve">Item</w:t>
+                  </w:r>
+                </w:p>
+              </w:tc>
+              <w:tc>
+                <w:tcPr>
+                  <w:tcW w:type="dxa" w:w="950"/>
                   <w:shd w:fill="E3EBED" w:color="auto" w:val="clear"/>
                   <w:tcMar>
                     <w:top w:type="dxa" w:w="40"/>
@@ -4338,13 +3611,13 @@
                       <w:sz w:val="16"/>
                       <w:szCs w:val="16"/>
                     </w:rPr>
-                    <w:t xml:space="preserve">Suggested</w:t>
-                  </w:r>
-                </w:p>
-              </w:tc>
-              <w:tc>
-                <w:tcPr>
-                  <w:tcW w:type="dxa" w:w="3235"/>
+                    <w:t xml:space="preserve">Description</w:t>
+                  </w:r>
+                </w:p>
+              </w:tc>
+              <w:tc>
+                <w:tcPr>
+                  <w:tcW w:type="dxa" w:w="950"/>
                   <w:shd w:fill="E3EBED" w:color="auto" w:val="clear"/>
                   <w:tcMar>
                     <w:top w:type="dxa" w:w="40"/>
@@ -4362,601 +3635,1365 @@
                       <w:sz w:val="16"/>
                       <w:szCs w:val="16"/>
                     </w:rPr>
-                    <w:t xml:space="preserve">Where</w:t>
+                    <w:t xml:space="preserve">When or where</w:t>
+                  </w:r>
+                </w:p>
+              </w:tc>
+              <w:tc>
+                <w:tcPr>
+                  <w:tcW w:type="dxa" w:w="950"/>
+                  <w:shd w:fill="E3EBED" w:color="auto" w:val="clear"/>
+                  <w:tcMar>
+                    <w:top w:type="dxa" w:w="40"/>
+                    <w:left w:type="dxa" w:w="60"/>
+                    <w:bottom w:type="dxa" w:w="40"/>
+                    <w:right w:type="dxa" w:w="60"/>
+                  </w:tcMar>
+                </w:tcPr>
+                <w:p>
+                  <w:r>
+                    <w:rPr>
+                      <w:rFonts w:ascii="Arial" w:cs="Arial" w:eastAsia="Arial" w:hAnsi="Arial"/>
+                      <w:b/>
+                      <w:bCs/>
+                      <w:sz w:val="16"/>
+                      <w:szCs w:val="16"/>
+                    </w:rPr>
+                    <w:t xml:space="preserve">Owner</w:t>
+                  </w:r>
+                </w:p>
+              </w:tc>
+              <w:tc>
+                <w:tcPr>
+                  <w:tcW w:type="dxa" w:w="950"/>
+                  <w:shd w:fill="E3EBED" w:color="auto" w:val="clear"/>
+                  <w:tcMar>
+                    <w:top w:type="dxa" w:w="40"/>
+                    <w:left w:type="dxa" w:w="60"/>
+                    <w:bottom w:type="dxa" w:w="40"/>
+                    <w:right w:type="dxa" w:w="60"/>
+                  </w:tcMar>
+                </w:tcPr>
+                <w:p>
+                  <w:r>
+                    <w:rPr>
+                      <w:rFonts w:ascii="Arial" w:cs="Arial" w:eastAsia="Arial" w:hAnsi="Arial"/>
+                      <w:b/>
+                      <w:bCs/>
+                      <w:sz w:val="16"/>
+                      <w:szCs w:val="16"/>
+                    </w:rPr>
+                    <w:t xml:space="preserve">Done</w:t>
                   </w:r>
                 </w:p>
               </w:tc>
             </w:tr>
             <w:tr>
               <w:trPr>
-                <w:tblHeader w:val="false"/>
+                <w:tblHeader w:val="off"/>
               </w:trPr>
               <w:tc>
                 <w:tcPr>
-                  <w:tcW w:type="dxa" w:w="3235"/>
-                  <w:tcMar>
-                    <w:top w:type="dxa" w:w="40"/>
-                    <w:left w:type="dxa" w:w="60"/>
-                    <w:bottom w:type="dxa" w:w="40"/>
-                    <w:right w:type="dxa" w:w="60"/>
-                  </w:tcMar>
-                </w:tcPr>
-                <w:p>
-                  <w:r>
-                    <w:rPr>
-                      <w:rFonts w:ascii="Arial" w:cs="Arial" w:eastAsia="Arial" w:hAnsi="Arial"/>
-                      <w:b w:val="false"/>
-                      <w:bCs w:val="false"/>
-                      <w:sz w:val="16"/>
-                      <w:szCs w:val="16"/>
-                    </w:rPr>
-                    <w:t xml:space="preserve">Payment term / Rok plaćanja</w:t>
-                  </w:r>
-                </w:p>
-              </w:tc>
-              <w:tc>
-                <w:tcPr>
-                  <w:tcW w:type="dxa" w:w="3235"/>
-                  <w:tcMar>
-                    <w:top w:type="dxa" w:w="40"/>
-                    <w:left w:type="dxa" w:w="60"/>
-                    <w:bottom w:type="dxa" w:w="40"/>
-                    <w:right w:type="dxa" w:w="60"/>
-                  </w:tcMar>
-                </w:tcPr>
-                <w:p>
-                  <w:r>
-                    <w:rPr>
-                      <w:rFonts w:ascii="Arial" w:cs="Arial" w:eastAsia="Arial" w:hAnsi="Arial"/>
-                      <w:b w:val="false"/>
-                      <w:bCs w:val="false"/>
-                      <w:sz w:val="16"/>
-                      <w:szCs w:val="16"/>
-                    </w:rPr>
-                    <w:t xml:space="preserve">15 days from invoice</w:t>
-                  </w:r>
-                </w:p>
-              </w:tc>
-              <w:tc>
-                <w:tcPr>
-                  <w:tcW w:type="dxa" w:w="3235"/>
-                  <w:tcMar>
-                    <w:top w:type="dxa" w:w="40"/>
-                    <w:left w:type="dxa" w:w="60"/>
-                    <w:bottom w:type="dxa" w:w="40"/>
-                    <w:right w:type="dxa" w:w="60"/>
-                  </w:tcMar>
-                </w:tcPr>
-                <w:p>
-                  <w:r>
-                    <w:rPr>
-                      <w:rFonts w:ascii="Arial" w:cs="Arial" w:eastAsia="Arial" w:hAnsi="Arial"/>
-                      <w:b w:val="false"/>
-                      <w:bCs w:val="false"/>
-                      <w:sz w:val="16"/>
-                      <w:szCs w:val="16"/>
-                    </w:rPr>
-                    <w:t xml:space="preserve">Art. 4</w:t>
-                  </w:r>
-                </w:p>
+                  <w:tcW w:type="dxa" w:w="950"/>
+                  <w:tcMar>
+                    <w:top w:type="dxa" w:w="40"/>
+                    <w:left w:type="dxa" w:w="60"/>
+                    <w:bottom w:type="dxa" w:w="40"/>
+                    <w:right w:type="dxa" w:w="60"/>
+                  </w:tcMar>
+                </w:tcPr>
+                <w:p>
+                  <w:r>
+                    <w:rPr>
+                      <w:rFonts w:ascii="Arial" w:cs="Arial" w:eastAsia="Arial" w:hAnsi="Arial"/>
+                      <w:b w:val="false"/>
+                      <w:bCs w:val="false"/>
+                      <w:sz w:val="16"/>
+                      <w:szCs w:val="16"/>
+                    </w:rPr>
+                    <w:t xml:space="preserve">Naming</w:t>
+                  </w:r>
+                </w:p>
+              </w:tc>
+              <w:tc>
+                <w:tcPr>
+                  <w:tcW w:type="dxa" w:w="950"/>
+                  <w:tcMar>
+                    <w:top w:type="dxa" w:w="40"/>
+                    <w:left w:type="dxa" w:w="60"/>
+                    <w:bottom w:type="dxa" w:w="40"/>
+                    <w:right w:type="dxa" w:w="60"/>
+                  </w:tcMar>
+                </w:tcPr>
+                <w:p>
+                  <w:r>
+                    <w:rPr>
+                      <w:rFonts w:ascii="Arial" w:cs="Arial" w:eastAsia="Arial" w:hAnsi="Arial"/>
+                      <w:b w:val="false"/>
+                      <w:bCs w:val="false"/>
+                      <w:sz w:val="16"/>
+                      <w:szCs w:val="16"/>
+                    </w:rPr>
+                    <w:t xml:space="preserve">[e.g. “Santa Run 2026, in partnership with X”]</w:t>
+                  </w:r>
+                </w:p>
+              </w:tc>
+              <w:tc>
+                <w:tcPr>
+                  <w:tcW w:type="dxa" w:w="950"/>
+                  <w:tcMar>
+                    <w:top w:type="dxa" w:w="40"/>
+                    <w:left w:type="dxa" w:w="60"/>
+                    <w:bottom w:type="dxa" w:w="40"/>
+                    <w:right w:type="dxa" w:w="60"/>
+                  </w:tcMar>
+                </w:tcPr>
+                <w:p>
+                  <w:r>
+                    <w:rPr>
+                      <w:rFonts w:ascii="Arial" w:cs="Arial" w:eastAsia="Arial" w:hAnsi="Arial"/>
+                      <w:b w:val="false"/>
+                      <w:bCs w:val="false"/>
+                      <w:sz w:val="16"/>
+                      <w:szCs w:val="16"/>
+                    </w:rPr>
+                    <w:t xml:space="preserve">all posts from signature</w:t>
+                  </w:r>
+                </w:p>
+              </w:tc>
+              <w:tc>
+                <w:tcPr>
+                  <w:tcW w:type="dxa" w:w="950"/>
+                  <w:tcMar>
+                    <w:top w:type="dxa" w:w="40"/>
+                    <w:left w:type="dxa" w:w="60"/>
+                    <w:bottom w:type="dxa" w:w="40"/>
+                    <w:right w:type="dxa" w:w="60"/>
+                  </w:tcMar>
+                </w:tcPr>
+                <w:p>
+                  <w:r>
+                    <w:rPr>
+                      <w:rFonts w:ascii="Arial" w:cs="Arial" w:eastAsia="Arial" w:hAnsi="Arial"/>
+                      <w:b w:val="false"/>
+                      <w:bCs w:val="false"/>
+                      <w:sz w:val="16"/>
+                      <w:szCs w:val="16"/>
+                    </w:rPr>
+                    <w:t xml:space="preserve">the association</w:t>
+                  </w:r>
+                </w:p>
+              </w:tc>
+              <w:tc>
+                <w:tcPr>
+                  <w:tcW w:type="dxa" w:w="950"/>
+                  <w:tcMar>
+                    <w:top w:type="dxa" w:w="40"/>
+                    <w:left w:type="dxa" w:w="60"/>
+                    <w:bottom w:type="dxa" w:w="40"/>
+                    <w:right w:type="dxa" w:w="60"/>
+                  </w:tcMar>
+                </w:tcPr>
+                <w:p/>
               </w:tc>
             </w:tr>
             <w:tr>
               <w:trPr>
-                <w:tblHeader w:val="false"/>
+                <w:tblHeader w:val="off"/>
               </w:trPr>
               <w:tc>
                 <w:tcPr>
-                  <w:tcW w:type="dxa" w:w="3235"/>
-                  <w:tcMar>
-                    <w:top w:type="dxa" w:w="40"/>
-                    <w:left w:type="dxa" w:w="60"/>
-                    <w:bottom w:type="dxa" w:w="40"/>
-                    <w:right w:type="dxa" w:w="60"/>
-                  </w:tcMar>
-                </w:tcPr>
-                <w:p>
-                  <w:r>
-                    <w:rPr>
-                      <w:rFonts w:ascii="Arial" w:cs="Arial" w:eastAsia="Arial" w:hAnsi="Arial"/>
-                      <w:b w:val="false"/>
-                      <w:bCs w:val="false"/>
-                      <w:sz w:val="16"/>
-                      <w:szCs w:val="16"/>
-                    </w:rPr>
-                    <w:t xml:space="preserve">Artwork deadline before the event / Rok za materijale</w:t>
-                  </w:r>
-                </w:p>
-              </w:tc>
-              <w:tc>
-                <w:tcPr>
-                  <w:tcW w:type="dxa" w:w="3235"/>
-                  <w:tcMar>
-                    <w:top w:type="dxa" w:w="40"/>
-                    <w:left w:type="dxa" w:w="60"/>
-                    <w:bottom w:type="dxa" w:w="40"/>
-                    <w:right w:type="dxa" w:w="60"/>
-                  </w:tcMar>
-                </w:tcPr>
-                <w:p>
-                  <w:r>
-                    <w:rPr>
-                      <w:rFonts w:ascii="Arial" w:cs="Arial" w:eastAsia="Arial" w:hAnsi="Arial"/>
-                      <w:b w:val="false"/>
-                      <w:bCs w:val="false"/>
-                      <w:sz w:val="16"/>
-                      <w:szCs w:val="16"/>
-                    </w:rPr>
-                    <w:t xml:space="preserve">21 days</w:t>
-                  </w:r>
-                </w:p>
-              </w:tc>
-              <w:tc>
-                <w:tcPr>
-                  <w:tcW w:type="dxa" w:w="3235"/>
-                  <w:tcMar>
-                    <w:top w:type="dxa" w:w="40"/>
-                    <w:left w:type="dxa" w:w="60"/>
-                    <w:bottom w:type="dxa" w:w="40"/>
-                    <w:right w:type="dxa" w:w="60"/>
-                  </w:tcMar>
-                </w:tcPr>
-                <w:p>
-                  <w:r>
-                    <w:rPr>
-                      <w:rFonts w:ascii="Arial" w:cs="Arial" w:eastAsia="Arial" w:hAnsi="Arial"/>
-                      <w:b w:val="false"/>
-                      <w:bCs w:val="false"/>
-                      <w:sz w:val="16"/>
-                      <w:szCs w:val="16"/>
-                    </w:rPr>
-                    <w:t xml:space="preserve">Art. 8</w:t>
-                  </w:r>
-                </w:p>
+                  <w:tcW w:type="dxa" w:w="950"/>
+                  <w:tcMar>
+                    <w:top w:type="dxa" w:w="40"/>
+                    <w:left w:type="dxa" w:w="60"/>
+                    <w:bottom w:type="dxa" w:w="40"/>
+                    <w:right w:type="dxa" w:w="60"/>
+                  </w:tcMar>
+                </w:tcPr>
+                <w:p>
+                  <w:r>
+                    <w:rPr>
+                      <w:rFonts w:ascii="Arial" w:cs="Arial" w:eastAsia="Arial" w:hAnsi="Arial"/>
+                      <w:b w:val="false"/>
+                      <w:bCs w:val="false"/>
+                      <w:sz w:val="16"/>
+                      <w:szCs w:val="16"/>
+                    </w:rPr>
+                    <w:t xml:space="preserve">Logo on bibs and suits</w:t>
+                  </w:r>
+                </w:p>
+              </w:tc>
+              <w:tc>
+                <w:tcPr>
+                  <w:tcW w:type="dxa" w:w="950"/>
+                  <w:tcMar>
+                    <w:top w:type="dxa" w:w="40"/>
+                    <w:left w:type="dxa" w:w="60"/>
+                    <w:bottom w:type="dxa" w:w="40"/>
+                    <w:right w:type="dxa" w:w="60"/>
+                  </w:tcMar>
+                </w:tcPr>
+                <w:p>
+                  <w:r>
+                    <w:rPr>
+                      <w:rFonts w:ascii="Arial" w:cs="Arial" w:eastAsia="Arial" w:hAnsi="Arial"/>
+                      <w:b w:val="false"/>
+                      <w:bCs w:val="false"/>
+                      <w:sz w:val="16"/>
+                      <w:szCs w:val="16"/>
+                    </w:rPr>
+                    <w:t xml:space="preserve">[size, position]</w:t>
+                  </w:r>
+                </w:p>
+              </w:tc>
+              <w:tc>
+                <w:tcPr>
+                  <w:tcW w:type="dxa" w:w="950"/>
+                  <w:tcMar>
+                    <w:top w:type="dxa" w:w="40"/>
+                    <w:left w:type="dxa" w:w="60"/>
+                    <w:bottom w:type="dxa" w:w="40"/>
+                    <w:right w:type="dxa" w:w="60"/>
+                  </w:tcMar>
+                </w:tcPr>
+                <w:p>
+                  <w:r>
+                    <w:rPr>
+                      <w:rFonts w:ascii="Arial" w:cs="Arial" w:eastAsia="Arial" w:hAnsi="Arial"/>
+                      <w:b w:val="false"/>
+                      <w:bCs w:val="false"/>
+                      <w:sz w:val="16"/>
+                      <w:szCs w:val="16"/>
+                    </w:rPr>
+                    <w:t xml:space="preserve">production by [date]</w:t>
+                  </w:r>
+                </w:p>
+              </w:tc>
+              <w:tc>
+                <w:tcPr>
+                  <w:tcW w:type="dxa" w:w="950"/>
+                  <w:tcMar>
+                    <w:top w:type="dxa" w:w="40"/>
+                    <w:left w:type="dxa" w:w="60"/>
+                    <w:bottom w:type="dxa" w:w="40"/>
+                    <w:right w:type="dxa" w:w="60"/>
+                  </w:tcMar>
+                </w:tcPr>
+                <w:p>
+                  <w:r>
+                    <w:rPr>
+                      <w:rFonts w:ascii="Arial" w:cs="Arial" w:eastAsia="Arial" w:hAnsi="Arial"/>
+                      <w:b w:val="false"/>
+                      <w:bCs w:val="false"/>
+                      <w:sz w:val="16"/>
+                      <w:szCs w:val="16"/>
+                    </w:rPr>
+                    <w:t xml:space="preserve">the association</w:t>
+                  </w:r>
+                </w:p>
+              </w:tc>
+              <w:tc>
+                <w:tcPr>
+                  <w:tcW w:type="dxa" w:w="950"/>
+                  <w:tcMar>
+                    <w:top w:type="dxa" w:w="40"/>
+                    <w:left w:type="dxa" w:w="60"/>
+                    <w:bottom w:type="dxa" w:w="40"/>
+                    <w:right w:type="dxa" w:w="60"/>
+                  </w:tcMar>
+                </w:tcPr>
+                <w:p/>
               </w:tc>
             </w:tr>
             <w:tr>
               <w:trPr>
-                <w:tblHeader w:val="false"/>
+                <w:tblHeader w:val="off"/>
               </w:trPr>
               <w:tc>
                 <w:tcPr>
-                  <w:tcW w:type="dxa" w:w="3235"/>
-                  <w:tcMar>
-                    <w:top w:type="dxa" w:w="40"/>
-                    <w:left w:type="dxa" w:w="60"/>
-                    <w:bottom w:type="dxa" w:w="40"/>
-                    <w:right w:type="dxa" w:w="60"/>
-                  </w:tcMar>
-                </w:tcPr>
-                <w:p>
-                  <w:r>
-                    <w:rPr>
-                      <w:rFonts w:ascii="Arial" w:cs="Arial" w:eastAsia="Arial" w:hAnsi="Arial"/>
-                      <w:b w:val="false"/>
-                      <w:bCs w:val="false"/>
-                      <w:sz w:val="16"/>
-                      <w:szCs w:val="16"/>
-                    </w:rPr>
-                    <w:t xml:space="preserve">Renewal conversation before expiry / Razgovor o obnovi</w:t>
-                  </w:r>
-                </w:p>
-              </w:tc>
-              <w:tc>
-                <w:tcPr>
-                  <w:tcW w:type="dxa" w:w="3235"/>
-                  <w:tcMar>
-                    <w:top w:type="dxa" w:w="40"/>
-                    <w:left w:type="dxa" w:w="60"/>
-                    <w:bottom w:type="dxa" w:w="40"/>
-                    <w:right w:type="dxa" w:w="60"/>
-                  </w:tcMar>
-                </w:tcPr>
-                <w:p>
-                  <w:r>
-                    <w:rPr>
-                      <w:rFonts w:ascii="Arial" w:cs="Arial" w:eastAsia="Arial" w:hAnsi="Arial"/>
-                      <w:b w:val="false"/>
-                      <w:bCs w:val="false"/>
-                      <w:sz w:val="16"/>
-                      <w:szCs w:val="16"/>
-                    </w:rPr>
-                    <w:t xml:space="preserve">60 days</w:t>
-                  </w:r>
-                </w:p>
-              </w:tc>
-              <w:tc>
-                <w:tcPr>
-                  <w:tcW w:type="dxa" w:w="3235"/>
-                  <w:tcMar>
-                    <w:top w:type="dxa" w:w="40"/>
-                    <w:left w:type="dxa" w:w="60"/>
-                    <w:bottom w:type="dxa" w:w="40"/>
-                    <w:right w:type="dxa" w:w="60"/>
-                  </w:tcMar>
-                </w:tcPr>
-                <w:p>
-                  <w:r>
-                    <w:rPr>
-                      <w:rFonts w:ascii="Arial" w:cs="Arial" w:eastAsia="Arial" w:hAnsi="Arial"/>
-                      <w:b w:val="false"/>
-                      <w:bCs w:val="false"/>
-                      <w:sz w:val="16"/>
-                      <w:szCs w:val="16"/>
-                    </w:rPr>
-                    <w:t xml:space="preserve">Art. 7</w:t>
-                  </w:r>
-                </w:p>
+                  <w:tcW w:type="dxa" w:w="950"/>
+                  <w:tcMar>
+                    <w:top w:type="dxa" w:w="40"/>
+                    <w:left w:type="dxa" w:w="60"/>
+                    <w:bottom w:type="dxa" w:w="40"/>
+                    <w:right w:type="dxa" w:w="60"/>
+                  </w:tcMar>
+                </w:tcPr>
+                <w:p>
+                  <w:r>
+                    <w:rPr>
+                      <w:rFonts w:ascii="Arial" w:cs="Arial" w:eastAsia="Arial" w:hAnsi="Arial"/>
+                      <w:b w:val="false"/>
+                      <w:bCs w:val="false"/>
+                      <w:sz w:val="16"/>
+                      <w:szCs w:val="16"/>
+                    </w:rPr>
+                    <w:t xml:space="preserve">Start, course and venue branding</w:t>
+                  </w:r>
+                </w:p>
+              </w:tc>
+              <w:tc>
+                <w:tcPr>
+                  <w:tcW w:type="dxa" w:w="950"/>
+                  <w:tcMar>
+                    <w:top w:type="dxa" w:w="40"/>
+                    <w:left w:type="dxa" w:w="60"/>
+                    <w:bottom w:type="dxa" w:w="40"/>
+                    <w:right w:type="dxa" w:w="60"/>
+                  </w:tcMar>
+                </w:tcPr>
+                <w:p>
+                  <w:r>
+                    <w:rPr>
+                      <w:rFonts w:ascii="Arial" w:cs="Arial" w:eastAsia="Arial" w:hAnsi="Arial"/>
+                      <w:b w:val="false"/>
+                      <w:bCs w:val="false"/>
+                      <w:sz w:val="16"/>
+                      <w:szCs w:val="16"/>
+                    </w:rPr>
+                    <w:t xml:space="preserve">[number and type of elements]</w:t>
+                  </w:r>
+                </w:p>
+              </w:tc>
+              <w:tc>
+                <w:tcPr>
+                  <w:tcW w:type="dxa" w:w="950"/>
+                  <w:tcMar>
+                    <w:top w:type="dxa" w:w="40"/>
+                    <w:left w:type="dxa" w:w="60"/>
+                    <w:bottom w:type="dxa" w:w="40"/>
+                    <w:right w:type="dxa" w:w="60"/>
+                  </w:tcMar>
+                </w:tcPr>
+                <w:p>
+                  <w:r>
+                    <w:rPr>
+                      <w:rFonts w:ascii="Arial" w:cs="Arial" w:eastAsia="Arial" w:hAnsi="Arial"/>
+                      <w:b w:val="false"/>
+                      <w:bCs w:val="false"/>
+                      <w:sz w:val="16"/>
+                      <w:szCs w:val="16"/>
+                    </w:rPr>
+                    <w:t xml:space="preserve">event day</w:t>
+                  </w:r>
+                </w:p>
+              </w:tc>
+              <w:tc>
+                <w:tcPr>
+                  <w:tcW w:type="dxa" w:w="950"/>
+                  <w:tcMar>
+                    <w:top w:type="dxa" w:w="40"/>
+                    <w:left w:type="dxa" w:w="60"/>
+                    <w:bottom w:type="dxa" w:w="40"/>
+                    <w:right w:type="dxa" w:w="60"/>
+                  </w:tcMar>
+                </w:tcPr>
+                <w:p>
+                  <w:r>
+                    <w:rPr>
+                      <w:rFonts w:ascii="Arial" w:cs="Arial" w:eastAsia="Arial" w:hAnsi="Arial"/>
+                      <w:b w:val="false"/>
+                      <w:bCs w:val="false"/>
+                      <w:sz w:val="16"/>
+                      <w:szCs w:val="16"/>
+                    </w:rPr>
+                    <w:t xml:space="preserve">the sponsor supplies, the association installs</w:t>
+                  </w:r>
+                </w:p>
+              </w:tc>
+              <w:tc>
+                <w:tcPr>
+                  <w:tcW w:type="dxa" w:w="950"/>
+                  <w:tcMar>
+                    <w:top w:type="dxa" w:w="40"/>
+                    <w:left w:type="dxa" w:w="60"/>
+                    <w:bottom w:type="dxa" w:w="40"/>
+                    <w:right w:type="dxa" w:w="60"/>
+                  </w:tcMar>
+                </w:tcPr>
+                <w:p/>
               </w:tc>
             </w:tr>
             <w:tr>
               <w:trPr>
-                <w:tblHeader w:val="false"/>
+                <w:tblHeader w:val="off"/>
               </w:trPr>
               <w:tc>
                 <w:tcPr>
-                  <w:tcW w:type="dxa" w:w="3235"/>
-                  <w:tcMar>
-                    <w:top w:type="dxa" w:w="40"/>
-                    <w:left w:type="dxa" w:w="60"/>
-                    <w:bottom w:type="dxa" w:w="40"/>
-                    <w:right w:type="dxa" w:w="60"/>
-                  </w:tcMar>
-                </w:tcPr>
-                <w:p>
-                  <w:r>
-                    <w:rPr>
-                      <w:rFonts w:ascii="Arial" w:cs="Arial" w:eastAsia="Arial" w:hAnsi="Arial"/>
-                      <w:b w:val="false"/>
-                      <w:bCs w:val="false"/>
-                      <w:sz w:val="16"/>
-                      <w:szCs w:val="16"/>
-                    </w:rPr>
-                    <w:t xml:space="preserve">Sponsor withdrawal charge cap / Naknada pri odustanku</w:t>
-                  </w:r>
-                </w:p>
-              </w:tc>
-              <w:tc>
-                <w:tcPr>
-                  <w:tcW w:type="dxa" w:w="3235"/>
-                  <w:tcMar>
-                    <w:top w:type="dxa" w:w="40"/>
-                    <w:left w:type="dxa" w:w="60"/>
-                    <w:bottom w:type="dxa" w:w="40"/>
-                    <w:right w:type="dxa" w:w="60"/>
-                  </w:tcMar>
-                </w:tcPr>
-                <w:p>
-                  <w:r>
-                    <w:rPr>
-                      <w:rFonts w:ascii="Arial" w:cs="Arial" w:eastAsia="Arial" w:hAnsi="Arial"/>
-                      <w:b w:val="false"/>
-                      <w:bCs w:val="false"/>
-                      <w:sz w:val="16"/>
-                      <w:szCs w:val="16"/>
-                    </w:rPr>
-                    <w:t xml:space="preserve">30 percent of the sum</w:t>
-                  </w:r>
-                </w:p>
-              </w:tc>
-              <w:tc>
-                <w:tcPr>
-                  <w:tcW w:type="dxa" w:w="3235"/>
-                  <w:tcMar>
-                    <w:top w:type="dxa" w:w="40"/>
-                    <w:left w:type="dxa" w:w="60"/>
-                    <w:bottom w:type="dxa" w:w="40"/>
-                    <w:right w:type="dxa" w:w="60"/>
-                  </w:tcMar>
-                </w:tcPr>
-                <w:p>
-                  <w:r>
-                    <w:rPr>
-                      <w:rFonts w:ascii="Arial" w:cs="Arial" w:eastAsia="Arial" w:hAnsi="Arial"/>
-                      <w:b w:val="false"/>
-                      <w:bCs w:val="false"/>
-                      <w:sz w:val="16"/>
-                      <w:szCs w:val="16"/>
-                    </w:rPr>
-                    <w:t xml:space="preserve">Art. 9</w:t>
-                  </w:r>
-                </w:p>
+                  <w:tcW w:type="dxa" w:w="950"/>
+                  <w:tcMar>
+                    <w:top w:type="dxa" w:w="40"/>
+                    <w:left w:type="dxa" w:w="60"/>
+                    <w:bottom w:type="dxa" w:w="40"/>
+                    <w:right w:type="dxa" w:w="60"/>
+                  </w:tcMar>
+                </w:tcPr>
+                <w:p>
+                  <w:r>
+                    <w:rPr>
+                      <w:rFonts w:ascii="Arial" w:cs="Arial" w:eastAsia="Arial" w:hAnsi="Arial"/>
+                      <w:b w:val="false"/>
+                      <w:bCs w:val="false"/>
+                      <w:sz w:val="16"/>
+                      <w:szCs w:val="16"/>
+                    </w:rPr>
+                    <w:t xml:space="preserve">Stage time</w:t>
+                  </w:r>
+                </w:p>
+              </w:tc>
+              <w:tc>
+                <w:tcPr>
+                  <w:tcW w:type="dxa" w:w="950"/>
+                  <w:tcMar>
+                    <w:top w:type="dxa" w:w="40"/>
+                    <w:left w:type="dxa" w:w="60"/>
+                    <w:bottom w:type="dxa" w:w="40"/>
+                    <w:right w:type="dxa" w:w="60"/>
+                  </w:tcMar>
+                </w:tcPr>
+                <w:p>
+                  <w:r>
+                    <w:rPr>
+                      <w:rFonts w:ascii="Arial" w:cs="Arial" w:eastAsia="Arial" w:hAnsi="Arial"/>
+                      <w:b w:val="false"/>
+                      <w:bCs w:val="false"/>
+                      <w:sz w:val="16"/>
+                      <w:szCs w:val="16"/>
+                    </w:rPr>
+                    <w:t xml:space="preserve">[minutes, who speaks]</w:t>
+                  </w:r>
+                </w:p>
+              </w:tc>
+              <w:tc>
+                <w:tcPr>
+                  <w:tcW w:type="dxa" w:w="950"/>
+                  <w:tcMar>
+                    <w:top w:type="dxa" w:w="40"/>
+                    <w:left w:type="dxa" w:w="60"/>
+                    <w:bottom w:type="dxa" w:w="40"/>
+                    <w:right w:type="dxa" w:w="60"/>
+                  </w:tcMar>
+                </w:tcPr>
+                <w:p>
+                  <w:r>
+                    <w:rPr>
+                      <w:rFonts w:ascii="Arial" w:cs="Arial" w:eastAsia="Arial" w:hAnsi="Arial"/>
+                      <w:b w:val="false"/>
+                      <w:bCs w:val="false"/>
+                      <w:sz w:val="16"/>
+                      <w:szCs w:val="16"/>
+                    </w:rPr>
+                    <w:t xml:space="preserve">programme</w:t>
+                  </w:r>
+                </w:p>
+              </w:tc>
+              <w:tc>
+                <w:tcPr>
+                  <w:tcW w:type="dxa" w:w="950"/>
+                  <w:tcMar>
+                    <w:top w:type="dxa" w:w="40"/>
+                    <w:left w:type="dxa" w:w="60"/>
+                    <w:bottom w:type="dxa" w:w="40"/>
+                    <w:right w:type="dxa" w:w="60"/>
+                  </w:tcMar>
+                </w:tcPr>
+                <w:p>
+                  <w:r>
+                    <w:rPr>
+                      <w:rFonts w:ascii="Arial" w:cs="Arial" w:eastAsia="Arial" w:hAnsi="Arial"/>
+                      <w:b w:val="false"/>
+                      <w:bCs w:val="false"/>
+                      <w:sz w:val="16"/>
+                      <w:szCs w:val="16"/>
+                    </w:rPr>
+                    <w:t xml:space="preserve">the association</w:t>
+                  </w:r>
+                </w:p>
+              </w:tc>
+              <w:tc>
+                <w:tcPr>
+                  <w:tcW w:type="dxa" w:w="950"/>
+                  <w:tcMar>
+                    <w:top w:type="dxa" w:w="40"/>
+                    <w:left w:type="dxa" w:w="60"/>
+                    <w:bottom w:type="dxa" w:w="40"/>
+                    <w:right w:type="dxa" w:w="60"/>
+                  </w:tcMar>
+                </w:tcPr>
+                <w:p/>
               </w:tc>
             </w:tr>
             <w:tr>
               <w:trPr>
-                <w:tblHeader w:val="false"/>
+                <w:tblHeader w:val="off"/>
               </w:trPr>
               <w:tc>
                 <w:tcPr>
-                  <w:tcW w:type="dxa" w:w="3235"/>
-                  <w:tcMar>
-                    <w:top w:type="dxa" w:w="40"/>
-                    <w:left w:type="dxa" w:w="60"/>
-                    <w:bottom w:type="dxa" w:w="40"/>
-                    <w:right w:type="dxa" w:w="60"/>
-                  </w:tcMar>
-                </w:tcPr>
-                <w:p>
-                  <w:r>
-                    <w:rPr>
-                      <w:rFonts w:ascii="Arial" w:cs="Arial" w:eastAsia="Arial" w:hAnsi="Arial"/>
-                      <w:b w:val="false"/>
-                      <w:bCs w:val="false"/>
-                      <w:sz w:val="16"/>
-                      <w:szCs w:val="16"/>
-                    </w:rPr>
-                    <w:t xml:space="preserve">Termination notice for a permanently cancelled event / Otkazni rok</w:t>
-                  </w:r>
-                </w:p>
-              </w:tc>
-              <w:tc>
-                <w:tcPr>
-                  <w:tcW w:type="dxa" w:w="3235"/>
-                  <w:tcMar>
-                    <w:top w:type="dxa" w:w="40"/>
-                    <w:left w:type="dxa" w:w="60"/>
-                    <w:bottom w:type="dxa" w:w="40"/>
-                    <w:right w:type="dxa" w:w="60"/>
-                  </w:tcMar>
-                </w:tcPr>
-                <w:p>
-                  <w:r>
-                    <w:rPr>
-                      <w:rFonts w:ascii="Arial" w:cs="Arial" w:eastAsia="Arial" w:hAnsi="Arial"/>
-                      <w:b w:val="false"/>
-                      <w:bCs w:val="false"/>
-                      <w:sz w:val="16"/>
-                      <w:szCs w:val="16"/>
-                    </w:rPr>
-                    <w:t xml:space="preserve">30 days</w:t>
-                  </w:r>
-                </w:p>
-              </w:tc>
-              <w:tc>
-                <w:tcPr>
-                  <w:tcW w:type="dxa" w:w="3235"/>
-                  <w:tcMar>
-                    <w:top w:type="dxa" w:w="40"/>
-                    <w:left w:type="dxa" w:w="60"/>
-                    <w:bottom w:type="dxa" w:w="40"/>
-                    <w:right w:type="dxa" w:w="60"/>
-                  </w:tcMar>
-                </w:tcPr>
-                <w:p>
-                  <w:r>
-                    <w:rPr>
-                      <w:rFonts w:ascii="Arial" w:cs="Arial" w:eastAsia="Arial" w:hAnsi="Arial"/>
-                      <w:b w:val="false"/>
-                      <w:bCs w:val="false"/>
-                      <w:sz w:val="16"/>
-                      <w:szCs w:val="16"/>
-                    </w:rPr>
-                    <w:t xml:space="preserve">Art. 12</w:t>
-                  </w:r>
-                </w:p>
+                  <w:tcW w:type="dxa" w:w="950"/>
+                  <w:tcMar>
+                    <w:top w:type="dxa" w:w="40"/>
+                    <w:left w:type="dxa" w:w="60"/>
+                    <w:bottom w:type="dxa" w:w="40"/>
+                    <w:right w:type="dxa" w:w="60"/>
+                  </w:tcMar>
+                </w:tcPr>
+                <w:p>
+                  <w:r>
+                    <w:rPr>
+                      <w:rFonts w:ascii="Arial" w:cs="Arial" w:eastAsia="Arial" w:hAnsi="Arial"/>
+                      <w:b w:val="false"/>
+                      <w:bCs w:val="false"/>
+                      <w:sz w:val="16"/>
+                      <w:szCs w:val="16"/>
+                    </w:rPr>
+                    <w:t xml:space="preserve">Employee entries</w:t>
+                  </w:r>
+                </w:p>
+              </w:tc>
+              <w:tc>
+                <w:tcPr>
+                  <w:tcW w:type="dxa" w:w="950"/>
+                  <w:tcMar>
+                    <w:top w:type="dxa" w:w="40"/>
+                    <w:left w:type="dxa" w:w="60"/>
+                    <w:bottom w:type="dxa" w:w="40"/>
+                    <w:right w:type="dxa" w:w="60"/>
+                  </w:tcMar>
+                </w:tcPr>
+                <w:p>
+                  <w:r>
+                    <w:rPr>
+                      <w:rFonts w:ascii="Arial" w:cs="Arial" w:eastAsia="Arial" w:hAnsi="Arial"/>
+                      <w:b w:val="false"/>
+                      <w:bCs w:val="false"/>
+                      <w:sz w:val="16"/>
+                      <w:szCs w:val="16"/>
+                    </w:rPr>
+                    <w:t xml:space="preserve">[number]</w:t>
+                  </w:r>
+                </w:p>
+              </w:tc>
+              <w:tc>
+                <w:tcPr>
+                  <w:tcW w:type="dxa" w:w="950"/>
+                  <w:tcMar>
+                    <w:top w:type="dxa" w:w="40"/>
+                    <w:left w:type="dxa" w:w="60"/>
+                    <w:bottom w:type="dxa" w:w="40"/>
+                    <w:right w:type="dxa" w:w="60"/>
+                  </w:tcMar>
+                </w:tcPr>
+                <w:p>
+                  <w:r>
+                    <w:rPr>
+                      <w:rFonts w:ascii="Arial" w:cs="Arial" w:eastAsia="Arial" w:hAnsi="Arial"/>
+                      <w:b w:val="false"/>
+                      <w:bCs w:val="false"/>
+                      <w:sz w:val="16"/>
+                      <w:szCs w:val="16"/>
+                    </w:rPr>
+                    <w:t xml:space="preserve">until registration closes</w:t>
+                  </w:r>
+                </w:p>
+              </w:tc>
+              <w:tc>
+                <w:tcPr>
+                  <w:tcW w:type="dxa" w:w="950"/>
+                  <w:tcMar>
+                    <w:top w:type="dxa" w:w="40"/>
+                    <w:left w:type="dxa" w:w="60"/>
+                    <w:bottom w:type="dxa" w:w="40"/>
+                    <w:right w:type="dxa" w:w="60"/>
+                  </w:tcMar>
+                </w:tcPr>
+                <w:p>
+                  <w:r>
+                    <w:rPr>
+                      <w:rFonts w:ascii="Arial" w:cs="Arial" w:eastAsia="Arial" w:hAnsi="Arial"/>
+                      <w:b w:val="false"/>
+                      <w:bCs w:val="false"/>
+                      <w:sz w:val="16"/>
+                      <w:szCs w:val="16"/>
+                    </w:rPr>
+                    <w:t xml:space="preserve">the association</w:t>
+                  </w:r>
+                </w:p>
+              </w:tc>
+              <w:tc>
+                <w:tcPr>
+                  <w:tcW w:type="dxa" w:w="950"/>
+                  <w:tcMar>
+                    <w:top w:type="dxa" w:w="40"/>
+                    <w:left w:type="dxa" w:w="60"/>
+                    <w:bottom w:type="dxa" w:w="40"/>
+                    <w:right w:type="dxa" w:w="60"/>
+                  </w:tcMar>
+                </w:tcPr>
+                <w:p/>
               </w:tc>
             </w:tr>
             <w:tr>
               <w:trPr>
-                <w:tblHeader w:val="false"/>
+                <w:tblHeader w:val="off"/>
               </w:trPr>
               <w:tc>
                 <w:tcPr>
-                  <w:tcW w:type="dxa" w:w="3235"/>
-                  <w:tcMar>
-                    <w:top w:type="dxa" w:w="40"/>
-                    <w:left w:type="dxa" w:w="60"/>
-                    <w:bottom w:type="dxa" w:w="40"/>
-                    <w:right w:type="dxa" w:w="60"/>
-                  </w:tcMar>
-                </w:tcPr>
-                <w:p>
-                  <w:r>
-                    <w:rPr>
-                      <w:rFonts w:ascii="Arial" w:cs="Arial" w:eastAsia="Arial" w:hAnsi="Arial"/>
-                      <w:b w:val="false"/>
-                      <w:bCs w:val="false"/>
-                      <w:sz w:val="16"/>
-                      <w:szCs w:val="16"/>
-                    </w:rPr>
-                    <w:t xml:space="preserve">Approval of sponsor material / Odobrenje materijala</w:t>
-                  </w:r>
-                </w:p>
-              </w:tc>
-              <w:tc>
-                <w:tcPr>
-                  <w:tcW w:type="dxa" w:w="3235"/>
-                  <w:tcMar>
-                    <w:top w:type="dxa" w:w="40"/>
-                    <w:left w:type="dxa" w:w="60"/>
-                    <w:bottom w:type="dxa" w:w="40"/>
-                    <w:right w:type="dxa" w:w="60"/>
-                  </w:tcMar>
-                </w:tcPr>
-                <w:p>
-                  <w:r>
-                    <w:rPr>
-                      <w:rFonts w:ascii="Arial" w:cs="Arial" w:eastAsia="Arial" w:hAnsi="Arial"/>
-                      <w:b w:val="false"/>
-                      <w:bCs w:val="false"/>
-                      <w:sz w:val="16"/>
-                      <w:szCs w:val="16"/>
-                    </w:rPr>
-                    <w:t xml:space="preserve">5 working days</w:t>
-                  </w:r>
-                </w:p>
-              </w:tc>
-              <w:tc>
-                <w:tcPr>
-                  <w:tcW w:type="dxa" w:w="3235"/>
-                  <w:tcMar>
-                    <w:top w:type="dxa" w:w="40"/>
-                    <w:left w:type="dxa" w:w="60"/>
-                    <w:bottom w:type="dxa" w:w="40"/>
-                    <w:right w:type="dxa" w:w="60"/>
-                  </w:tcMar>
-                </w:tcPr>
-                <w:p>
-                  <w:r>
-                    <w:rPr>
-                      <w:rFonts w:ascii="Arial" w:cs="Arial" w:eastAsia="Arial" w:hAnsi="Arial"/>
-                      <w:b w:val="false"/>
-                      <w:bCs w:val="false"/>
-                      <w:sz w:val="16"/>
-                      <w:szCs w:val="16"/>
-                    </w:rPr>
-                    <w:t xml:space="preserve">Annex 2</w:t>
-                  </w:r>
-                </w:p>
+                  <w:tcW w:type="dxa" w:w="950"/>
+                  <w:tcMar>
+                    <w:top w:type="dxa" w:w="40"/>
+                    <w:left w:type="dxa" w:w="60"/>
+                    <w:bottom w:type="dxa" w:w="40"/>
+                    <w:right w:type="dxa" w:w="60"/>
+                  </w:tcMar>
+                </w:tcPr>
+                <w:p>
+                  <w:r>
+                    <w:rPr>
+                      <w:rFonts w:ascii="Arial" w:cs="Arial" w:eastAsia="Arial" w:hAnsi="Arial"/>
+                      <w:b w:val="false"/>
+                      <w:bCs w:val="false"/>
+                      <w:sz w:val="16"/>
+                      <w:szCs w:val="16"/>
+                    </w:rPr>
+                    <w:t xml:space="preserve">Employee team page on the platform</w:t>
+                  </w:r>
+                </w:p>
+              </w:tc>
+              <w:tc>
+                <w:tcPr>
+                  <w:tcW w:type="dxa" w:w="950"/>
+                  <w:tcMar>
+                    <w:top w:type="dxa" w:w="40"/>
+                    <w:left w:type="dxa" w:w="60"/>
+                    <w:bottom w:type="dxa" w:w="40"/>
+                    <w:right w:type="dxa" w:w="60"/>
+                  </w:tcMar>
+                </w:tcPr>
+                <w:p>
+                  <w:r>
+                    <w:rPr>
+                      <w:rFonts w:ascii="Arial" w:cs="Arial" w:eastAsia="Arial" w:hAnsi="Arial"/>
+                      <w:b w:val="false"/>
+                      <w:bCs w:val="false"/>
+                      <w:sz w:val="16"/>
+                      <w:szCs w:val="16"/>
+                    </w:rPr>
+                    <w:t xml:space="preserve">team page with logo</w:t>
+                  </w:r>
+                </w:p>
+              </w:tc>
+              <w:tc>
+                <w:tcPr>
+                  <w:tcW w:type="dxa" w:w="950"/>
+                  <w:tcMar>
+                    <w:top w:type="dxa" w:w="40"/>
+                    <w:left w:type="dxa" w:w="60"/>
+                    <w:bottom w:type="dxa" w:w="40"/>
+                    <w:right w:type="dxa" w:w="60"/>
+                  </w:tcMar>
+                </w:tcPr>
+                <w:p>
+                  <w:r>
+                    <w:rPr>
+                      <w:rFonts w:ascii="Arial" w:cs="Arial" w:eastAsia="Arial" w:hAnsi="Arial"/>
+                      <w:b w:val="false"/>
+                      <w:bCs w:val="false"/>
+                      <w:sz w:val="16"/>
+                      <w:szCs w:val="16"/>
+                    </w:rPr>
+                    <w:t xml:space="preserve">from registration opening</w:t>
+                  </w:r>
+                </w:p>
+              </w:tc>
+              <w:tc>
+                <w:tcPr>
+                  <w:tcW w:type="dxa" w:w="950"/>
+                  <w:tcMar>
+                    <w:top w:type="dxa" w:w="40"/>
+                    <w:left w:type="dxa" w:w="60"/>
+                    <w:bottom w:type="dxa" w:w="40"/>
+                    <w:right w:type="dxa" w:w="60"/>
+                  </w:tcMar>
+                </w:tcPr>
+                <w:p>
+                  <w:r>
+                    <w:rPr>
+                      <w:rFonts w:ascii="Arial" w:cs="Arial" w:eastAsia="Arial" w:hAnsi="Arial"/>
+                      <w:b w:val="false"/>
+                      <w:bCs w:val="false"/>
+                      <w:sz w:val="16"/>
+                      <w:szCs w:val="16"/>
+                    </w:rPr>
+                    <w:t xml:space="preserve">the association</w:t>
+                  </w:r>
+                </w:p>
+              </w:tc>
+              <w:tc>
+                <w:tcPr>
+                  <w:tcW w:type="dxa" w:w="950"/>
+                  <w:tcMar>
+                    <w:top w:type="dxa" w:w="40"/>
+                    <w:left w:type="dxa" w:w="60"/>
+                    <w:bottom w:type="dxa" w:w="40"/>
+                    <w:right w:type="dxa" w:w="60"/>
+                  </w:tcMar>
+                </w:tcPr>
+                <w:p/>
               </w:tc>
             </w:tr>
             <w:tr>
               <w:trPr>
-                <w:tblHeader w:val="false"/>
+                <w:tblHeader w:val="off"/>
               </w:trPr>
               <w:tc>
                 <w:tcPr>
-                  <w:tcW w:type="dxa" w:w="3235"/>
-                  <w:tcMar>
-                    <w:top w:type="dxa" w:w="40"/>
-                    <w:left w:type="dxa" w:w="60"/>
-                    <w:bottom w:type="dxa" w:w="40"/>
-                    <w:right w:type="dxa" w:w="60"/>
-                  </w:tcMar>
-                </w:tcPr>
-                <w:p>
-                  <w:r>
-                    <w:rPr>
-                      <w:rFonts w:ascii="Arial" w:cs="Arial" w:eastAsia="Arial" w:hAnsi="Arial"/>
-                      <w:b w:val="false"/>
-                      <w:bCs w:val="false"/>
-                      <w:sz w:val="16"/>
-                      <w:szCs w:val="16"/>
-                    </w:rPr>
-                    <w:t xml:space="preserve">Board approval threshold / Prag za Upravni odbor</w:t>
-                  </w:r>
-                </w:p>
-              </w:tc>
-              <w:tc>
-                <w:tcPr>
-                  <w:tcW w:type="dxa" w:w="3235"/>
-                  <w:tcMar>
-                    <w:top w:type="dxa" w:w="40"/>
-                    <w:left w:type="dxa" w:w="60"/>
-                    <w:bottom w:type="dxa" w:w="40"/>
-                    <w:right w:type="dxa" w:w="60"/>
-                  </w:tcMar>
-                </w:tcPr>
-                <w:p>
-                  <w:r>
-                    <w:rPr>
-                      <w:rFonts w:ascii="Arial" w:cs="Arial" w:eastAsia="Arial" w:hAnsi="Arial"/>
-                      <w:b w:val="false"/>
-                      <w:bCs w:val="false"/>
-                      <w:sz w:val="16"/>
-                      <w:szCs w:val="16"/>
-                    </w:rPr>
-                    <w:t xml:space="preserve">5,000 EUR or any exclusivity</w:t>
-                  </w:r>
-                </w:p>
-              </w:tc>
-              <w:tc>
-                <w:tcPr>
-                  <w:tcW w:type="dxa" w:w="3235"/>
-                  <w:tcMar>
-                    <w:top w:type="dxa" w:w="40"/>
-                    <w:left w:type="dxa" w:w="60"/>
-                    <w:bottom w:type="dxa" w:w="40"/>
-                    <w:right w:type="dxa" w:w="60"/>
-                  </w:tcMar>
-                </w:tcPr>
-                <w:p>
-                  <w:r>
-                    <w:rPr>
-                      <w:rFonts w:ascii="Arial" w:cs="Arial" w:eastAsia="Arial" w:hAnsi="Arial"/>
-                      <w:b w:val="false"/>
-                      <w:bCs w:val="false"/>
-                      <w:sz w:val="16"/>
-                      <w:szCs w:val="16"/>
-                    </w:rPr>
-                    <w:t xml:space="preserve">Art. 15</w:t>
-                  </w:r>
-                </w:p>
+                  <w:tcW w:type="dxa" w:w="950"/>
+                  <w:tcMar>
+                    <w:top w:type="dxa" w:w="40"/>
+                    <w:left w:type="dxa" w:w="60"/>
+                    <w:bottom w:type="dxa" w:w="40"/>
+                    <w:right w:type="dxa" w:w="60"/>
+                  </w:tcMar>
+                </w:tcPr>
+                <w:p>
+                  <w:r>
+                    <w:rPr>
+                      <w:rFonts w:ascii="Arial" w:cs="Arial" w:eastAsia="Arial" w:hAnsi="Arial"/>
+                      <w:b w:val="false"/>
+                      <w:bCs w:val="false"/>
+                      <w:sz w:val="16"/>
+                      <w:szCs w:val="16"/>
+                    </w:rPr>
+                    <w:t xml:space="preserve">Social media posts</w:t>
+                  </w:r>
+                </w:p>
+              </w:tc>
+              <w:tc>
+                <w:tcPr>
+                  <w:tcW w:type="dxa" w:w="950"/>
+                  <w:tcMar>
+                    <w:top w:type="dxa" w:w="40"/>
+                    <w:left w:type="dxa" w:w="60"/>
+                    <w:bottom w:type="dxa" w:w="40"/>
+                    <w:right w:type="dxa" w:w="60"/>
+                  </w:tcMar>
+                </w:tcPr>
+                <w:p>
+                  <w:r>
+                    <w:rPr>
+                      <w:rFonts w:ascii="Arial" w:cs="Arial" w:eastAsia="Arial" w:hAnsi="Arial"/>
+                      <w:b w:val="false"/>
+                      <w:bCs w:val="false"/>
+                      <w:sz w:val="16"/>
+                      <w:szCs w:val="16"/>
+                    </w:rPr>
+                    <w:t xml:space="preserve">[number, channels]</w:t>
+                  </w:r>
+                </w:p>
+              </w:tc>
+              <w:tc>
+                <w:tcPr>
+                  <w:tcW w:type="dxa" w:w="950"/>
+                  <w:tcMar>
+                    <w:top w:type="dxa" w:w="40"/>
+                    <w:left w:type="dxa" w:w="60"/>
+                    <w:bottom w:type="dxa" w:w="40"/>
+                    <w:right w:type="dxa" w:w="60"/>
+                  </w:tcMar>
+                </w:tcPr>
+                <w:p>
+                  <w:r>
+                    <w:rPr>
+                      <w:rFonts w:ascii="Arial" w:cs="Arial" w:eastAsia="Arial" w:hAnsi="Arial"/>
+                      <w:b w:val="false"/>
+                      <w:bCs w:val="false"/>
+                      <w:sz w:val="16"/>
+                      <w:szCs w:val="16"/>
+                    </w:rPr>
+                    <w:t xml:space="preserve">[period]</w:t>
+                  </w:r>
+                </w:p>
+              </w:tc>
+              <w:tc>
+                <w:tcPr>
+                  <w:tcW w:type="dxa" w:w="950"/>
+                  <w:tcMar>
+                    <w:top w:type="dxa" w:w="40"/>
+                    <w:left w:type="dxa" w:w="60"/>
+                    <w:bottom w:type="dxa" w:w="40"/>
+                    <w:right w:type="dxa" w:w="60"/>
+                  </w:tcMar>
+                </w:tcPr>
+                <w:p>
+                  <w:r>
+                    <w:rPr>
+                      <w:rFonts w:ascii="Arial" w:cs="Arial" w:eastAsia="Arial" w:hAnsi="Arial"/>
+                      <w:b w:val="false"/>
+                      <w:bCs w:val="false"/>
+                      <w:sz w:val="16"/>
+                      <w:szCs w:val="16"/>
+                    </w:rPr>
+                    <w:t xml:space="preserve">the association</w:t>
+                  </w:r>
+                </w:p>
+              </w:tc>
+              <w:tc>
+                <w:tcPr>
+                  <w:tcW w:type="dxa" w:w="950"/>
+                  <w:tcMar>
+                    <w:top w:type="dxa" w:w="40"/>
+                    <w:left w:type="dxa" w:w="60"/>
+                    <w:bottom w:type="dxa" w:w="40"/>
+                    <w:right w:type="dxa" w:w="60"/>
+                  </w:tcMar>
+                </w:tcPr>
+                <w:p/>
               </w:tc>
             </w:tr>
             <w:tr>
               <w:trPr>
-                <w:tblHeader w:val="false"/>
+                <w:tblHeader w:val="off"/>
               </w:trPr>
               <w:tc>
                 <w:tcPr>
-                  <w:tcW w:type="dxa" w:w="3235"/>
-                  <w:tcMar>
-                    <w:top w:type="dxa" w:w="40"/>
-                    <w:left w:type="dxa" w:w="60"/>
-                    <w:bottom w:type="dxa" w:w="40"/>
-                    <w:right w:type="dxa" w:w="60"/>
-                  </w:tcMar>
-                </w:tcPr>
-                <w:p>
-                  <w:r>
-                    <w:rPr>
-                      <w:rFonts w:ascii="Arial" w:cs="Arial" w:eastAsia="Arial" w:hAnsi="Arial"/>
-                      <w:b w:val="false"/>
-                      <w:bCs w:val="false"/>
-                      <w:sz w:val="16"/>
-                      <w:szCs w:val="16"/>
-                    </w:rPr>
-                    <w:t xml:space="preserve">Director's discount authority / Popust</w:t>
-                  </w:r>
-                </w:p>
-              </w:tc>
-              <w:tc>
-                <w:tcPr>
-                  <w:tcW w:type="dxa" w:w="3235"/>
-                  <w:tcMar>
-                    <w:top w:type="dxa" w:w="40"/>
-                    <w:left w:type="dxa" w:w="60"/>
-                    <w:bottom w:type="dxa" w:w="40"/>
-                    <w:right w:type="dxa" w:w="60"/>
-                  </w:tcMar>
-                </w:tcPr>
-                <w:p>
-                  <w:r>
-                    <w:rPr>
-                      <w:rFonts w:ascii="Arial" w:cs="Arial" w:eastAsia="Arial" w:hAnsi="Arial"/>
-                      <w:b w:val="false"/>
-                      <w:bCs w:val="false"/>
-                      <w:sz w:val="16"/>
-                      <w:szCs w:val="16"/>
-                    </w:rPr>
-                    <w:t xml:space="preserve">15 percent</w:t>
-                  </w:r>
-                </w:p>
-              </w:tc>
-              <w:tc>
-                <w:tcPr>
-                  <w:tcW w:type="dxa" w:w="3235"/>
-                  <w:tcMar>
-                    <w:top w:type="dxa" w:w="40"/>
-                    <w:left w:type="dxa" w:w="60"/>
-                    <w:bottom w:type="dxa" w:w="40"/>
-                    <w:right w:type="dxa" w:w="60"/>
-                  </w:tcMar>
-                </w:tcPr>
-                <w:p>
-                  <w:r>
-                    <w:rPr>
-                      <w:rFonts w:ascii="Arial" w:cs="Arial" w:eastAsia="Arial" w:hAnsi="Arial"/>
-                      <w:b w:val="false"/>
-                      <w:bCs w:val="false"/>
-                      <w:sz w:val="16"/>
-                      <w:szCs w:val="16"/>
-                    </w:rPr>
-                    <w:t xml:space="preserve">Art. 14</w:t>
-                  </w:r>
-                </w:p>
+                  <w:tcW w:type="dxa" w:w="950"/>
+                  <w:tcMar>
+                    <w:top w:type="dxa" w:w="40"/>
+                    <w:left w:type="dxa" w:w="60"/>
+                    <w:bottom w:type="dxa" w:w="40"/>
+                    <w:right w:type="dxa" w:w="60"/>
+                  </w:tcMar>
+                </w:tcPr>
+                <w:p>
+                  <w:r>
+                    <w:rPr>
+                      <w:rFonts w:ascii="Arial" w:cs="Arial" w:eastAsia="Arial" w:hAnsi="Arial"/>
+                      <w:b w:val="false"/>
+                      <w:bCs w:val="false"/>
+                      <w:sz w:val="16"/>
+                      <w:szCs w:val="16"/>
+                    </w:rPr>
+                    <w:t xml:space="preserve">Branded station on the course</w:t>
+                  </w:r>
+                </w:p>
+              </w:tc>
+              <w:tc>
+                <w:tcPr>
+                  <w:tcW w:type="dxa" w:w="950"/>
+                  <w:tcMar>
+                    <w:top w:type="dxa" w:w="40"/>
+                    <w:left w:type="dxa" w:w="60"/>
+                    <w:bottom w:type="dxa" w:w="40"/>
+                    <w:right w:type="dxa" w:w="60"/>
+                  </w:tcMar>
+                </w:tcPr>
+                <w:p>
+                  <w:r>
+                    <w:rPr>
+                      <w:rFonts w:ascii="Arial" w:cs="Arial" w:eastAsia="Arial" w:hAnsi="Arial"/>
+                      <w:b w:val="false"/>
+                      <w:bCs w:val="false"/>
+                      <w:sz w:val="16"/>
+                      <w:szCs w:val="16"/>
+                    </w:rPr>
+                    <w:t xml:space="preserve">[location, content]</w:t>
+                  </w:r>
+                </w:p>
+              </w:tc>
+              <w:tc>
+                <w:tcPr>
+                  <w:tcW w:type="dxa" w:w="950"/>
+                  <w:tcMar>
+                    <w:top w:type="dxa" w:w="40"/>
+                    <w:left w:type="dxa" w:w="60"/>
+                    <w:bottom w:type="dxa" w:w="40"/>
+                    <w:right w:type="dxa" w:w="60"/>
+                  </w:tcMar>
+                </w:tcPr>
+                <w:p>
+                  <w:r>
+                    <w:rPr>
+                      <w:rFonts w:ascii="Arial" w:cs="Arial" w:eastAsia="Arial" w:hAnsi="Arial"/>
+                      <w:b w:val="false"/>
+                      <w:bCs w:val="false"/>
+                      <w:sz w:val="16"/>
+                      <w:szCs w:val="16"/>
+                    </w:rPr>
+                    <w:t xml:space="preserve">event day</w:t>
+                  </w:r>
+                </w:p>
+              </w:tc>
+              <w:tc>
+                <w:tcPr>
+                  <w:tcW w:type="dxa" w:w="950"/>
+                  <w:tcMar>
+                    <w:top w:type="dxa" w:w="40"/>
+                    <w:left w:type="dxa" w:w="60"/>
+                    <w:bottom w:type="dxa" w:w="40"/>
+                    <w:right w:type="dxa" w:w="60"/>
+                  </w:tcMar>
+                </w:tcPr>
+                <w:p>
+                  <w:r>
+                    <w:rPr>
+                      <w:rFonts w:ascii="Arial" w:cs="Arial" w:eastAsia="Arial" w:hAnsi="Arial"/>
+                      <w:b w:val="false"/>
+                      <w:bCs w:val="false"/>
+                      <w:sz w:val="16"/>
+                      <w:szCs w:val="16"/>
+                    </w:rPr>
+                    <w:t xml:space="preserve">the sponsor</w:t>
+                  </w:r>
+                </w:p>
+              </w:tc>
+              <w:tc>
+                <w:tcPr>
+                  <w:tcW w:type="dxa" w:w="950"/>
+                  <w:tcMar>
+                    <w:top w:type="dxa" w:w="40"/>
+                    <w:left w:type="dxa" w:w="60"/>
+                    <w:bottom w:type="dxa" w:w="40"/>
+                    <w:right w:type="dxa" w:w="60"/>
+                  </w:tcMar>
+                </w:tcPr>
+                <w:p/>
+              </w:tc>
+            </w:tr>
+            <w:tr>
+              <w:trPr>
+                <w:tblHeader w:val="off"/>
+              </w:trPr>
+              <w:tc>
+                <w:tcPr>
+                  <w:tcW w:type="dxa" w:w="950"/>
+                  <w:tcMar>
+                    <w:top w:type="dxa" w:w="40"/>
+                    <w:left w:type="dxa" w:w="60"/>
+                    <w:bottom w:type="dxa" w:w="40"/>
+                    <w:right w:type="dxa" w:w="60"/>
+                  </w:tcMar>
+                </w:tcPr>
+                <w:p>
+                  <w:r>
+                    <w:rPr>
+                      <w:rFonts w:ascii="Arial" w:cs="Arial" w:eastAsia="Arial" w:hAnsi="Arial"/>
+                      <w:b w:val="false"/>
+                      <w:bCs w:val="false"/>
+                      <w:sz w:val="16"/>
+                      <w:szCs w:val="16"/>
+                    </w:rPr>
+                    <w:t xml:space="preserve">Handover invitation</w:t>
+                  </w:r>
+                </w:p>
+              </w:tc>
+              <w:tc>
+                <w:tcPr>
+                  <w:tcW w:type="dxa" w:w="950"/>
+                  <w:tcMar>
+                    <w:top w:type="dxa" w:w="40"/>
+                    <w:left w:type="dxa" w:w="60"/>
+                    <w:bottom w:type="dxa" w:w="40"/>
+                    <w:right w:type="dxa" w:w="60"/>
+                  </w:tcMar>
+                </w:tcPr>
+                <w:p>
+                  <w:r>
+                    <w:rPr>
+                      <w:rFonts w:ascii="Arial" w:cs="Arial" w:eastAsia="Arial" w:hAnsi="Arial"/>
+                      <w:b w:val="false"/>
+                      <w:bCs w:val="false"/>
+                      <w:sz w:val="16"/>
+                      <w:szCs w:val="16"/>
+                    </w:rPr>
+                    <w:t xml:space="preserve">[number of guests]</w:t>
+                  </w:r>
+                </w:p>
+              </w:tc>
+              <w:tc>
+                <w:tcPr>
+                  <w:tcW w:type="dxa" w:w="950"/>
+                  <w:tcMar>
+                    <w:top w:type="dxa" w:w="40"/>
+                    <w:left w:type="dxa" w:w="60"/>
+                    <w:bottom w:type="dxa" w:w="40"/>
+                    <w:right w:type="dxa" w:w="60"/>
+                  </w:tcMar>
+                </w:tcPr>
+                <w:p>
+                  <w:r>
+                    <w:rPr>
+                      <w:rFonts w:ascii="Arial" w:cs="Arial" w:eastAsia="Arial" w:hAnsi="Arial"/>
+                      <w:b w:val="false"/>
+                      <w:bCs w:val="false"/>
+                      <w:sz w:val="16"/>
+                      <w:szCs w:val="16"/>
+                    </w:rPr>
+                    <w:t xml:space="preserve">Impact Day</w:t>
+                  </w:r>
+                </w:p>
+              </w:tc>
+              <w:tc>
+                <w:tcPr>
+                  <w:tcW w:type="dxa" w:w="950"/>
+                  <w:tcMar>
+                    <w:top w:type="dxa" w:w="40"/>
+                    <w:left w:type="dxa" w:w="60"/>
+                    <w:bottom w:type="dxa" w:w="40"/>
+                    <w:right w:type="dxa" w:w="60"/>
+                  </w:tcMar>
+                </w:tcPr>
+                <w:p>
+                  <w:r>
+                    <w:rPr>
+                      <w:rFonts w:ascii="Arial" w:cs="Arial" w:eastAsia="Arial" w:hAnsi="Arial"/>
+                      <w:b w:val="false"/>
+                      <w:bCs w:val="false"/>
+                      <w:sz w:val="16"/>
+                      <w:szCs w:val="16"/>
+                    </w:rPr>
+                    <w:t xml:space="preserve">the association</w:t>
+                  </w:r>
+                </w:p>
+              </w:tc>
+              <w:tc>
+                <w:tcPr>
+                  <w:tcW w:type="dxa" w:w="950"/>
+                  <w:tcMar>
+                    <w:top w:type="dxa" w:w="40"/>
+                    <w:left w:type="dxa" w:w="60"/>
+                    <w:bottom w:type="dxa" w:w="40"/>
+                    <w:right w:type="dxa" w:w="60"/>
+                  </w:tcMar>
+                </w:tcPr>
+                <w:p/>
+              </w:tc>
+            </w:tr>
+            <w:tr>
+              <w:trPr>
+                <w:tblHeader w:val="off"/>
+              </w:trPr>
+              <w:tc>
+                <w:tcPr>
+                  <w:tcW w:type="dxa" w:w="950"/>
+                  <w:tcMar>
+                    <w:top w:type="dxa" w:w="40"/>
+                    <w:left w:type="dxa" w:w="60"/>
+                    <w:bottom w:type="dxa" w:w="40"/>
+                    <w:right w:type="dxa" w:w="60"/>
+                  </w:tcMar>
+                </w:tcPr>
+                <w:p>
+                  <w:r>
+                    <w:rPr>
+                      <w:rFonts w:ascii="Arial" w:cs="Arial" w:eastAsia="Arial" w:hAnsi="Arial"/>
+                      <w:b w:val="false"/>
+                      <w:bCs w:val="false"/>
+                      <w:sz w:val="16"/>
+                      <w:szCs w:val="16"/>
+                    </w:rPr>
+                    <w:t xml:space="preserve">Sponsor report</w:t>
+                  </w:r>
+                </w:p>
+              </w:tc>
+              <w:tc>
+                <w:tcPr>
+                  <w:tcW w:type="dxa" w:w="950"/>
+                  <w:tcMar>
+                    <w:top w:type="dxa" w:w="40"/>
+                    <w:left w:type="dxa" w:w="60"/>
+                    <w:bottom w:type="dxa" w:w="40"/>
+                    <w:right w:type="dxa" w:w="60"/>
+                  </w:tcMar>
+                </w:tcPr>
+                <w:p>
+                  <w:r>
+                    <w:rPr>
+                      <w:rFonts w:ascii="Arial" w:cs="Arial" w:eastAsia="Arial" w:hAnsi="Arial"/>
+                      <w:b w:val="false"/>
+                      <w:bCs w:val="false"/>
+                      <w:sz w:val="16"/>
+                      <w:szCs w:val="16"/>
+                    </w:rPr>
+                    <w:t xml:space="preserve">Annex 3</w:t>
+                  </w:r>
+                </w:p>
+              </w:tc>
+              <w:tc>
+                <w:tcPr>
+                  <w:tcW w:type="dxa" w:w="950"/>
+                  <w:tcMar>
+                    <w:top w:type="dxa" w:w="40"/>
+                    <w:left w:type="dxa" w:w="60"/>
+                    <w:bottom w:type="dxa" w:w="40"/>
+                    <w:right w:type="dxa" w:w="60"/>
+                  </w:tcMar>
+                </w:tcPr>
+                <w:p>
+                  <w:r>
+                    <w:rPr>
+                      <w:rFonts w:ascii="Arial" w:cs="Arial" w:eastAsia="Arial" w:hAnsi="Arial"/>
+                      <w:b w:val="false"/>
+                      <w:bCs w:val="false"/>
+                      <w:sz w:val="16"/>
+                      <w:szCs w:val="16"/>
+                    </w:rPr>
+                    <w:t xml:space="preserve">within 30 days</w:t>
+                  </w:r>
+                </w:p>
+              </w:tc>
+              <w:tc>
+                <w:tcPr>
+                  <w:tcW w:type="dxa" w:w="950"/>
+                  <w:tcMar>
+                    <w:top w:type="dxa" w:w="40"/>
+                    <w:left w:type="dxa" w:w="60"/>
+                    <w:bottom w:type="dxa" w:w="40"/>
+                    <w:right w:type="dxa" w:w="60"/>
+                  </w:tcMar>
+                </w:tcPr>
+                <w:p>
+                  <w:r>
+                    <w:rPr>
+                      <w:rFonts w:ascii="Arial" w:cs="Arial" w:eastAsia="Arial" w:hAnsi="Arial"/>
+                      <w:b w:val="false"/>
+                      <w:bCs w:val="false"/>
+                      <w:sz w:val="16"/>
+                      <w:szCs w:val="16"/>
+                    </w:rPr>
+                    <w:t xml:space="preserve">the association</w:t>
+                  </w:r>
+                </w:p>
+              </w:tc>
+              <w:tc>
+                <w:tcPr>
+                  <w:tcW w:type="dxa" w:w="950"/>
+                  <w:tcMar>
+                    <w:top w:type="dxa" w:w="40"/>
+                    <w:left w:type="dxa" w:w="60"/>
+                    <w:bottom w:type="dxa" w:w="40"/>
+                    <w:right w:type="dxa" w:w="60"/>
+                  </w:tcMar>
+                </w:tcPr>
+                <w:p/>
+              </w:tc>
+            </w:tr>
+            <w:tr>
+              <w:trPr>
+                <w:tblHeader w:val="off"/>
+              </w:trPr>
+              <w:tc>
+                <w:tcPr>
+                  <w:tcW w:type="dxa" w:w="950"/>
+                  <w:tcMar>
+                    <w:top w:type="dxa" w:w="40"/>
+                    <w:left w:type="dxa" w:w="60"/>
+                    <w:bottom w:type="dxa" w:w="40"/>
+                    <w:right w:type="dxa" w:w="60"/>
+                  </w:tcMar>
+                </w:tcPr>
+                <w:p>
+                  <w:r>
+                    <w:rPr>
+                      <w:rFonts w:ascii="Arial" w:cs="Arial" w:eastAsia="Arial" w:hAnsi="Arial"/>
+                      <w:b w:val="false"/>
+                      <w:bCs w:val="false"/>
+                      <w:sz w:val="16"/>
+                      <w:szCs w:val="16"/>
+                    </w:rPr>
+                    <w:t xml:space="preserve">For a Core Cost Partner: “X funds Santamore's operations, so 100% of donations reach beneficiaries” on every page</w:t>
+                  </w:r>
+                </w:p>
+              </w:tc>
+              <w:tc>
+                <w:tcPr>
+                  <w:tcW w:type="dxa" w:w="950"/>
+                  <w:tcMar>
+                    <w:top w:type="dxa" w:w="40"/>
+                    <w:left w:type="dxa" w:w="60"/>
+                    <w:bottom w:type="dxa" w:w="40"/>
+                    <w:right w:type="dxa" w:w="60"/>
+                  </w:tcMar>
+                </w:tcPr>
+                <w:p>
+                  <w:r>
+                    <w:rPr>
+                      <w:rFonts w:ascii="Arial" w:cs="Arial" w:eastAsia="Arial" w:hAnsi="Arial"/>
+                      <w:b w:val="false"/>
+                      <w:bCs w:val="false"/>
+                      <w:sz w:val="16"/>
+                      <w:szCs w:val="16"/>
+                    </w:rPr>
+                    <w:t xml:space="preserve">footer line and logo</w:t>
+                  </w:r>
+                </w:p>
+              </w:tc>
+              <w:tc>
+                <w:tcPr>
+                  <w:tcW w:type="dxa" w:w="950"/>
+                  <w:tcMar>
+                    <w:top w:type="dxa" w:w="40"/>
+                    <w:left w:type="dxa" w:w="60"/>
+                    <w:bottom w:type="dxa" w:w="40"/>
+                    <w:right w:type="dxa" w:w="60"/>
+                  </w:tcMar>
+                </w:tcPr>
+                <w:p>
+                  <w:r>
+                    <w:rPr>
+                      <w:rFonts w:ascii="Arial" w:cs="Arial" w:eastAsia="Arial" w:hAnsi="Arial"/>
+                      <w:b w:val="false"/>
+                      <w:bCs w:val="false"/>
+                      <w:sz w:val="16"/>
+                      <w:szCs w:val="16"/>
+                    </w:rPr>
+                    <w:t xml:space="preserve">term of the partnership</w:t>
+                  </w:r>
+                </w:p>
+              </w:tc>
+              <w:tc>
+                <w:tcPr>
+                  <w:tcW w:type="dxa" w:w="950"/>
+                  <w:tcMar>
+                    <w:top w:type="dxa" w:w="40"/>
+                    <w:left w:type="dxa" w:w="60"/>
+                    <w:bottom w:type="dxa" w:w="40"/>
+                    <w:right w:type="dxa" w:w="60"/>
+                  </w:tcMar>
+                </w:tcPr>
+                <w:p>
+                  <w:r>
+                    <w:rPr>
+                      <w:rFonts w:ascii="Arial" w:cs="Arial" w:eastAsia="Arial" w:hAnsi="Arial"/>
+                      <w:b w:val="false"/>
+                      <w:bCs w:val="false"/>
+                      <w:sz w:val="16"/>
+                      <w:szCs w:val="16"/>
+                    </w:rPr>
+                    <w:t xml:space="preserve">the association</w:t>
+                  </w:r>
+                </w:p>
+              </w:tc>
+              <w:tc>
+                <w:tcPr>
+                  <w:tcW w:type="dxa" w:w="950"/>
+                  <w:tcMar>
+                    <w:top w:type="dxa" w:w="40"/>
+                    <w:left w:type="dxa" w:w="60"/>
+                    <w:bottom w:type="dxa" w:w="40"/>
+                    <w:right w:type="dxa" w:w="60"/>
+                  </w:tcMar>
+                </w:tcPr>
+                <w:p/>
+              </w:tc>
+            </w:tr>
+            <w:tr>
+              <w:trPr>
+                <w:tblHeader w:val="off"/>
+              </w:trPr>
+              <w:tc>
+                <w:tcPr>
+                  <w:tcW w:type="dxa" w:w="950"/>
+                  <w:tcMar>
+                    <w:top w:type="dxa" w:w="40"/>
+                    <w:left w:type="dxa" w:w="60"/>
+                    <w:bottom w:type="dxa" w:w="40"/>
+                    <w:right w:type="dxa" w:w="60"/>
+                  </w:tcMar>
+                </w:tcPr>
+                <w:p>
+                  <w:r>
+                    <w:rPr>
+                      <w:rFonts w:ascii="Arial" w:cs="Arial" w:eastAsia="Arial" w:hAnsi="Arial"/>
+                      <w:b w:val="false"/>
+                      <w:bCs w:val="false"/>
+                      <w:sz w:val="16"/>
+                      <w:szCs w:val="16"/>
+                    </w:rPr>
+                    <w:t xml:space="preserve">For a Match Partner: matching window</w:t>
+                  </w:r>
+                </w:p>
+              </w:tc>
+              <w:tc>
+                <w:tcPr>
+                  <w:tcW w:type="dxa" w:w="950"/>
+                  <w:tcMar>
+                    <w:top w:type="dxa" w:w="40"/>
+                    <w:left w:type="dxa" w:w="60"/>
+                    <w:bottom w:type="dxa" w:w="40"/>
+                    <w:right w:type="dxa" w:w="60"/>
+                  </w:tcMar>
+                </w:tcPr>
+                <w:p>
+                  <w:r>
+                    <w:rPr>
+                      <w:rFonts w:ascii="Arial" w:cs="Arial" w:eastAsia="Arial" w:hAnsi="Arial"/>
+                      <w:b w:val="false"/>
+                      <w:bCs w:val="false"/>
+                      <w:sz w:val="16"/>
+                      <w:szCs w:val="16"/>
+                    </w:rPr>
+                    <w:t xml:space="preserve">[date, time from–to, cap]</w:t>
+                  </w:r>
+                </w:p>
+              </w:tc>
+              <w:tc>
+                <w:tcPr>
+                  <w:tcW w:type="dxa" w:w="950"/>
+                  <w:tcMar>
+                    <w:top w:type="dxa" w:w="40"/>
+                    <w:left w:type="dxa" w:w="60"/>
+                    <w:bottom w:type="dxa" w:w="40"/>
+                    <w:right w:type="dxa" w:w="60"/>
+                  </w:tcMar>
+                </w:tcPr>
+                <w:p>
+                  <w:r>
+                    <w:rPr>
+                      <w:rFonts w:ascii="Arial" w:cs="Arial" w:eastAsia="Arial" w:hAnsi="Arial"/>
+                      <w:b w:val="false"/>
+                      <w:bCs w:val="false"/>
+                      <w:sz w:val="16"/>
+                      <w:szCs w:val="16"/>
+                    </w:rPr>
+                    <w:t xml:space="preserve">[date]</w:t>
+                  </w:r>
+                </w:p>
+              </w:tc>
+              <w:tc>
+                <w:tcPr>
+                  <w:tcW w:type="dxa" w:w="950"/>
+                  <w:tcMar>
+                    <w:top w:type="dxa" w:w="40"/>
+                    <w:left w:type="dxa" w:w="60"/>
+                    <w:bottom w:type="dxa" w:w="40"/>
+                    <w:right w:type="dxa" w:w="60"/>
+                  </w:tcMar>
+                </w:tcPr>
+                <w:p>
+                  <w:r>
+                    <w:rPr>
+                      <w:rFonts w:ascii="Arial" w:cs="Arial" w:eastAsia="Arial" w:hAnsi="Arial"/>
+                      <w:b w:val="false"/>
+                      <w:bCs w:val="false"/>
+                      <w:sz w:val="16"/>
+                      <w:szCs w:val="16"/>
+                    </w:rPr>
+                    <w:t xml:space="preserve">both</w:t>
+                  </w:r>
+                </w:p>
+              </w:tc>
+              <w:tc>
+                <w:tcPr>
+                  <w:tcW w:type="dxa" w:w="950"/>
+                  <w:tcMar>
+                    <w:top w:type="dxa" w:w="40"/>
+                    <w:left w:type="dxa" w:w="60"/>
+                    <w:bottom w:type="dxa" w:w="40"/>
+                    <w:right w:type="dxa" w:w="60"/>
+                  </w:tcMar>
+                </w:tcPr>
+                <w:p/>
               </w:tc>
             </w:tr>
           </w:tbl>
@@ -4966,8 +5003,59 @@
       <w:tr>
         <w:tc>
           <w:tcPr>
-            <w:tcW w:type="dxa" w:w="9906"/>
-            <w:gridSpan w:val="2"/>
+            <w:tcW w:type="dxa" w:w="4953"/>
+            <w:shd w:fill="F1F5F6" w:color="auto" w:val="clear"/>
+            <w:tcMar>
+              <w:top w:type="dxa" w:w="80"/>
+              <w:left w:type="dxa" w:w="100"/>
+              <w:bottom w:type="dxa" w:w="80"/>
+              <w:right w:type="dxa" w:w="100"/>
+            </w:tcMar>
+          </w:tcPr>
+          <w:p>
+            <w:r>
+              <w:rPr>
+                <w:rFonts w:ascii="Arial" w:cs="Arial" w:eastAsia="Arial" w:hAnsi="Arial"/>
+                <w:b/>
+                <w:bCs/>
+                <w:color w:val="0E3A46"/>
+                <w:sz w:val="20"/>
+                <w:szCs w:val="20"/>
+              </w:rPr>
+              <w:t xml:space="preserve">Prilog 2 — Pravila upotrebe naziva i znaka</w:t>
+            </w:r>
+          </w:p>
+        </w:tc>
+        <w:tc>
+          <w:tcPr>
+            <w:tcW w:type="dxa" w:w="4953"/>
+            <w:shd w:fill="F1F5F6" w:color="auto" w:val="clear"/>
+            <w:tcMar>
+              <w:top w:type="dxa" w:w="80"/>
+              <w:left w:type="dxa" w:w="100"/>
+              <w:bottom w:type="dxa" w:w="80"/>
+              <w:right w:type="dxa" w:w="100"/>
+            </w:tcMar>
+          </w:tcPr>
+          <w:p>
+            <w:r>
+              <w:rPr>
+                <w:rFonts w:ascii="Arial" w:cs="Arial" w:eastAsia="Arial" w:hAnsi="Arial"/>
+                <w:b/>
+                <w:bCs/>
+                <w:color w:val="0E3A46"/>
+                <w:sz w:val="20"/>
+                <w:szCs w:val="20"/>
+              </w:rPr>
+              <w:t xml:space="preserve">Annex 2 — Name and mark usage rules</w:t>
+            </w:r>
+          </w:p>
+        </w:tc>
+      </w:tr>
+      <w:tr>
+        <w:tc>
+          <w:tcPr>
+            <w:tcW w:type="dxa" w:w="4953"/>
             <w:tcMar>
               <w:top w:type="dxa" w:w="80"/>
               <w:left w:type="dxa" w:w="100"/>
@@ -4982,20 +5070,646 @@
             <w:r>
               <w:rPr>
                 <w:rFonts w:ascii="Arial" w:cs="Arial" w:eastAsia="Arial" w:hAnsi="Arial"/>
+                <w:sz w:val="18"/>
+                <w:szCs w:val="18"/>
+              </w:rPr>
+              <w:t xml:space="preserve">Sponzor može koristiti: znak udruženja i naziv događaja u obliku iz priručnika za brend koji udruženje dostavi, bez izmjena boja, proporcija i teksta, sa zaštitnim prostorom; oznaku „[Zvanični partner / Title partner / Partner] [naziv događaja i godina]“; fotografije koje udruženje dostavi po članu 6. Sponzor ne može: mijenjati znak, kombinovati ga sa svojim u jedan znak, koristiti ga na proizvodima za prodaju, u političkim porukama, ni na način koji sugeriše da udruženje preporučuje proizvode sponzora ili da je sponzor odlučivao o korisnicima. Svaki materijal sa znakom udruženja sponzor dostavlja udruženju na odobrenje najmanje [[PLACEHOLDER: broj, npr. 5]] radnih dana prije objave; udruženje odgovara u roku od tri radna dana.</w:t>
+            </w:r>
+          </w:p>
+        </w:tc>
+        <w:tc>
+          <w:tcPr>
+            <w:tcW w:type="dxa" w:w="4953"/>
+            <w:tcMar>
+              <w:top w:type="dxa" w:w="80"/>
+              <w:left w:type="dxa" w:w="100"/>
+              <w:bottom w:type="dxa" w:w="80"/>
+              <w:right w:type="dxa" w:w="100"/>
+            </w:tcMar>
+          </w:tcPr>
+          <w:p>
+            <w:pPr>
+              <w:spacing w:after="100"/>
+            </w:pPr>
+            <w:r>
+              <w:rPr>
+                <w:rFonts w:ascii="Arial" w:cs="Arial" w:eastAsia="Arial" w:hAnsi="Arial"/>
+                <w:sz w:val="18"/>
+                <w:szCs w:val="18"/>
+              </w:rPr>
+              <w:t xml:space="preserve">The sponsor may use: the association's mark and the event name in the form given in the brand manual the association supplies, without changes to colours, proportions or text, with clear space; the designation “[Official partner / Title partner / Partner] [event name and year]”; the photographs the association supplies under Article 6. The sponsor may not: alter the mark, combine it with its own into a single mark, use it on products for sale or in political messages, or use it in a way that suggests that the association endorses the sponsor's products or that the sponsor had a say in the choice of beneficiaries. The sponsor submits every piece of material carrying the association's mark to the association for approval at least [[PLACEHOLDER: number, e.g. 5]] working days before publication; the association responds within three working days.</w:t>
+            </w:r>
+          </w:p>
+        </w:tc>
+      </w:tr>
+      <w:tr>
+        <w:tc>
+          <w:tcPr>
+            <w:tcW w:type="dxa" w:w="4953"/>
+            <w:shd w:fill="F1F5F6" w:color="auto" w:val="clear"/>
+            <w:tcMar>
+              <w:top w:type="dxa" w:w="80"/>
+              <w:left w:type="dxa" w:w="100"/>
+              <w:bottom w:type="dxa" w:w="80"/>
+              <w:right w:type="dxa" w:w="100"/>
+            </w:tcMar>
+          </w:tcPr>
+          <w:p>
+            <w:r>
+              <w:rPr>
+                <w:rFonts w:ascii="Arial" w:cs="Arial" w:eastAsia="Arial" w:hAnsi="Arial"/>
                 <w:b/>
                 <w:bCs/>
+                <w:color w:val="0E3A46"/>
+                <w:sz w:val="20"/>
+                <w:szCs w:val="20"/>
+              </w:rPr>
+              <w:t xml:space="preserve">Prilog 3 — Izvještaj sponzoru</w:t>
+            </w:r>
+          </w:p>
+        </w:tc>
+        <w:tc>
+          <w:tcPr>
+            <w:tcW w:type="dxa" w:w="4953"/>
+            <w:shd w:fill="F1F5F6" w:color="auto" w:val="clear"/>
+            <w:tcMar>
+              <w:top w:type="dxa" w:w="80"/>
+              <w:left w:type="dxa" w:w="100"/>
+              <w:bottom w:type="dxa" w:w="80"/>
+              <w:right w:type="dxa" w:w="100"/>
+            </w:tcMar>
+          </w:tcPr>
+          <w:p>
+            <w:r>
+              <w:rPr>
+                <w:rFonts w:ascii="Arial" w:cs="Arial" w:eastAsia="Arial" w:hAnsi="Arial"/>
+                <w:b/>
+                <w:bCs/>
+                <w:color w:val="0E3A46"/>
+                <w:sz w:val="20"/>
+                <w:szCs w:val="20"/>
+              </w:rPr>
+              <w:t xml:space="preserve">Annex 3 — Sponsor report</w:t>
+            </w:r>
+          </w:p>
+        </w:tc>
+      </w:tr>
+      <w:tr>
+        <w:tc>
+          <w:tcPr>
+            <w:tcW w:type="dxa" w:w="4953"/>
+            <w:tcMar>
+              <w:top w:type="dxa" w:w="80"/>
+              <w:left w:type="dxa" w:w="100"/>
+              <w:bottom w:type="dxa" w:w="80"/>
+              <w:right w:type="dxa" w:w="100"/>
+            </w:tcMar>
+          </w:tcPr>
+          <w:p>
+            <w:pPr>
+              <w:spacing w:after="100"/>
+            </w:pPr>
+            <w:r>
+              <w:rPr>
+                <w:rFonts w:ascii="Arial" w:cs="Arial" w:eastAsia="Arial" w:hAnsi="Arial"/>
                 <w:sz w:val="18"/>
                 <w:szCs w:val="18"/>
               </w:rPr>
-              <w:t xml:space="preserve">Platform notes.</w:t>
-            </w:r>
+              <w:t xml:space="preserve">Udruženje sponzoru u roku od 30 dana od događaja, bez podsjećanja, dostavlja izvještaj sa: fotografijama na kojima su ljudi sponzora i njegovo brendiranje, uz evidenciju saglasnosti; brojem učesnika, volontera i posjetilaca; pregledom medijske pokrivenosti i objava; iznosom prikupljenih sredstava po izvoru; korisnicima kojima su sredstva dodijeljena, u obliku koji dopušta Politika privatnosti, sa vezom na javni registar; pregledom izvršenja svake stavke iz Priloga 1; datumom razgovora o obnovi.</w:t>
+            </w:r>
+          </w:p>
+        </w:tc>
+        <w:tc>
+          <w:tcPr>
+            <w:tcW w:type="dxa" w:w="4953"/>
+            <w:tcMar>
+              <w:top w:type="dxa" w:w="80"/>
+              <w:left w:type="dxa" w:w="100"/>
+              <w:bottom w:type="dxa" w:w="80"/>
+              <w:right w:type="dxa" w:w="100"/>
+            </w:tcMar>
+          </w:tcPr>
+          <w:p>
+            <w:pPr>
+              <w:spacing w:after="100"/>
+            </w:pPr>
             <w:r>
               <w:rPr>
                 <w:rFonts w:ascii="Arial" w:cs="Arial" w:eastAsia="Arial" w:hAnsi="Arial"/>
                 <w:sz w:val="18"/>
                 <w:szCs w:val="18"/>
               </w:rPr>
-              <w:t xml:space="preserve"> The sponsors table already stores name, tier, chapter, amount, in-kind flag, logo, website, contract path, deliverables as JSON and the lifecycle status this document uses; the deliverables JSON should hold the Annex 1 rows with owner, deadline and done flag so the phase-two deliverables tracker can render them and flag late reports. The partners page publishes sponsors by tier; the ledger publishes sponsorship as Operations Fund income with the sponsor named. Tier values in the price list belong in a Board-adopted document, not in code.</w:t>
+              <w:t xml:space="preserve">Within 30 days of the event, without being reminded, the association delivers to the sponsor a report with: photographs showing the sponsor's people and its branding, with the consent records; the number of participants, volunteers and visitors; an overview of media coverage and posts; the amount of funds raised by source; the beneficiaries to whom funds were awarded, in the form the Privacy Policy allows, with a link to the public ledger; the delivery status of every item in Annex 1; the date of the renewal conversation.</w:t>
+            </w:r>
+          </w:p>
+        </w:tc>
+      </w:tr>
+      <w:tr>
+        <w:tc>
+          <w:tcPr>
+            <w:tcW w:type="dxa" w:w="4953"/>
+            <w:shd w:fill="E3EBED" w:color="auto" w:val="clear"/>
+            <w:tcMar>
+              <w:top w:type="dxa" w:w="80"/>
+              <w:left w:type="dxa" w:w="100"/>
+              <w:bottom w:type="dxa" w:w="80"/>
+              <w:right w:type="dxa" w:w="100"/>
+            </w:tcMar>
+          </w:tcPr>
+          <w:p>
+            <w:r>
+              <w:rPr>
+                <w:rFonts w:ascii="Arial" w:cs="Arial" w:eastAsia="Arial" w:hAnsi="Arial"/>
+                <w:b/>
+                <w:bCs/>
+                <w:color w:val="0E3A46"/>
+                <w:sz w:val="22"/>
+                <w:szCs w:val="22"/>
+              </w:rPr>
+              <w:t xml:space="preserve">DIO B: PRAVILA O SPONZORSTVIMA (INTERNA)</w:t>
+            </w:r>
+          </w:p>
+        </w:tc>
+        <w:tc>
+          <w:tcPr>
+            <w:tcW w:type="dxa" w:w="4953"/>
+            <w:shd w:fill="E3EBED" w:color="auto" w:val="clear"/>
+            <w:tcMar>
+              <w:top w:type="dxa" w:w="80"/>
+              <w:left w:type="dxa" w:w="100"/>
+              <w:bottom w:type="dxa" w:w="80"/>
+              <w:right w:type="dxa" w:w="100"/>
+            </w:tcMar>
+          </w:tcPr>
+          <w:p>
+            <w:r>
+              <w:rPr>
+                <w:rFonts w:ascii="Arial" w:cs="Arial" w:eastAsia="Arial" w:hAnsi="Arial"/>
+                <w:b/>
+                <w:bCs/>
+                <w:color w:val="0E3A46"/>
+                <w:sz w:val="22"/>
+                <w:szCs w:val="22"/>
+              </w:rPr>
+              <w:t xml:space="preserve">PART B: SPONSORSHIP RULES (INTERNAL)</w:t>
+            </w:r>
+          </w:p>
+        </w:tc>
+      </w:tr>
+      <w:tr>
+        <w:tc>
+          <w:tcPr>
+            <w:tcW w:type="dxa" w:w="4953"/>
+            <w:shd w:fill="F1F5F6" w:color="auto" w:val="clear"/>
+            <w:tcMar>
+              <w:top w:type="dxa" w:w="80"/>
+              <w:left w:type="dxa" w:w="100"/>
+              <w:bottom w:type="dxa" w:w="80"/>
+              <w:right w:type="dxa" w:w="100"/>
+            </w:tcMar>
+          </w:tcPr>
+          <w:p>
+            <w:r>
+              <w:rPr>
+                <w:rFonts w:ascii="Arial" w:cs="Arial" w:eastAsia="Arial" w:hAnsi="Arial"/>
+                <w:b/>
+                <w:bCs/>
+                <w:color w:val="0E3A46"/>
+                <w:sz w:val="20"/>
+                <w:szCs w:val="20"/>
+              </w:rPr>
+              <w:t xml:space="preserve">Član 14 — Paketi i cjenovnik</w:t>
+            </w:r>
+          </w:p>
+        </w:tc>
+        <w:tc>
+          <w:tcPr>
+            <w:tcW w:type="dxa" w:w="4953"/>
+            <w:shd w:fill="F1F5F6" w:color="auto" w:val="clear"/>
+            <w:tcMar>
+              <w:top w:type="dxa" w:w="80"/>
+              <w:left w:type="dxa" w:w="100"/>
+              <w:bottom w:type="dxa" w:w="80"/>
+              <w:right w:type="dxa" w:w="100"/>
+            </w:tcMar>
+          </w:tcPr>
+          <w:p>
+            <w:r>
+              <w:rPr>
+                <w:rFonts w:ascii="Arial" w:cs="Arial" w:eastAsia="Arial" w:hAnsi="Arial"/>
+                <w:b/>
+                <w:bCs/>
+                <w:color w:val="0E3A46"/>
+                <w:sz w:val="20"/>
+                <w:szCs w:val="20"/>
+              </w:rPr>
+              <w:t xml:space="preserve">Article 14 — Packages and price list</w:t>
+            </w:r>
+          </w:p>
+        </w:tc>
+      </w:tr>
+      <w:tr>
+        <w:tc>
+          <w:tcPr>
+            <w:tcW w:type="dxa" w:w="4953"/>
+            <w:tcMar>
+              <w:top w:type="dxa" w:w="80"/>
+              <w:left w:type="dxa" w:w="100"/>
+              <w:bottom w:type="dxa" w:w="80"/>
+              <w:right w:type="dxa" w:w="100"/>
+            </w:tcMar>
+          </w:tcPr>
+          <w:p>
+            <w:pPr>
+              <w:spacing w:after="100"/>
+            </w:pPr>
+            <w:r>
+              <w:rPr>
+                <w:rFonts w:ascii="Arial" w:cs="Arial" w:eastAsia="Arial" w:hAnsi="Arial"/>
+                <w:sz w:val="18"/>
+                <w:szCs w:val="18"/>
+              </w:rPr>
+              <w:t xml:space="preserve">Upravni odbor usvaja pakete i cjenovnik sponzorstava za godinu, na predlog Izvršnog direktora. Polazni predlog je lista iz vodiča tima: Core Cost Partner [[PLACEHOLDER: iznos, vodič tima: 10.000 EUR i više godišnje]]; Title Partner [[PLACEHOLDER: iznos, vodič tima: 5.000 EUR po događaju]]; Gold [[PLACEHOLDER: iznos, vodič tima: 2.500 EUR]]; Silver [[PLACEHOLDER: iznos, vodič tima: 1.000 EUR]]; Local Business [[PLACEHOLDER: iznos, vodič tima: 250 do 500 EUR]]; Match Partner (bilo koji iznos, uparivanje u prozoru); In kind (vrednovano, evidentirano i priznato kao novac). Svaki paket obavezno sadrži tri stavke iz člana 2. Ogranci prodaju sponzorstva samo po ovim paketima, a Izvršni direktor može odobriti odstupanje do [[PLACEHOLDER: procenat]] procenata cijene uz obrazloženje.</w:t>
+            </w:r>
+          </w:p>
+        </w:tc>
+        <w:tc>
+          <w:tcPr>
+            <w:tcW w:type="dxa" w:w="4953"/>
+            <w:tcMar>
+              <w:top w:type="dxa" w:w="80"/>
+              <w:left w:type="dxa" w:w="100"/>
+              <w:bottom w:type="dxa" w:w="80"/>
+              <w:right w:type="dxa" w:w="100"/>
+            </w:tcMar>
+          </w:tcPr>
+          <w:p>
+            <w:pPr>
+              <w:spacing w:after="100"/>
+            </w:pPr>
+            <w:r>
+              <w:rPr>
+                <w:rFonts w:ascii="Arial" w:cs="Arial" w:eastAsia="Arial" w:hAnsi="Arial"/>
+                <w:sz w:val="18"/>
+                <w:szCs w:val="18"/>
+              </w:rPr>
+              <w:t xml:space="preserve">The Board adopts the sponsorship packages and price list for the year, on the proposal of the Executive Director. The starting proposal is the sheet from the team guide: Core Cost Partner [[PLACEHOLDER: amount, team guide: 10,000 EUR and above per year]]; Title Partner [[PLACEHOLDER: amount, team guide: 5,000 EUR per event]]; Gold [[PLACEHOLDER: amount, team guide: 2,500 EUR]]; Silver [[PLACEHOLDER: amount, team guide: 1,000 EUR]]; Local Business [[PLACEHOLDER: amount, team guide: 250 to 500 EUR]]; Match Partner (any amount, matching within a window); In kind (valued, recorded and recognised like cash). Every package must contain the three items in Article 2. Chapters sell sponsorships only under these packages, and the Executive Director may approve a deviation of up to [[PLACEHOLDER: percentage]] percent of the price, with reasons.</w:t>
+            </w:r>
+          </w:p>
+        </w:tc>
+      </w:tr>
+      <w:tr>
+        <w:tc>
+          <w:tcPr>
+            <w:tcW w:type="dxa" w:w="4953"/>
+            <w:shd w:fill="F1F5F6" w:color="auto" w:val="clear"/>
+            <w:tcMar>
+              <w:top w:type="dxa" w:w="80"/>
+              <w:left w:type="dxa" w:w="100"/>
+              <w:bottom w:type="dxa" w:w="80"/>
+              <w:right w:type="dxa" w:w="100"/>
+            </w:tcMar>
+          </w:tcPr>
+          <w:p>
+            <w:r>
+              <w:rPr>
+                <w:rFonts w:ascii="Arial" w:cs="Arial" w:eastAsia="Arial" w:hAnsi="Arial"/>
+                <w:b/>
+                <w:bCs/>
+                <w:color w:val="0E3A46"/>
+                <w:sz w:val="20"/>
+                <w:szCs w:val="20"/>
+              </w:rPr>
+              <w:t xml:space="preserve">Član 15 — Ko pregovara, ko potpisuje, kako se fakturiše</w:t>
+            </w:r>
+          </w:p>
+        </w:tc>
+        <w:tc>
+          <w:tcPr>
+            <w:tcW w:type="dxa" w:w="4953"/>
+            <w:shd w:fill="F1F5F6" w:color="auto" w:val="clear"/>
+            <w:tcMar>
+              <w:top w:type="dxa" w:w="80"/>
+              <w:left w:type="dxa" w:w="100"/>
+              <w:bottom w:type="dxa" w:w="80"/>
+              <w:right w:type="dxa" w:w="100"/>
+            </w:tcMar>
+          </w:tcPr>
+          <w:p>
+            <w:r>
+              <w:rPr>
+                <w:rFonts w:ascii="Arial" w:cs="Arial" w:eastAsia="Arial" w:hAnsi="Arial"/>
+                <w:b/>
+                <w:bCs/>
+                <w:color w:val="0E3A46"/>
+                <w:sz w:val="20"/>
+                <w:szCs w:val="20"/>
+              </w:rPr>
+              <w:t xml:space="preserve">Article 15 — Who negotiates, who signs, how it is invoiced</w:t>
+            </w:r>
+          </w:p>
+        </w:tc>
+      </w:tr>
+      <w:tr>
+        <w:tc>
+          <w:tcPr>
+            <w:tcW w:type="dxa" w:w="4953"/>
+            <w:tcMar>
+              <w:top w:type="dxa" w:w="80"/>
+              <w:left w:type="dxa" w:w="100"/>
+              <w:bottom w:type="dxa" w:w="80"/>
+              <w:right w:type="dxa" w:w="100"/>
+            </w:tcMar>
+          </w:tcPr>
+          <w:p>
+            <w:pPr>
+              <w:spacing w:after="100"/>
+            </w:pPr>
+            <w:r>
+              <w:rPr>
+                <w:rFonts w:ascii="Arial" w:cs="Arial" w:eastAsia="Arial" w:hAnsi="Arial"/>
+                <w:sz w:val="18"/>
+                <w:szCs w:val="18"/>
+              </w:rPr>
+              <w:t xml:space="preserve">Pregovore vode Izvršni direktor, lice zaduženo za partnerstva i, u okviru paketa, rukovodioci ogranaka. Ugovor potpisuje isključivo Izvršni direktor; ugovor preko [[PLACEHOLDER: iznos]] EUR ili sa ekskluzivnošću prethodno odobrava Upravni odbor. Račun izdaje udruženje po uputstvu računovođe, sa oznakom „sponzorstvo“ i nazivom događaja; uplata ide isključivo na račun udruženja i knjiži se u Operativni fond, a dio koji pripada ogranku po objavljenoj formuli evidentira se za taj ogranak. Sponzorstvo u naturi se evidentira sa vrijednošću i objavljuje kao poklon u naturi sa oznakom sponzora.</w:t>
+            </w:r>
+          </w:p>
+        </w:tc>
+        <w:tc>
+          <w:tcPr>
+            <w:tcW w:type="dxa" w:w="4953"/>
+            <w:tcMar>
+              <w:top w:type="dxa" w:w="80"/>
+              <w:left w:type="dxa" w:w="100"/>
+              <w:bottom w:type="dxa" w:w="80"/>
+              <w:right w:type="dxa" w:w="100"/>
+            </w:tcMar>
+          </w:tcPr>
+          <w:p>
+            <w:pPr>
+              <w:spacing w:after="100"/>
+            </w:pPr>
+            <w:r>
+              <w:rPr>
+                <w:rFonts w:ascii="Arial" w:cs="Arial" w:eastAsia="Arial" w:hAnsi="Arial"/>
+                <w:sz w:val="18"/>
+                <w:szCs w:val="18"/>
+              </w:rPr>
+              <w:t xml:space="preserve">Negotiations are led by the Executive Director, the person in charge of partnerships and, within the packages, the chapter leads. Only the Executive Director signs the agreement; an agreement above [[PLACEHOLDER: amount]] EUR or with exclusivity is approved by the Board in advance. The association issues the invoice as instructed by the accountant, marked “sponsorship” and with the name of the event; payment goes only to the association's account and is booked to the Operations Fund, and the share belonging to the chapter under the published formula is recorded for that chapter. In-kind sponsorship is recorded with its value and published as an in-kind gift with the sponsor named.</w:t>
+            </w:r>
+          </w:p>
+        </w:tc>
+      </w:tr>
+      <w:tr>
+        <w:tc>
+          <w:tcPr>
+            <w:tcW w:type="dxa" w:w="4953"/>
+            <w:shd w:fill="F1F5F6" w:color="auto" w:val="clear"/>
+            <w:tcMar>
+              <w:top w:type="dxa" w:w="80"/>
+              <w:left w:type="dxa" w:w="100"/>
+              <w:bottom w:type="dxa" w:w="80"/>
+              <w:right w:type="dxa" w:w="100"/>
+            </w:tcMar>
+          </w:tcPr>
+          <w:p>
+            <w:r>
+              <w:rPr>
+                <w:rFonts w:ascii="Arial" w:cs="Arial" w:eastAsia="Arial" w:hAnsi="Arial"/>
+                <w:b/>
+                <w:bCs/>
+                <w:color w:val="0E3A46"/>
+                <w:sz w:val="20"/>
+                <w:szCs w:val="20"/>
+              </w:rPr>
+              <w:t xml:space="preserve">Član 16 — Provjera sponzora</w:t>
+            </w:r>
+          </w:p>
+        </w:tc>
+        <w:tc>
+          <w:tcPr>
+            <w:tcW w:type="dxa" w:w="4953"/>
+            <w:shd w:fill="F1F5F6" w:color="auto" w:val="clear"/>
+            <w:tcMar>
+              <w:top w:type="dxa" w:w="80"/>
+              <w:left w:type="dxa" w:w="100"/>
+              <w:bottom w:type="dxa" w:w="80"/>
+              <w:right w:type="dxa" w:w="100"/>
+            </w:tcMar>
+          </w:tcPr>
+          <w:p>
+            <w:r>
+              <w:rPr>
+                <w:rFonts w:ascii="Arial" w:cs="Arial" w:eastAsia="Arial" w:hAnsi="Arial"/>
+                <w:b/>
+                <w:bCs/>
+                <w:color w:val="0E3A46"/>
+                <w:sz w:val="20"/>
+                <w:szCs w:val="20"/>
+              </w:rPr>
+              <w:t xml:space="preserve">Article 16 — Sponsor screening</w:t>
+            </w:r>
+          </w:p>
+        </w:tc>
+      </w:tr>
+      <w:tr>
+        <w:tc>
+          <w:tcPr>
+            <w:tcW w:type="dxa" w:w="4953"/>
+            <w:tcMar>
+              <w:top w:type="dxa" w:w="80"/>
+              <w:left w:type="dxa" w:w="100"/>
+              <w:bottom w:type="dxa" w:w="80"/>
+              <w:right w:type="dxa" w:w="100"/>
+            </w:tcMar>
+          </w:tcPr>
+          <w:p>
+            <w:pPr>
+              <w:spacing w:after="100"/>
+            </w:pPr>
+            <w:r>
+              <w:rPr>
+                <w:rFonts w:ascii="Arial" w:cs="Arial" w:eastAsia="Arial" w:hAnsi="Arial"/>
+                <w:sz w:val="18"/>
+                <w:szCs w:val="18"/>
+              </w:rPr>
+              <w:t xml:space="preserve">Prije potpisivanja Izvršni direktor provjerava: da sponzor nije u djelatnosti koju je Upravni odbor isključio [[PLACEHOLDER: lista, npr. duvan, kockanje, oružje; odlučuje Upravni odbor, v. Pravila donacija čl. 18]]; da nema javno poznatih okolnosti koje bi sponzorstvo činile štetnim po ugled; da sponzor nije povezano lice nekog obveznika po Pravilima o sukobu interesa, a ako jeste, da je sukob prijavljen i da to lice ne učestvuje u odlučivanju; da sponzor prihvata član 3. Sponzorstvo od političke partije, kandidata ili vjerske zajednice se ne prima. Sponzorstvo alkoholnih brendova prihvata se samo za događaje za odrasle i bez brendiranja dječijih zona i materijala za djecu.</w:t>
+            </w:r>
+          </w:p>
+        </w:tc>
+        <w:tc>
+          <w:tcPr>
+            <w:tcW w:type="dxa" w:w="4953"/>
+            <w:tcMar>
+              <w:top w:type="dxa" w:w="80"/>
+              <w:left w:type="dxa" w:w="100"/>
+              <w:bottom w:type="dxa" w:w="80"/>
+              <w:right w:type="dxa" w:w="100"/>
+            </w:tcMar>
+          </w:tcPr>
+          <w:p>
+            <w:pPr>
+              <w:spacing w:after="100"/>
+            </w:pPr>
+            <w:r>
+              <w:rPr>
+                <w:rFonts w:ascii="Arial" w:cs="Arial" w:eastAsia="Arial" w:hAnsi="Arial"/>
+                <w:sz w:val="18"/>
+                <w:szCs w:val="18"/>
+              </w:rPr>
+              <w:t xml:space="preserve">Before signing, the Executive Director checks: that the sponsor is not in an industry the Board has excluded [[PLACEHOLDER: list, e.g. tobacco, gambling, weapons; decided by the Board, see Donation Policy Art. 18]]; that there are no publicly known circumstances that would make the sponsorship harmful to the association's reputation; that the sponsor is not a connected person of a person covered by the Conflict of Interest Rules, and if it is, that the conflict has been declared and that person takes no part in the decision; that the sponsor accepts Article 3. Sponsorship from a political party, a candidate or a religious community is not accepted. Sponsorship from alcohol brands is accepted only for adult events and without branding of children's zones or children's materials.</w:t>
+            </w:r>
+          </w:p>
+        </w:tc>
+      </w:tr>
+      <w:tr>
+        <w:tc>
+          <w:tcPr>
+            <w:tcW w:type="dxa" w:w="4953"/>
+            <w:tcMar>
+              <w:top w:type="dxa" w:w="80"/>
+              <w:left w:type="dxa" w:w="100"/>
+              <w:bottom w:type="dxa" w:w="80"/>
+              <w:right w:type="dxa" w:w="100"/>
+            </w:tcMar>
+          </w:tcPr>
+          <w:p>
+            <w:pPr>
+              <w:spacing w:after="100"/>
+            </w:pPr>
+            <w:r>
+              <w:rPr>
+                <w:rFonts w:ascii="Arial" w:cs="Arial" w:eastAsia="Arial" w:hAnsi="Arial"/>
+                <w:sz w:val="18"/>
+                <w:szCs w:val="18"/>
+              </w:rPr>
+              <w:t xml:space="preserve">Poreska olakšica koju vodič tima navodi kao prodajni argument (odbitak do 3,5 procenata bruto prihoda za humanitarna, sportska, zdravstvena, kulturna i ekološka davanja) koristi se u razgovorima sa sponzorima tek kada je računovođa potvrdi u pisanom obliku i kada je jasno da li se odnosi na sponzorstvo ili samo na donacije; do tada se ne navodi.</w:t>
+            </w:r>
+          </w:p>
+        </w:tc>
+        <w:tc>
+          <w:tcPr>
+            <w:tcW w:type="dxa" w:w="4953"/>
+            <w:tcMar>
+              <w:top w:type="dxa" w:w="80"/>
+              <w:left w:type="dxa" w:w="100"/>
+              <w:bottom w:type="dxa" w:w="80"/>
+              <w:right w:type="dxa" w:w="100"/>
+            </w:tcMar>
+          </w:tcPr>
+          <w:p>
+            <w:pPr>
+              <w:spacing w:after="100"/>
+            </w:pPr>
+            <w:r>
+              <w:rPr>
+                <w:rFonts w:ascii="Arial" w:cs="Arial" w:eastAsia="Arial" w:hAnsi="Arial"/>
+                <w:sz w:val="18"/>
+                <w:szCs w:val="18"/>
+              </w:rPr>
+              <w:t xml:space="preserve">The tax relief the team guide cites as a selling point (a deduction of up to 3.5 percent of gross income for humanitarian, sports, health, cultural and environmental giving) is used in conversations with sponsors only once the accountant has confirmed it in writing and it is clear whether it applies to sponsorship or only to donations; until then it is not mentioned.</w:t>
+            </w:r>
+          </w:p>
+        </w:tc>
+      </w:tr>
+      <w:tr>
+        <w:tc>
+          <w:tcPr>
+            <w:tcW w:type="dxa" w:w="4953"/>
+            <w:shd w:fill="F1F5F6" w:color="auto" w:val="clear"/>
+            <w:tcMar>
+              <w:top w:type="dxa" w:w="80"/>
+              <w:left w:type="dxa" w:w="100"/>
+              <w:bottom w:type="dxa" w:w="80"/>
+              <w:right w:type="dxa" w:w="100"/>
+            </w:tcMar>
+          </w:tcPr>
+          <w:p>
+            <w:r>
+              <w:rPr>
+                <w:rFonts w:ascii="Arial" w:cs="Arial" w:eastAsia="Arial" w:hAnsi="Arial"/>
+                <w:b/>
+                <w:bCs/>
+                <w:color w:val="0E3A46"/>
+                <w:sz w:val="20"/>
+                <w:szCs w:val="20"/>
+              </w:rPr>
+              <w:t xml:space="preserve">Član 17 — Isporuka i evidencija</w:t>
+            </w:r>
+          </w:p>
+        </w:tc>
+        <w:tc>
+          <w:tcPr>
+            <w:tcW w:type="dxa" w:w="4953"/>
+            <w:shd w:fill="F1F5F6" w:color="auto" w:val="clear"/>
+            <w:tcMar>
+              <w:top w:type="dxa" w:w="80"/>
+              <w:left w:type="dxa" w:w="100"/>
+              <w:bottom w:type="dxa" w:w="80"/>
+              <w:right w:type="dxa" w:w="100"/>
+            </w:tcMar>
+          </w:tcPr>
+          <w:p>
+            <w:r>
+              <w:rPr>
+                <w:rFonts w:ascii="Arial" w:cs="Arial" w:eastAsia="Arial" w:hAnsi="Arial"/>
+                <w:b/>
+                <w:bCs/>
+                <w:color w:val="0E3A46"/>
+                <w:sz w:val="20"/>
+                <w:szCs w:val="20"/>
+              </w:rPr>
+              <w:t xml:space="preserve">Article 17 — Delivery and records</w:t>
+            </w:r>
+          </w:p>
+        </w:tc>
+      </w:tr>
+      <w:tr>
+        <w:tc>
+          <w:tcPr>
+            <w:tcW w:type="dxa" w:w="4953"/>
+            <w:tcMar>
+              <w:top w:type="dxa" w:w="80"/>
+              <w:left w:type="dxa" w:w="100"/>
+              <w:bottom w:type="dxa" w:w="80"/>
+              <w:right w:type="dxa" w:w="100"/>
+            </w:tcMar>
+          </w:tcPr>
+          <w:p>
+            <w:pPr>
+              <w:spacing w:after="100"/>
+            </w:pPr>
+            <w:r>
+              <w:rPr>
+                <w:rFonts w:ascii="Arial" w:cs="Arial" w:eastAsia="Arial" w:hAnsi="Arial"/>
+                <w:sz w:val="18"/>
+                <w:szCs w:val="18"/>
+              </w:rPr>
+              <w:t xml:space="preserve">Lice zaduženo za partnerstva, ili do njegovog imenovanja Izvršni direktor, odgovara za isporuku svake stavke iz Priloga 1 i vodi evidenciju sponzora na platformi (naziv, nivo, iznos ili vrijednost, u naturi, ogranak, ugovor, stavke i status izvršenja, status: potencijalni, u pregovorima, potpisan, aktivan, završen). Izvještaj iz Priloga 3 šalje se u roku od 30 dana bez podsjećanja; nepravovremen izvještaj se bilježi kao propust. Razgovor o obnovi zakazuje se prije isteka. Sponzori se objavljuju na stranici partnera i u godišnjem izvještaju po nivou.</w:t>
+            </w:r>
+          </w:p>
+        </w:tc>
+        <w:tc>
+          <w:tcPr>
+            <w:tcW w:type="dxa" w:w="4953"/>
+            <w:tcMar>
+              <w:top w:type="dxa" w:w="80"/>
+              <w:left w:type="dxa" w:w="100"/>
+              <w:bottom w:type="dxa" w:w="80"/>
+              <w:right w:type="dxa" w:w="100"/>
+            </w:tcMar>
+          </w:tcPr>
+          <w:p>
+            <w:pPr>
+              <w:spacing w:after="100"/>
+            </w:pPr>
+            <w:r>
+              <w:rPr>
+                <w:rFonts w:ascii="Arial" w:cs="Arial" w:eastAsia="Arial" w:hAnsi="Arial"/>
+                <w:sz w:val="18"/>
+                <w:szCs w:val="18"/>
+              </w:rPr>
+              <w:t xml:space="preserve">The person in charge of partnerships, or the Executive Director until one is appointed, is responsible for the delivery of every item in Annex 1 and keeps the sponsor record on the platform (name, tier, amount or value, in kind, chapter, contract, items and delivery status, status: prospect, in negotiation, signed, active, completed). The report in Annex 3 is sent within 30 days without being reminded; a late report is logged as a failure. The renewal conversation is scheduled before expiry. Sponsors are published on the partners page and in the annual report by tier.</w:t>
             </w:r>
           </w:p>
         </w:tc>
@@ -5009,10 +5723,6 @@
     </w:sectPr>
   </w:body>
 </w:document>
-</file>
-
-<file path=word/comments.xml><?xml version="1.0" encoding="utf-8"?>
-<w:comments xmlns:cx="http://schemas.microsoft.com/office/drawing/2014/chartex" xmlns:cx1="http://schemas.microsoft.com/office/drawing/2015/9/8/chartex" xmlns:cx2="http://schemas.microsoft.com/office/drawing/2015/10/21/chartex" xmlns:cx3="http://schemas.microsoft.com/office/drawing/2016/5/9/chartex" xmlns:cx4="http://schemas.microsoft.com/office/drawing/2016/5/10/chartex" xmlns:cx5="http://schemas.microsoft.com/office/drawing/2016/5/11/chartex" xmlns:cx6="http://schemas.microsoft.com/office/drawing/2016/5/12/chartex" xmlns:cx7="http://schemas.microsoft.com/office/drawing/2016/5/13/chartex" xmlns:cx8="http://schemas.microsoft.com/office/drawing/2016/5/14/chartex" xmlns:mc="http://schemas.openxmlformats.org/markup-compatibility/2006" xmlns:aink="http://schemas.microsoft.com/office/drawing/2016/ink" xmlns:am3d="http://schemas.microsoft.com/office/drawing/2017/model3d" xmlns:o="urn:schemas-microsoft-com:office:office" xmlns:r="http://schemas.openxmlformats.org/officeDocument/2006/relationships" xmlns:m="http://schemas.openxmlformats.org/officeDocument/2006/math" xmlns:v="urn:schemas-microsoft-com:vml" xmlns:wp14="http://schemas.microsoft.com/office/word/2010/wordprocessingDrawing" xmlns:wp="http://schemas.openxmlformats.org/drawingml/2006/wordprocessingDrawing" xmlns:w10="urn:schemas-microsoft-com:office:word" xmlns:w="http://schemas.openxmlformats.org/wordprocessingml/2006/main" xmlns:w14="http://schemas.microsoft.com/office/word/2010/wordml" xmlns:w15="http://schemas.microsoft.com/office/word/2012/wordml" xmlns:w16cex="http://schemas.microsoft.com/office/word/2018/wordml/cex" xmlns:w16cid="http://schemas.microsoft.com/office/word/2016/wordml/cid" xmlns:w16="http://schemas.microsoft.com/office/word/2018/wordml" xmlns:w16sdtdh="http://schemas.microsoft.com/office/word/2020/wordml/sdtdatahash" xmlns:w16se="http://schemas.microsoft.com/office/word/2015/wordml/symex" xmlns:wpg="http://schemas.microsoft.com/office/word/2010/wordprocessingGroup" xmlns:wpi="http://schemas.microsoft.com/office/word/2010/wordprocessingInk" xmlns:wne="http://schemas.microsoft.com/office/word/2006/wordml" xmlns:wps="http://schemas.microsoft.com/office/word/2010/wordprocessingShape"/>
 </file>
 
 <file path=word/endnotes.xml><?xml version="1.0" encoding="utf-8"?>
@@ -5093,7 +5803,7 @@
 <w:numbering xmlns:wpc="http://schemas.microsoft.com/office/word/2010/wordprocessingCanvas" xmlns:mc="http://schemas.openxmlformats.org/markup-compatibility/2006" xmlns:o="urn:schemas-microsoft-com:office:office" xmlns:r="http://schemas.openxmlformats.org/officeDocument/2006/relationships" xmlns:m="http://schemas.openxmlformats.org/officeDocument/2006/math" xmlns:v="urn:schemas-microsoft-com:vml" xmlns:wp14="http://schemas.microsoft.com/office/word/2010/wordprocessingDrawing" xmlns:wp="http://schemas.openxmlformats.org/drawingml/2006/wordprocessingDrawing" xmlns:w10="urn:schemas-microsoft-com:office:word" xmlns:w="http://schemas.openxmlformats.org/wordprocessingml/2006/main" xmlns:w14="http://schemas.microsoft.com/office/word/2010/wordml" xmlns:w15="http://schemas.microsoft.com/office/word/2012/wordml" xmlns:wpg="http://schemas.microsoft.com/office/word/2010/wordprocessingGroup" xmlns:wpi="http://schemas.microsoft.com/office/word/2010/wordprocessingInk" xmlns:wne="http://schemas.microsoft.com/office/word/2006/wordml" xmlns:wps="http://schemas.microsoft.com/office/word/2010/wordprocessingShape" mc:Ignorable="w14 w15 wp14">
   <w:abstractNum w:abstractNumId="1" w15:restartNumberingAfterBreak="0">
     <w:multiLevelType w:val="hybridMultilevel"/>
-    <w:lvl w:ilvl="0" w15:tentative="1">
+    <w:lvl w:ilvl="0" w:tentative="1">
       <w:start w:val="1"/>
       <w:numFmt w:val="bullet"/>
       <w:lvlText w:val="●"/>
@@ -5102,7 +5812,7 @@
         <w:ind w:left="720" w:hanging="360"/>
       </w:pPr>
     </w:lvl>
-    <w:lvl w:ilvl="1" w15:tentative="1">
+    <w:lvl w:ilvl="1" w:tentative="1">
       <w:start w:val="1"/>
       <w:numFmt w:val="bullet"/>
       <w:lvlText w:val="○"/>
@@ -5111,7 +5821,7 @@
         <w:ind w:left="1440" w:hanging="360"/>
       </w:pPr>
     </w:lvl>
-    <w:lvl w:ilvl="2" w15:tentative="1">
+    <w:lvl w:ilvl="2" w:tentative="1">
       <w:start w:val="1"/>
       <w:numFmt w:val="bullet"/>
       <w:lvlText w:val="■"/>
@@ -5120,7 +5830,7 @@
         <w:ind w:left="2160" w:hanging="360"/>
       </w:pPr>
     </w:lvl>
-    <w:lvl w:ilvl="3" w15:tentative="1">
+    <w:lvl w:ilvl="3" w:tentative="1">
       <w:start w:val="1"/>
       <w:numFmt w:val="bullet"/>
       <w:lvlText w:val="●"/>
@@ -5129,7 +5839,7 @@
         <w:ind w:left="2880" w:hanging="360"/>
       </w:pPr>
     </w:lvl>
-    <w:lvl w:ilvl="4" w15:tentative="1">
+    <w:lvl w:ilvl="4" w:tentative="1">
       <w:start w:val="1"/>
       <w:numFmt w:val="bullet"/>
       <w:lvlText w:val="○"/>
@@ -5138,7 +5848,7 @@
         <w:ind w:left="3600" w:hanging="360"/>
       </w:pPr>
     </w:lvl>
-    <w:lvl w:ilvl="5" w15:tentative="1">
+    <w:lvl w:ilvl="5" w:tentative="1">
       <w:start w:val="1"/>
       <w:numFmt w:val="bullet"/>
       <w:lvlText w:val="■"/>
@@ -5147,7 +5857,7 @@
         <w:ind w:left="4320" w:hanging="360"/>
       </w:pPr>
     </w:lvl>
-    <w:lvl w:ilvl="6" w15:tentative="1">
+    <w:lvl w:ilvl="6" w:tentative="1">
       <w:start w:val="1"/>
       <w:numFmt w:val="bullet"/>
       <w:lvlText w:val="●"/>
@@ -5156,7 +5866,7 @@
         <w:ind w:left="5040" w:hanging="360"/>
       </w:pPr>
     </w:lvl>
-    <w:lvl w:ilvl="7" w15:tentative="1">
+    <w:lvl w:ilvl="7" w:tentative="1">
       <w:start w:val="1"/>
       <w:numFmt w:val="bullet"/>
       <w:lvlText w:val="●"/>
@@ -5165,7 +5875,7 @@
         <w:ind w:left="5760" w:hanging="360"/>
       </w:pPr>
     </w:lvl>
-    <w:lvl w:ilvl="8" w15:tentative="1">
+    <w:lvl w:ilvl="8" w:tentative="1">
       <w:start w:val="1"/>
       <w:numFmt w:val="bullet"/>
       <w:lvlText w:val="●"/>
@@ -5177,7 +5887,7 @@
   </w:abstractNum>
   <w:abstractNum w:abstractNumId="2" w15:restartNumberingAfterBreak="0">
     <w:multiLevelType w:val="hybridMultilevel"/>
-    <w:lvl w:ilvl="0" w15:tentative="1">
+    <w:lvl w:ilvl="0" w:tentative="1">
       <w:start w:val="1"/>
       <w:numFmt w:val="bullet"/>
       <w:lvlText w:val="•"/>
@@ -5189,7 +5899,7 @@
   </w:abstractNum>
   <w:abstractNum w:abstractNumId="3" w15:restartNumberingAfterBreak="0">
     <w:multiLevelType w:val="hybridMultilevel"/>
-    <w:lvl w:ilvl="0" w15:tentative="1">
+    <w:lvl w:ilvl="0" w:tentative="1">
       <w:start w:val="1"/>
       <w:numFmt w:val="decimal"/>
       <w:lvlText w:val="%1."/>
@@ -5220,37 +5930,9 @@
     </w:rPrDefault>
     <w:pPrDefault/>
   </w:docDefaults>
-  <w:style w:type="paragraph" w:styleId="Title">
-    <w:name w:val="Title"/>
-    <w:basedOn w:val="Normal"/>
-    <w:next w:val="Normal"/>
+  <w:style w:type="paragraph" w:styleId="Normal" w:default="1">
+    <w:name w:val="Normal"/>
     <w:qFormat/>
-    <w:rPr>
-      <w:sz w:val="56"/>
-      <w:szCs w:val="56"/>
-    </w:rPr>
-  </w:style>
-  <w:style w:type="paragraph" w:styleId="Heading1">
-    <w:name w:val="Heading 1"/>
-    <w:basedOn w:val="Normal"/>
-    <w:next w:val="Normal"/>
-    <w:qFormat/>
-    <w:rPr>
-      <w:color w:val="2E74B5"/>
-      <w:sz w:val="32"/>
-      <w:szCs w:val="32"/>
-    </w:rPr>
-  </w:style>
-  <w:style w:type="paragraph" w:styleId="Heading2">
-    <w:name w:val="Heading 2"/>
-    <w:basedOn w:val="Normal"/>
-    <w:next w:val="Normal"/>
-    <w:qFormat/>
-    <w:rPr>
-      <w:color w:val="2E74B5"/>
-      <w:sz w:val="26"/>
-      <w:szCs w:val="26"/>
-    </w:rPr>
   </w:style>
   <w:style w:type="paragraph" w:styleId="Heading3">
     <w:name w:val="Heading 3"/>
@@ -5443,4 +6125,294 @@
     </w:rPr>
   </w:style>
 </w:styles>
+</file>
+
+<file path=word/theme/theme1.xml><?xml version="1.0" encoding="utf-8"?>
+<a:theme xmlns:a="http://schemas.openxmlformats.org/drawingml/2006/main" name="Office Theme">
+  <a:themeElements>
+    <a:clrScheme name="Office">
+      <a:dk1>
+        <a:sysClr val="windowText" lastClr="000000"/>
+      </a:dk1>
+      <a:lt1>
+        <a:sysClr val="window" lastClr="FFFFFF"/>
+      </a:lt1>
+      <a:dk2>
+        <a:srgbClr val="44546A"/>
+      </a:dk2>
+      <a:lt2>
+        <a:srgbClr val="E7E6E6"/>
+      </a:lt2>
+      <a:accent1>
+        <a:srgbClr val="4472C4"/>
+      </a:accent1>
+      <a:accent2>
+        <a:srgbClr val="ED7D31"/>
+      </a:accent2>
+      <a:accent3>
+        <a:srgbClr val="A5A5A5"/>
+      </a:accent3>
+      <a:accent4>
+        <a:srgbClr val="FFC000"/>
+      </a:accent4>
+      <a:accent5>
+        <a:srgbClr val="5B9BD5"/>
+      </a:accent5>
+      <a:accent6>
+        <a:srgbClr val="70AD47"/>
+      </a:accent6>
+      <a:hlink>
+        <a:srgbClr val="0563C1"/>
+      </a:hlink>
+      <a:folHlink>
+        <a:srgbClr val="954F72"/>
+      </a:folHlink>
+    </a:clrScheme>
+    <a:fontScheme name="Office">
+      <a:majorFont>
+        <a:latin typeface="Calibri Light" panose="020F0302020204030204"/>
+        <a:ea typeface=""/>
+        <a:cs typeface=""/>
+        <a:font script="Jpan" typeface="游ゴシック Light"/>
+        <a:font script="Hang" typeface="맑은 고딕"/>
+        <a:font script="Hans" typeface="等线 Light"/>
+        <a:font script="Hant" typeface="新細明體"/>
+        <a:font script="Arab" typeface="Times New Roman"/>
+        <a:font script="Hebr" typeface="Times New Roman"/>
+        <a:font script="Thai" typeface="Angsana New"/>
+        <a:font script="Ethi" typeface="Nyala"/>
+        <a:font script="Beng" typeface="Vrinda"/>
+        <a:font script="Gujr" typeface="Shruti"/>
+        <a:font script="Khmr" typeface="MoolBoran"/>
+        <a:font script="Knda" typeface="Tunga"/>
+        <a:font script="Guru" typeface="Raavi"/>
+        <a:font script="Cans" typeface="Euphemia"/>
+        <a:font script="Cher" typeface="Plantagenet Cherokee"/>
+        <a:font script="Yiii" typeface="Microsoft Yi Baiti"/>
+        <a:font script="Tibt" typeface="Microsoft Himalaya"/>
+        <a:font script="Thaa" typeface="MV Boli"/>
+        <a:font script="Deva" typeface="Mangal"/>
+        <a:font script="Telu" typeface="Gautami"/>
+        <a:font script="Taml" typeface="Latha"/>
+        <a:font script="Syrc" typeface="Estrangelo Edessa"/>
+        <a:font script="Orya" typeface="Kalinga"/>
+        <a:font script="Mlym" typeface="Kartika"/>
+        <a:font script="Laoo" typeface="DokChampa"/>
+        <a:font script="Sinh" typeface="Iskoola Pota"/>
+        <a:font script="Mong" typeface="Mongolian Baiti"/>
+        <a:font script="Viet" typeface="Times New Roman"/>
+        <a:font script="Uigh" typeface="Microsoft Uighur"/>
+        <a:font script="Geor" typeface="Sylfaen"/>
+        <a:font script="Armn" typeface="Arial"/>
+        <a:font script="Bugi" typeface="Leelawadee UI"/>
+        <a:font script="Bopo" typeface="Microsoft JhengHei"/>
+        <a:font script="Java" typeface="Javanese Text"/>
+        <a:font script="Lisu" typeface="Segoe UI"/>
+        <a:font script="Mymr" typeface="Myanmar Text"/>
+        <a:font script="Nkoo" typeface="Ebrima"/>
+        <a:font script="Olck" typeface="Nirmala UI"/>
+        <a:font script="Osma" typeface="Ebrima"/>
+        <a:font script="Phag" typeface="Phagspa"/>
+        <a:font script="Syrn" typeface="Estrangelo Edessa"/>
+        <a:font script="Syrj" typeface="Estrangelo Edessa"/>
+        <a:font script="Syre" typeface="Estrangelo Edessa"/>
+        <a:font script="Sora" typeface="Nirmala UI"/>
+        <a:font script="Tale" typeface="Microsoft Tai Le"/>
+        <a:font script="Talu" typeface="Microsoft New Tai Lue"/>
+        <a:font script="Tfng" typeface="Ebrima"/>
+      </a:majorFont>
+      <a:minorFont>
+        <a:latin typeface="Calibri" panose="020F0502020204030204"/>
+        <a:ea typeface=""/>
+        <a:cs typeface=""/>
+        <a:font script="Jpan" typeface="游明朝"/>
+        <a:font script="Hang" typeface="맑은 고딕"/>
+        <a:font script="Hans" typeface="等线"/>
+        <a:font script="Hant" typeface="新細明體"/>
+        <a:font script="Arab" typeface="Arial"/>
+        <a:font script="Hebr" typeface="Arial"/>
+        <a:font script="Thai" typeface="Cordia New"/>
+        <a:font script="Ethi" typeface="Nyala"/>
+        <a:font script="Beng" typeface="Vrinda"/>
+        <a:font script="Gujr" typeface="Shruti"/>
+        <a:font script="Khmr" typeface="DaunPenh"/>
+        <a:font script="Knda" typeface="Tunga"/>
+        <a:font script="Guru" typeface="Raavi"/>
+        <a:font script="Cans" typeface="Euphemia"/>
+        <a:font script="Cher" typeface="Plantagenet Cherokee"/>
+        <a:font script="Yiii" typeface="Microsoft Yi Baiti"/>
+        <a:font script="Tibt" typeface="Microsoft Himalaya"/>
+        <a:font script="Thaa" typeface="MV Boli"/>
+        <a:font script="Deva" typeface="Mangal"/>
+        <a:font script="Telu" typeface="Gautami"/>
+        <a:font script="Taml" typeface="Latha"/>
+        <a:font script="Syrc" typeface="Estrangelo Edessa"/>
+        <a:font script="Orya" typeface="Kalinga"/>
+        <a:font script="Mlym" typeface="Kartika"/>
+        <a:font script="Laoo" typeface="DokChampa"/>
+        <a:font script="Sinh" typeface="Iskoola Pota"/>
+        <a:font script="Mong" typeface="Mongolian Baiti"/>
+        <a:font script="Viet" typeface="Arial"/>
+        <a:font script="Uigh" typeface="Microsoft Uighur"/>
+        <a:font script="Geor" typeface="Sylfaen"/>
+        <a:font script="Armn" typeface="Arial"/>
+        <a:font script="Bugi" typeface="Leelawadee UI"/>
+        <a:font script="Bopo" typeface="Microsoft JhengHei"/>
+        <a:font script="Java" typeface="Javanese Text"/>
+        <a:font script="Lisu" typeface="Segoe UI"/>
+        <a:font script="Mymr" typeface="Myanmar Text"/>
+        <a:font script="Nkoo" typeface="Ebrima"/>
+        <a:font script="Olck" typeface="Nirmala UI"/>
+        <a:font script="Osma" typeface="Ebrima"/>
+        <a:font script="Phag" typeface="Phagspa"/>
+        <a:font script="Syrn" typeface="Estrangelo Edessa"/>
+        <a:font script="Syrj" typeface="Estrangelo Edessa"/>
+        <a:font script="Syre" typeface="Estrangelo Edessa"/>
+        <a:font script="Sora" typeface="Nirmala UI"/>
+        <a:font script="Tale" typeface="Microsoft Tai Le"/>
+        <a:font script="Talu" typeface="Microsoft New Tai Lue"/>
+        <a:font script="Tfng" typeface="Ebrima"/>
+      </a:minorFont>
+    </a:fontScheme>
+    <a:fmtScheme name="Office">
+      <a:fillStyleLst>
+        <a:solidFill>
+          <a:schemeClr val="phClr"/>
+        </a:solidFill>
+        <a:gradFill rotWithShape="true">
+          <a:gsLst>
+            <a:gs pos="0">
+              <a:schemeClr val="phClr">
+                <a:lumMod val="110000"/>
+                <a:satMod val="105000"/>
+                <a:tint val="67000"/>
+              </a:schemeClr>
+            </a:gs>
+            <a:gs pos="50000">
+              <a:schemeClr val="phClr">
+                <a:lumMod val="105000"/>
+                <a:satMod val="103000"/>
+                <a:tint val="73000"/>
+              </a:schemeClr>
+            </a:gs>
+            <a:gs pos="100000">
+              <a:schemeClr val="phClr">
+                <a:lumMod val="105000"/>
+                <a:satMod val="109000"/>
+                <a:tint val="81000"/>
+              </a:schemeClr>
+            </a:gs>
+          </a:gsLst>
+          <a:lin ang="5400000" scaled="false"/>
+        </a:gradFill>
+        <a:gradFill rotWithShape="true">
+          <a:gsLst>
+            <a:gs pos="0">
+              <a:schemeClr val="phClr">
+                <a:satMod val="103000"/>
+                <a:lumMod val="102000"/>
+                <a:tint val="94000"/>
+              </a:schemeClr>
+            </a:gs>
+            <a:gs pos="50000">
+              <a:schemeClr val="phClr">
+                <a:satMod val="110000"/>
+                <a:lumMod val="100000"/>
+                <a:shade val="100000"/>
+              </a:schemeClr>
+            </a:gs>
+            <a:gs pos="100000">
+              <a:schemeClr val="phClr">
+                <a:lumMod val="99000"/>
+                <a:satMod val="120000"/>
+                <a:shade val="78000"/>
+              </a:schemeClr>
+            </a:gs>
+          </a:gsLst>
+          <a:lin ang="5400000" scaled="false"/>
+        </a:gradFill>
+      </a:fillStyleLst>
+      <a:lnStyleLst>
+        <a:ln w="6350" cap="flat" cmpd="sng" algn="ctr">
+          <a:solidFill>
+            <a:schemeClr val="phClr"/>
+          </a:solidFill>
+          <a:prstDash val="solid"/>
+          <a:miter lim="800000"/>
+        </a:ln>
+        <a:ln w="12700" cap="flat" cmpd="sng" algn="ctr">
+          <a:solidFill>
+            <a:schemeClr val="phClr"/>
+          </a:solidFill>
+          <a:prstDash val="solid"/>
+          <a:miter lim="800000"/>
+        </a:ln>
+        <a:ln w="19050" cap="flat" cmpd="sng" algn="ctr">
+          <a:solidFill>
+            <a:schemeClr val="phClr"/>
+          </a:solidFill>
+          <a:prstDash val="solid"/>
+          <a:miter lim="800000"/>
+        </a:ln>
+      </a:lnStyleLst>
+      <a:effectStyleLst>
+        <a:effectStyle>
+          <a:effectLst/>
+        </a:effectStyle>
+        <a:effectStyle>
+          <a:effectLst/>
+        </a:effectStyle>
+        <a:effectStyle>
+          <a:effectLst>
+            <a:outerShdw blurRad="57150" dist="19050" dir="5400000" algn="ctr" rotWithShape="false">
+              <a:srgbClr val="000000">
+                <a:alpha val="63000"/>
+              </a:srgbClr>
+            </a:outerShdw>
+          </a:effectLst>
+        </a:effectStyle>
+      </a:effectStyleLst>
+      <a:bgFillStyleLst>
+        <a:solidFill>
+          <a:schemeClr val="phClr"/>
+        </a:solidFill>
+        <a:solidFill>
+          <a:schemeClr val="phClr">
+            <a:tint val="95000"/>
+            <a:satMod val="170000"/>
+          </a:schemeClr>
+        </a:solidFill>
+        <a:gradFill rotWithShape="true">
+          <a:gsLst>
+            <a:gs pos="0">
+              <a:schemeClr val="phClr">
+                <a:tint val="93000"/>
+                <a:satMod val="150000"/>
+                <a:shade val="98000"/>
+                <a:lumMod val="102000"/>
+              </a:schemeClr>
+            </a:gs>
+            <a:gs pos="50000">
+              <a:schemeClr val="phClr">
+                <a:tint val="98000"/>
+                <a:satMod val="130000"/>
+                <a:shade val="90000"/>
+                <a:lumMod val="103000"/>
+              </a:schemeClr>
+            </a:gs>
+            <a:gs pos="100000">
+              <a:schemeClr val="phClr">
+                <a:shade val="63000"/>
+                <a:satMod val="120000"/>
+              </a:schemeClr>
+            </a:gs>
+          </a:gsLst>
+          <a:lin ang="5400000" scaled="false"/>
+        </a:gradFill>
+      </a:bgFillStyleLst>
+    </a:fmtScheme>
+  </a:themeElements>
+  <a:objectDefaults/>
+  <a:extraClrSchemeLst/>
+</a:theme>
 </file>
--- a/docs/legal/dist/sponsorship-agreement.docx
+++ b/docs/legal/dist/sponsorship-agreement.docx
@@ -5716,9 +5716,14 @@
       </w:tr>
     </w:tbl>
     <w:sectPr>
+      <w:headerReference w:type="default" r:id="rId6"/>
+      <w:headerReference w:type="first" r:id="rId7"/>
+      <w:footerReference w:type="default" r:id="rId8"/>
+      <w:footerReference w:type="first" r:id="rId9"/>
       <w:pgSz w:w="11906" w:h="16838" w:orient="portrait"/>
       <w:pgMar w:top="1000" w:right="1000" w:bottom="1000" w:left="1000" w:header="708" w:footer="708" w:gutter="0"/>
       <w:pgNumType/>
+      <w:titlePg/>
       <w:docGrid w:linePitch="360"/>
     </w:sectPr>
   </w:body>
@@ -5762,6 +5767,60 @@
 </w:endnotes>
 </file>
 
+<file path=word/footer1.xml><?xml version="1.0" encoding="utf-8"?>
+<w:ftr xmlns:wpc="http://schemas.microsoft.com/office/word/2010/wordprocessingCanvas" xmlns:mc="http://schemas.openxmlformats.org/markup-compatibility/2006" xmlns:o="urn:schemas-microsoft-com:office:office" xmlns:r="http://schemas.openxmlformats.org/officeDocument/2006/relationships" xmlns:m="http://schemas.openxmlformats.org/officeDocument/2006/math" xmlns:v="urn:schemas-microsoft-com:vml" xmlns:wp14="http://schemas.microsoft.com/office/word/2010/wordprocessingDrawing" xmlns:wp="http://schemas.openxmlformats.org/drawingml/2006/wordprocessingDrawing" xmlns:w10="urn:schemas-microsoft-com:office:word" xmlns:w="http://schemas.openxmlformats.org/wordprocessingml/2006/main" xmlns:w14="http://schemas.microsoft.com/office/word/2010/wordml" xmlns:w15="http://schemas.microsoft.com/office/word/2012/wordml" xmlns:wpg="http://schemas.microsoft.com/office/word/2010/wordprocessingGroup" xmlns:wpi="http://schemas.microsoft.com/office/word/2010/wordprocessingInk" xmlns:wne="http://schemas.microsoft.com/office/word/2006/wordml" xmlns:wps="http://schemas.microsoft.com/office/word/2010/wordprocessingShape">
+  <w:p>
+    <w:pPr>
+      <w:jc w:val="center"/>
+    </w:pPr>
+    <w:r>
+      <w:rPr>
+        <w:rFonts w:ascii="Arial" w:cs="Arial" w:eastAsia="Arial" w:hAnsi="Arial"/>
+        <w:color w:val="5A6A72"/>
+        <w:sz w:val="16"/>
+        <w:szCs w:val="16"/>
+      </w:rPr>
+      <w:fldChar w:fldCharType="begin"/>
+      <w:instrText xml:space="preserve">PAGE</w:instrText>
+      <w:fldChar w:fldCharType="separate"/>
+      <w:fldChar w:fldCharType="end"/>
+      <w:t xml:space="preserve"> / </w:t>
+      <w:fldChar w:fldCharType="begin"/>
+      <w:instrText xml:space="preserve">NUMPAGES</w:instrText>
+      <w:fldChar w:fldCharType="separate"/>
+      <w:fldChar w:fldCharType="end"/>
+    </w:r>
+  </w:p>
+</w:ftr>
+</file>
+
+<file path=word/footer2.xml><?xml version="1.0" encoding="utf-8"?>
+<w:ftr xmlns:wpc="http://schemas.microsoft.com/office/word/2010/wordprocessingCanvas" xmlns:mc="http://schemas.openxmlformats.org/markup-compatibility/2006" xmlns:o="urn:schemas-microsoft-com:office:office" xmlns:r="http://schemas.openxmlformats.org/officeDocument/2006/relationships" xmlns:m="http://schemas.openxmlformats.org/officeDocument/2006/math" xmlns:v="urn:schemas-microsoft-com:vml" xmlns:wp14="http://schemas.microsoft.com/office/word/2010/wordprocessingDrawing" xmlns:wp="http://schemas.openxmlformats.org/drawingml/2006/wordprocessingDrawing" xmlns:w10="urn:schemas-microsoft-com:office:word" xmlns:w="http://schemas.openxmlformats.org/wordprocessingml/2006/main" xmlns:w14="http://schemas.microsoft.com/office/word/2010/wordml" xmlns:w15="http://schemas.microsoft.com/office/word/2012/wordml" xmlns:wpg="http://schemas.microsoft.com/office/word/2010/wordprocessingGroup" xmlns:wpi="http://schemas.microsoft.com/office/word/2010/wordprocessingInk" xmlns:wne="http://schemas.microsoft.com/office/word/2006/wordml" xmlns:wps="http://schemas.microsoft.com/office/word/2010/wordprocessingShape">
+  <w:p>
+    <w:pPr>
+      <w:jc w:val="center"/>
+    </w:pPr>
+    <w:r>
+      <w:rPr>
+        <w:rFonts w:ascii="Arial" w:cs="Arial" w:eastAsia="Arial" w:hAnsi="Arial"/>
+        <w:color w:val="5A6A72"/>
+        <w:sz w:val="16"/>
+        <w:szCs w:val="16"/>
+      </w:rPr>
+      <w:fldChar w:fldCharType="begin"/>
+      <w:instrText xml:space="preserve">PAGE</w:instrText>
+      <w:fldChar w:fldCharType="separate"/>
+      <w:fldChar w:fldCharType="end"/>
+      <w:t xml:space="preserve"> / </w:t>
+      <w:fldChar w:fldCharType="begin"/>
+      <w:instrText xml:space="preserve">NUMPAGES</w:instrText>
+      <w:fldChar w:fldCharType="separate"/>
+      <w:fldChar w:fldCharType="end"/>
+    </w:r>
+  </w:p>
+</w:ftr>
+</file>
+
 <file path=word/footnotes.xml><?xml version="1.0" encoding="utf-8"?>
 <w:footnotes xmlns:wpc="http://schemas.microsoft.com/office/word/2010/wordprocessingCanvas" xmlns:mc="http://schemas.openxmlformats.org/markup-compatibility/2006" xmlns:o="urn:schemas-microsoft-com:office:office" xmlns:r="http://schemas.openxmlformats.org/officeDocument/2006/relationships" xmlns:m="http://schemas.openxmlformats.org/officeDocument/2006/math" xmlns:v="urn:schemas-microsoft-com:vml" xmlns:wp14="http://schemas.microsoft.com/office/word/2010/wordprocessingDrawing" xmlns:wp="http://schemas.openxmlformats.org/drawingml/2006/wordprocessingDrawing" xmlns:w10="urn:schemas-microsoft-com:office:word" xmlns:w="http://schemas.openxmlformats.org/wordprocessingml/2006/main" xmlns:w14="http://schemas.microsoft.com/office/word/2010/wordml" xmlns:w15="http://schemas.microsoft.com/office/word/2012/wordml" xmlns:wpg="http://schemas.microsoft.com/office/word/2010/wordprocessingGroup" xmlns:wpi="http://schemas.microsoft.com/office/word/2010/wordprocessingInk" xmlns:wne="http://schemas.microsoft.com/office/word/2006/wordml" xmlns:wps="http://schemas.microsoft.com/office/word/2010/wordprocessingShape" mc:Ignorable="w14 w15 wp14">
   <w:footnote w:type="separator" w:id="-1">
@@ -5797,6 +5856,29 @@
     </w:p>
   </w:footnote>
 </w:footnotes>
+</file>
+
+<file path=word/header1.xml><?xml version="1.0" encoding="utf-8"?>
+<w:hdr xmlns:wpc="http://schemas.microsoft.com/office/word/2010/wordprocessingCanvas" xmlns:mc="http://schemas.openxmlformats.org/markup-compatibility/2006" xmlns:o="urn:schemas-microsoft-com:office:office" xmlns:r="http://schemas.openxmlformats.org/officeDocument/2006/relationships" xmlns:m="http://schemas.openxmlformats.org/officeDocument/2006/math" xmlns:v="urn:schemas-microsoft-com:vml" xmlns:wp14="http://schemas.microsoft.com/office/word/2010/wordprocessingDrawing" xmlns:wp="http://schemas.openxmlformats.org/drawingml/2006/wordprocessingDrawing" xmlns:w10="urn:schemas-microsoft-com:office:word" xmlns:w="http://schemas.openxmlformats.org/wordprocessingml/2006/main" xmlns:w14="http://schemas.microsoft.com/office/word/2010/wordml" xmlns:w15="http://schemas.microsoft.com/office/word/2012/wordml" xmlns:wpg="http://schemas.microsoft.com/office/word/2010/wordprocessingGroup" xmlns:wpi="http://schemas.microsoft.com/office/word/2010/wordprocessingInk" xmlns:wne="http://schemas.microsoft.com/office/word/2006/wordml" xmlns:wps="http://schemas.microsoft.com/office/word/2010/wordprocessingShape" xmlns:cx="http://schemas.microsoft.com/office/drawing/2014/chartex" xmlns:cx1="http://schemas.microsoft.com/office/drawing/2015/9/8/chartex" xmlns:cx2="http://schemas.microsoft.com/office/drawing/2015/10/21/chartex" xmlns:cx3="http://schemas.microsoft.com/office/drawing/2016/5/9/chartex" xmlns:cx4="http://schemas.microsoft.com/office/drawing/2016/5/10/chartex" xmlns:cx5="http://schemas.microsoft.com/office/drawing/2016/5/11/chartex" xmlns:cx6="http://schemas.microsoft.com/office/drawing/2016/5/12/chartex" xmlns:cx7="http://schemas.microsoft.com/office/drawing/2016/5/13/chartex" xmlns:cx8="http://schemas.microsoft.com/office/drawing/2016/5/14/chartex" xmlns:w16cid="http://schemas.microsoft.com/office/word/2016/wordml/cid" xmlns:w16se="http://schemas.microsoft.com/office/word/2015/wordml/symex">
+  <w:p>
+    <w:pPr>
+      <w:jc w:val="right"/>
+    </w:pPr>
+    <w:r>
+      <w:rPr>
+        <w:rFonts w:ascii="Arial" w:cs="Arial" w:eastAsia="Arial" w:hAnsi="Arial"/>
+        <w:color w:val="5A6A72"/>
+        <w:sz w:val="16"/>
+        <w:szCs w:val="16"/>
+      </w:rPr>
+      <w:t xml:space="preserve">Ugovor o sponzorstvu i pravila o sponzorstvima</w:t>
+    </w:r>
+  </w:p>
+</w:hdr>
+</file>
+
+<file path=word/header2.xml><?xml version="1.0" encoding="utf-8"?>
+<w:hdr xmlns:wpc="http://schemas.microsoft.com/office/word/2010/wordprocessingCanvas" xmlns:mc="http://schemas.openxmlformats.org/markup-compatibility/2006" xmlns:o="urn:schemas-microsoft-com:office:office" xmlns:r="http://schemas.openxmlformats.org/officeDocument/2006/relationships" xmlns:m="http://schemas.openxmlformats.org/officeDocument/2006/math" xmlns:v="urn:schemas-microsoft-com:vml" xmlns:wp14="http://schemas.microsoft.com/office/word/2010/wordprocessingDrawing" xmlns:wp="http://schemas.openxmlformats.org/drawingml/2006/wordprocessingDrawing" xmlns:w10="urn:schemas-microsoft-com:office:word" xmlns:w="http://schemas.openxmlformats.org/wordprocessingml/2006/main" xmlns:w14="http://schemas.microsoft.com/office/word/2010/wordml" xmlns:w15="http://schemas.microsoft.com/office/word/2012/wordml" xmlns:wpg="http://schemas.microsoft.com/office/word/2010/wordprocessingGroup" xmlns:wpi="http://schemas.microsoft.com/office/word/2010/wordprocessingInk" xmlns:wne="http://schemas.microsoft.com/office/word/2006/wordml" xmlns:wps="http://schemas.microsoft.com/office/word/2010/wordprocessingShape" xmlns:cx="http://schemas.microsoft.com/office/drawing/2014/chartex" xmlns:cx1="http://schemas.microsoft.com/office/drawing/2015/9/8/chartex" xmlns:cx2="http://schemas.microsoft.com/office/drawing/2015/10/21/chartex" xmlns:cx3="http://schemas.microsoft.com/office/drawing/2016/5/9/chartex" xmlns:cx4="http://schemas.microsoft.com/office/drawing/2016/5/10/chartex" xmlns:cx5="http://schemas.microsoft.com/office/drawing/2016/5/11/chartex" xmlns:cx6="http://schemas.microsoft.com/office/drawing/2016/5/12/chartex" xmlns:cx7="http://schemas.microsoft.com/office/drawing/2016/5/13/chartex" xmlns:cx8="http://schemas.microsoft.com/office/drawing/2016/5/14/chartex" xmlns:w16cid="http://schemas.microsoft.com/office/word/2016/wordml/cid" xmlns:w16se="http://schemas.microsoft.com/office/word/2015/wordml/symex"/>
 </file>
 
 <file path=word/numbering.xml><?xml version="1.0" encoding="utf-8"?>
